--- a/module_projet/Template_DossierProjet_DWWM_hunik_academy.docx
+++ b/module_projet/Template_DossierProjet_DWWM_hunik_academy.docx
@@ -699,22 +699,7 @@
             <w:rPr/>
           </w:pPr>
           <w:r>
-            <w:fldChar w:fldCharType="begin"/>
-          </w:r>
-          <w:r>
             <w:rPr/>
-            <w:instrText xml:space="preserve"> TOC \o "1-3" \h</w:instrText>
-          </w:r>
-          <w:r>
-            <w:rPr/>
-            <w:fldChar w:fldCharType="separate"/>
-          </w:r>
-          <w:r>
-            <w:rPr/>
-          </w:r>
-          <w:r>
-            <w:rPr/>
-            <w:fldChar w:fldCharType="end"/>
           </w:r>
         </w:p>
       </w:sdtContent>
@@ -799,6 +784,387 @@
       <w:r>
         <w:rPr/>
         <w:t>Bloc 1 – Développer la partie front-end d'une application web ou web mobile sécurisée</w:t>
+      </w:r>
+    </w:p>
+    <w:p>
+      <w:pPr>
+        <w:pStyle w:val="ListParagraph"/>
+        <w:numPr>
+          <w:ilvl w:val="0"/>
+          <w:numId w:val="7"/>
+        </w:numPr>
+        <w:rPr/>
+      </w:pPr>
+      <w:r>
+        <w:rPr/>
+        <w:t>Installer et configurer son environnement de travail en fonction du projet web ou web mobile</w:t>
+      </w:r>
+    </w:p>
+    <w:p>
+      <w:pPr>
+        <w:pStyle w:val="ListParagraph"/>
+        <w:numPr>
+          <w:ilvl w:val="0"/>
+          <w:numId w:val="4"/>
+        </w:numPr>
+        <w:rPr/>
+      </w:pPr>
+      <w:r>
+        <w:rPr/>
+        <w:t>Maquetter des interfaces utilisateur web ou web mobile</w:t>
+      </w:r>
+    </w:p>
+    <w:p>
+      <w:pPr>
+        <w:pStyle w:val="ListParagraph"/>
+        <w:numPr>
+          <w:ilvl w:val="0"/>
+          <w:numId w:val="4"/>
+        </w:numPr>
+        <w:rPr/>
+      </w:pPr>
+      <w:r>
+        <w:rPr/>
+        <w:t>Réaliser des interfaces utilisateur statiques web ou web mobile</w:t>
+      </w:r>
+    </w:p>
+    <w:p>
+      <w:pPr>
+        <w:pStyle w:val="ListParagraph"/>
+        <w:numPr>
+          <w:ilvl w:val="0"/>
+          <w:numId w:val="4"/>
+        </w:numPr>
+        <w:rPr/>
+      </w:pPr>
+      <w:r>
+        <w:rPr/>
+        <w:t>Développer la partie dynamique des interfaces utilisateur web ou web mobile</w:t>
+      </w:r>
+    </w:p>
+    <w:p>
+      <w:pPr>
+        <w:pStyle w:val="Normal"/>
+        <w:spacing w:before="0" w:after="160"/>
+        <w:rPr/>
+      </w:pPr>
+      <w:r>
+        <w:rPr/>
+      </w:r>
+    </w:p>
+    <w:p>
+      <w:pPr>
+        <w:pStyle w:val="Heading2"/>
+        <w:rPr/>
+      </w:pPr>
+      <w:r>
+        <w:rPr/>
+        <w:t>Bloc 2 – Développer la partie back-end d'une application web ou web mobile sécurisée</w:t>
+      </w:r>
+    </w:p>
+    <w:p>
+      <w:pPr>
+        <w:pStyle w:val="ListParagraph"/>
+        <w:numPr>
+          <w:ilvl w:val="0"/>
+          <w:numId w:val="4"/>
+        </w:numPr>
+        <w:rPr/>
+      </w:pPr>
+      <w:r>
+        <w:rPr/>
+        <w:t>Mettre en place une base de données relationnelle</w:t>
+      </w:r>
+    </w:p>
+    <w:p>
+      <w:pPr>
+        <w:pStyle w:val="ListParagraph"/>
+        <w:numPr>
+          <w:ilvl w:val="0"/>
+          <w:numId w:val="4"/>
+        </w:numPr>
+        <w:rPr/>
+      </w:pPr>
+      <w:r>
+        <w:rPr/>
+        <w:t>Développer des composants d'accès aux données SQL et NoSQL</w:t>
+      </w:r>
+    </w:p>
+    <w:p>
+      <w:pPr>
+        <w:pStyle w:val="ListParagraph"/>
+        <w:numPr>
+          <w:ilvl w:val="0"/>
+          <w:numId w:val="4"/>
+        </w:numPr>
+        <w:rPr/>
+      </w:pPr>
+      <w:r>
+        <w:rPr/>
+        <w:t>Développer des composants métier côté serveur</w:t>
+      </w:r>
+    </w:p>
+    <w:p>
+      <w:pPr>
+        <w:pStyle w:val="ListParagraph"/>
+        <w:numPr>
+          <w:ilvl w:val="0"/>
+          <w:numId w:val="4"/>
+        </w:numPr>
+        <w:rPr/>
+      </w:pPr>
+      <w:r>
+        <w:rPr/>
+        <w:t>Documenter le déploiement d'une application dynamique web ou web mobile</w:t>
+      </w:r>
+    </w:p>
+    <w:p>
+      <w:pPr>
+        <w:pStyle w:val="Normal"/>
+        <w:spacing w:before="0" w:after="160"/>
+        <w:rPr/>
+      </w:pPr>
+      <w:r>
+        <w:rPr/>
+      </w:r>
+    </w:p>
+    <w:p>
+      <w:pPr>
+        <w:pStyle w:val="Heading2"/>
+        <w:rPr/>
+      </w:pPr>
+      <w:r>
+        <w:rPr/>
+        <w:t>Compétences transversales</w:t>
+      </w:r>
+    </w:p>
+    <w:p>
+      <w:pPr>
+        <w:pStyle w:val="ListParagraph"/>
+        <w:numPr>
+          <w:ilvl w:val="0"/>
+          <w:numId w:val="4"/>
+        </w:numPr>
+        <w:rPr/>
+      </w:pPr>
+      <w:r>
+        <w:rPr/>
+        <w:t>Communiquer en français et en anglais</w:t>
+      </w:r>
+    </w:p>
+    <w:p>
+      <w:pPr>
+        <w:pStyle w:val="ListParagraph"/>
+        <w:numPr>
+          <w:ilvl w:val="0"/>
+          <w:numId w:val="4"/>
+        </w:numPr>
+        <w:rPr/>
+      </w:pPr>
+      <w:r>
+        <w:rPr/>
+        <w:t>Mettre en œuvre une démarche de résolution de problème</w:t>
+      </w:r>
+    </w:p>
+    <w:p>
+      <w:pPr>
+        <w:pStyle w:val="ListParagraph"/>
+        <w:numPr>
+          <w:ilvl w:val="0"/>
+          <w:numId w:val="4"/>
+        </w:numPr>
+        <w:rPr/>
+      </w:pPr>
+      <w:r>
+        <w:rPr/>
+        <w:t>Apprendre en continu</w:t>
+      </w:r>
+    </w:p>
+    <w:p>
+      <w:pPr>
+        <w:pStyle w:val="Normal"/>
+        <w:rPr/>
+      </w:pPr>
+      <w:r>
+        <w:rPr/>
+      </w:r>
+      <w:r>
+        <w:br w:type="page"/>
+      </w:r>
+    </w:p>
+    <w:p>
+      <w:pPr>
+        <w:pStyle w:val="Heading1"/>
+        <w:spacing w:before="0" w:after="200"/>
+        <w:rPr/>
+      </w:pPr>
+      <w:r>
+        <w:rPr>
+          <w:b/>
+          <w:bCs/>
+        </w:rPr>
+        <w:t>2. EXPRESSION DES BESOINS DU PROJET</w:t>
+      </w:r>
+    </w:p>
+    <w:p>
+      <w:pPr>
+        <w:pStyle w:val="Normal"/>
+        <w:spacing w:before="80" w:after="200"/>
+        <w:rPr/>
+      </w:pPr>
+      <w:r>
+        <w:rPr>
+          <w:i/>
+          <w:iCs/>
+          <w:color w:val="666666"/>
+          <w:sz w:val="20"/>
+          <w:szCs w:val="20"/>
+        </w:rPr>
+        <w:t xml:space="preserve">💡 </w:t>
+      </w:r>
+      <w:r>
+        <w:rPr>
+          <w:i/>
+          <w:iCs/>
+          <w:color w:val="666666"/>
+          <w:sz w:val="20"/>
+          <w:szCs w:val="20"/>
+        </w:rPr>
+        <w:t>Définissez clairement ce que le projet doit accomplir, à qui il est destiné, et ce qu'il ne fera pas.</w:t>
+      </w:r>
+    </w:p>
+    <w:p>
+      <w:pPr>
+        <w:pStyle w:val="Heading2"/>
+        <w:rPr/>
+      </w:pPr>
+      <w:r>
+        <w:rPr/>
+        <w:t>2.1 Présentation générale du projet</w:t>
+      </w:r>
+    </w:p>
+    <w:p>
+      <w:pPr>
+        <w:pStyle w:val="Normal"/>
+        <w:spacing w:before="0" w:after="160"/>
+        <w:rPr/>
+      </w:pPr>
+      <w:r>
+        <w:rPr>
+          <w:i/>
+          <w:iCs/>
+          <w:color w:val="555555"/>
+        </w:rPr>
+        <w:t>Décrivez le projet en quelques phrases : de quoi s'agit-il ? Quel problème résout-il ?</w:t>
+      </w:r>
+    </w:p>
+    <w:p>
+      <w:pPr>
+        <w:pStyle w:val="Normal"/>
+        <w:rPr/>
+      </w:pPr>
+      <w:r>
+        <w:rPr/>
+      </w:r>
+    </w:p>
+    <w:p>
+      <w:pPr>
+        <w:pStyle w:val="Normal"/>
+        <w:rPr/>
+      </w:pPr>
+      <w:r>
+        <w:rPr/>
+      </w:r>
+    </w:p>
+    <w:p>
+      <w:pPr>
+        <w:pStyle w:val="Normal"/>
+        <w:rPr/>
+      </w:pPr>
+      <w:r>
+        <w:rPr/>
+      </w:r>
+    </w:p>
+    <w:p>
+      <w:pPr>
+        <w:pStyle w:val="Heading2"/>
+        <w:rPr/>
+      </w:pPr>
+      <w:r>
+        <w:rPr/>
+        <w:t>2.2 Public cible</w:t>
+      </w:r>
+    </w:p>
+    <w:p>
+      <w:pPr>
+        <w:pStyle w:val="Normal"/>
+        <w:spacing w:before="0" w:after="160"/>
+        <w:rPr/>
+      </w:pPr>
+      <w:r>
+        <w:rPr>
+          <w:i/>
+          <w:iCs/>
+          <w:color w:val="555555"/>
+        </w:rPr>
+        <w:t>Qui sont les utilisateurs finaux de l'application ? Quels sont leurs profils et besoins ?</w:t>
+      </w:r>
+    </w:p>
+    <w:p>
+      <w:pPr>
+        <w:pStyle w:val="Normal"/>
+        <w:rPr/>
+      </w:pPr>
+      <w:r>
+        <w:rPr/>
+      </w:r>
+    </w:p>
+    <w:p>
+      <w:pPr>
+        <w:pStyle w:val="Normal"/>
+        <w:rPr/>
+      </w:pPr>
+      <w:r>
+        <w:rPr/>
+      </w:r>
+    </w:p>
+    <w:p>
+      <w:pPr>
+        <w:pStyle w:val="Heading2"/>
+        <w:rPr/>
+      </w:pPr>
+      <w:r>
+        <w:rPr/>
+        <w:t>2.3 Objectifs du projet</w:t>
+      </w:r>
+    </w:p>
+    <w:p>
+      <w:pPr>
+        <w:pStyle w:val="Normal"/>
+        <w:spacing w:before="0" w:after="160"/>
+        <w:rPr/>
+      </w:pPr>
+      <w:r>
+        <w:rPr>
+          <w:i/>
+          <w:iCs/>
+          <w:color w:val="555555"/>
+        </w:rPr>
+        <w:t>Listez les objectifs principaux à atteindre.</w:t>
+      </w:r>
+    </w:p>
+    <w:p>
+      <w:pPr>
+        <w:pStyle w:val="ListParagraph"/>
+        <w:numPr>
+          <w:ilvl w:val="0"/>
+          <w:numId w:val="8"/>
+        </w:numPr>
+        <w:rPr/>
+      </w:pPr>
+      <w:r>
+        <w:rPr/>
+        <w:t>Objectif 1 : …</w:t>
       </w:r>
     </w:p>
     <w:p>
@@ -812,7 +1178,7 @@
       </w:pPr>
       <w:r>
         <w:rPr/>
-        <w:t>Installer et configurer son environnement de travail en fonction du projet web ou web mobile</w:t>
+        <w:t>Objectif 2 : …</w:t>
       </w:r>
     </w:p>
     <w:p>
@@ -820,388 +1186,7 @@
         <w:pStyle w:val="ListParagraph"/>
         <w:numPr>
           <w:ilvl w:val="0"/>
-          <w:numId w:val="1"/>
-        </w:numPr>
-        <w:rPr/>
-      </w:pPr>
-      <w:r>
-        <w:rPr/>
-        <w:t>Maquetter des interfaces utilisateur web ou web mobile</w:t>
-      </w:r>
-    </w:p>
-    <w:p>
-      <w:pPr>
-        <w:pStyle w:val="ListParagraph"/>
-        <w:numPr>
-          <w:ilvl w:val="0"/>
-          <w:numId w:val="1"/>
-        </w:numPr>
-        <w:rPr/>
-      </w:pPr>
-      <w:r>
-        <w:rPr/>
-        <w:t>Réaliser des interfaces utilisateur statiques web ou web mobile</w:t>
-      </w:r>
-    </w:p>
-    <w:p>
-      <w:pPr>
-        <w:pStyle w:val="ListParagraph"/>
-        <w:numPr>
-          <w:ilvl w:val="0"/>
-          <w:numId w:val="1"/>
-        </w:numPr>
-        <w:rPr/>
-      </w:pPr>
-      <w:r>
-        <w:rPr/>
-        <w:t>Développer la partie dynamique des interfaces utilisateur web ou web mobile</w:t>
-      </w:r>
-    </w:p>
-    <w:p>
-      <w:pPr>
-        <w:pStyle w:val="Normal"/>
-        <w:spacing w:before="0" w:after="160"/>
-        <w:rPr/>
-      </w:pPr>
-      <w:r>
-        <w:rPr/>
-      </w:r>
-    </w:p>
-    <w:p>
-      <w:pPr>
-        <w:pStyle w:val="Heading2"/>
-        <w:rPr/>
-      </w:pPr>
-      <w:r>
-        <w:rPr/>
-        <w:t>Bloc 2 – Développer la partie back-end d'une application web ou web mobile sécurisée</w:t>
-      </w:r>
-    </w:p>
-    <w:p>
-      <w:pPr>
-        <w:pStyle w:val="ListParagraph"/>
-        <w:numPr>
-          <w:ilvl w:val="0"/>
-          <w:numId w:val="1"/>
-        </w:numPr>
-        <w:rPr/>
-      </w:pPr>
-      <w:r>
-        <w:rPr/>
-        <w:t>Mettre en place une base de données relationnelle</w:t>
-      </w:r>
-    </w:p>
-    <w:p>
-      <w:pPr>
-        <w:pStyle w:val="ListParagraph"/>
-        <w:numPr>
-          <w:ilvl w:val="0"/>
-          <w:numId w:val="1"/>
-        </w:numPr>
-        <w:rPr/>
-      </w:pPr>
-      <w:r>
-        <w:rPr/>
-        <w:t>Développer des composants d'accès aux données SQL et NoSQL</w:t>
-      </w:r>
-    </w:p>
-    <w:p>
-      <w:pPr>
-        <w:pStyle w:val="ListParagraph"/>
-        <w:numPr>
-          <w:ilvl w:val="0"/>
-          <w:numId w:val="1"/>
-        </w:numPr>
-        <w:rPr/>
-      </w:pPr>
-      <w:r>
-        <w:rPr/>
-        <w:t>Développer des composants métier côté serveur</w:t>
-      </w:r>
-    </w:p>
-    <w:p>
-      <w:pPr>
-        <w:pStyle w:val="ListParagraph"/>
-        <w:numPr>
-          <w:ilvl w:val="0"/>
-          <w:numId w:val="1"/>
-        </w:numPr>
-        <w:rPr/>
-      </w:pPr>
-      <w:r>
-        <w:rPr/>
-        <w:t>Documenter le déploiement d'une application dynamique web ou web mobile</w:t>
-      </w:r>
-    </w:p>
-    <w:p>
-      <w:pPr>
-        <w:pStyle w:val="Normal"/>
-        <w:spacing w:before="0" w:after="160"/>
-        <w:rPr/>
-      </w:pPr>
-      <w:r>
-        <w:rPr/>
-      </w:r>
-    </w:p>
-    <w:p>
-      <w:pPr>
-        <w:pStyle w:val="Heading2"/>
-        <w:rPr/>
-      </w:pPr>
-      <w:r>
-        <w:rPr/>
-        <w:t>Compétences transversales</w:t>
-      </w:r>
-    </w:p>
-    <w:p>
-      <w:pPr>
-        <w:pStyle w:val="ListParagraph"/>
-        <w:numPr>
-          <w:ilvl w:val="0"/>
-          <w:numId w:val="1"/>
-        </w:numPr>
-        <w:rPr/>
-      </w:pPr>
-      <w:r>
-        <w:rPr/>
-        <w:t>Communiquer en français et en anglais</w:t>
-      </w:r>
-    </w:p>
-    <w:p>
-      <w:pPr>
-        <w:pStyle w:val="ListParagraph"/>
-        <w:numPr>
-          <w:ilvl w:val="0"/>
-          <w:numId w:val="1"/>
-        </w:numPr>
-        <w:rPr/>
-      </w:pPr>
-      <w:r>
-        <w:rPr/>
-        <w:t>Mettre en œuvre une démarche de résolution de problème</w:t>
-      </w:r>
-    </w:p>
-    <w:p>
-      <w:pPr>
-        <w:pStyle w:val="ListParagraph"/>
-        <w:numPr>
-          <w:ilvl w:val="0"/>
-          <w:numId w:val="1"/>
-        </w:numPr>
-        <w:rPr/>
-      </w:pPr>
-      <w:r>
-        <w:rPr/>
-        <w:t>Apprendre en continu</w:t>
-      </w:r>
-    </w:p>
-    <w:p>
-      <w:pPr>
-        <w:pStyle w:val="Normal"/>
-        <w:rPr/>
-      </w:pPr>
-      <w:r>
-        <w:rPr/>
-      </w:r>
-      <w:r>
-        <w:br w:type="page"/>
-      </w:r>
-    </w:p>
-    <w:p>
-      <w:pPr>
-        <w:pStyle w:val="Heading1"/>
-        <w:spacing w:before="0" w:after="200"/>
-        <w:rPr/>
-      </w:pPr>
-      <w:r>
-        <w:rPr>
-          <w:b/>
-          <w:bCs/>
-        </w:rPr>
-        <w:t>2. EXPRESSION DES BESOINS DU PROJET</w:t>
-      </w:r>
-    </w:p>
-    <w:p>
-      <w:pPr>
-        <w:pStyle w:val="Normal"/>
-        <w:spacing w:before="80" w:after="200"/>
-        <w:rPr/>
-      </w:pPr>
-      <w:r>
-        <w:rPr>
-          <w:i/>
-          <w:iCs/>
-          <w:color w:val="666666"/>
-          <w:sz w:val="20"/>
-          <w:szCs w:val="20"/>
-        </w:rPr>
-        <w:t xml:space="preserve">💡 </w:t>
-      </w:r>
-      <w:r>
-        <w:rPr>
-          <w:i/>
-          <w:iCs/>
-          <w:color w:val="666666"/>
-          <w:sz w:val="20"/>
-          <w:szCs w:val="20"/>
-        </w:rPr>
-        <w:t>Définissez clairement ce que le projet doit accomplir, à qui il est destiné, et ce qu'il ne fera pas.</w:t>
-      </w:r>
-    </w:p>
-    <w:p>
-      <w:pPr>
-        <w:pStyle w:val="Heading2"/>
-        <w:rPr/>
-      </w:pPr>
-      <w:r>
-        <w:rPr/>
-        <w:t>2.1 Présentation générale du projet</w:t>
-      </w:r>
-    </w:p>
-    <w:p>
-      <w:pPr>
-        <w:pStyle w:val="Normal"/>
-        <w:spacing w:before="0" w:after="160"/>
-        <w:rPr/>
-      </w:pPr>
-      <w:r>
-        <w:rPr>
-          <w:i/>
-          <w:iCs/>
-          <w:color w:val="555555"/>
-        </w:rPr>
-        <w:t>Décrivez le projet en quelques phrases : de quoi s'agit-il ? Quel problème résout-il ?</w:t>
-      </w:r>
-    </w:p>
-    <w:p>
-      <w:pPr>
-        <w:pStyle w:val="Normal"/>
-        <w:rPr/>
-      </w:pPr>
-      <w:r>
-        <w:rPr/>
-      </w:r>
-    </w:p>
-    <w:p>
-      <w:pPr>
-        <w:pStyle w:val="Normal"/>
-        <w:rPr/>
-      </w:pPr>
-      <w:r>
-        <w:rPr/>
-      </w:r>
-    </w:p>
-    <w:p>
-      <w:pPr>
-        <w:pStyle w:val="Normal"/>
-        <w:rPr/>
-      </w:pPr>
-      <w:r>
-        <w:rPr/>
-      </w:r>
-    </w:p>
-    <w:p>
-      <w:pPr>
-        <w:pStyle w:val="Heading2"/>
-        <w:rPr/>
-      </w:pPr>
-      <w:r>
-        <w:rPr/>
-        <w:t>2.2 Public cible</w:t>
-      </w:r>
-    </w:p>
-    <w:p>
-      <w:pPr>
-        <w:pStyle w:val="Normal"/>
-        <w:spacing w:before="0" w:after="160"/>
-        <w:rPr/>
-      </w:pPr>
-      <w:r>
-        <w:rPr>
-          <w:i/>
-          <w:iCs/>
-          <w:color w:val="555555"/>
-        </w:rPr>
-        <w:t>Qui sont les utilisateurs finaux de l'application ? Quels sont leurs profils et besoins ?</w:t>
-      </w:r>
-    </w:p>
-    <w:p>
-      <w:pPr>
-        <w:pStyle w:val="Normal"/>
-        <w:rPr/>
-      </w:pPr>
-      <w:r>
-        <w:rPr/>
-      </w:r>
-    </w:p>
-    <w:p>
-      <w:pPr>
-        <w:pStyle w:val="Normal"/>
-        <w:rPr/>
-      </w:pPr>
-      <w:r>
-        <w:rPr/>
-      </w:r>
-    </w:p>
-    <w:p>
-      <w:pPr>
-        <w:pStyle w:val="Heading2"/>
-        <w:rPr/>
-      </w:pPr>
-      <w:r>
-        <w:rPr/>
-        <w:t>2.3 Objectifs du projet</w:t>
-      </w:r>
-    </w:p>
-    <w:p>
-      <w:pPr>
-        <w:pStyle w:val="Normal"/>
-        <w:spacing w:before="0" w:after="160"/>
-        <w:rPr/>
-      </w:pPr>
-      <w:r>
-        <w:rPr>
-          <w:i/>
-          <w:iCs/>
-          <w:color w:val="555555"/>
-        </w:rPr>
-        <w:t>Listez les objectifs principaux à atteindre.</w:t>
-      </w:r>
-    </w:p>
-    <w:p>
-      <w:pPr>
-        <w:pStyle w:val="ListParagraph"/>
-        <w:numPr>
-          <w:ilvl w:val="0"/>
-          <w:numId w:val="6"/>
-        </w:numPr>
-        <w:rPr/>
-      </w:pPr>
-      <w:r>
-        <w:rPr/>
-        <w:t>Objectif 1 : …</w:t>
-      </w:r>
-    </w:p>
-    <w:p>
-      <w:pPr>
-        <w:pStyle w:val="ListParagraph"/>
-        <w:numPr>
-          <w:ilvl w:val="0"/>
-          <w:numId w:val="2"/>
-        </w:numPr>
-        <w:rPr/>
-      </w:pPr>
-      <w:r>
-        <w:rPr/>
-        <w:t>Objectif 2 : …</w:t>
-      </w:r>
-    </w:p>
-    <w:p>
-      <w:pPr>
-        <w:pStyle w:val="ListParagraph"/>
-        <w:numPr>
-          <w:ilvl w:val="0"/>
-          <w:numId w:val="2"/>
+          <w:numId w:val="5"/>
         </w:numPr>
         <w:rPr/>
       </w:pPr>
@@ -1451,7 +1436,7 @@
         <w:pStyle w:val="ListParagraph"/>
         <w:numPr>
           <w:ilvl w:val="0"/>
-          <w:numId w:val="2"/>
+          <w:numId w:val="5"/>
         </w:numPr>
         <w:rPr/>
       </w:pPr>
@@ -1465,7 +1450,7 @@
         <w:pStyle w:val="ListParagraph"/>
         <w:numPr>
           <w:ilvl w:val="0"/>
-          <w:numId w:val="2"/>
+          <w:numId w:val="5"/>
         </w:numPr>
         <w:rPr/>
       </w:pPr>
@@ -1551,15 +1536,15 @@
         </w:tblCellMar>
       </w:tblPr>
       <w:tblGrid>
-        <w:gridCol w:w="2707"/>
+        <w:gridCol w:w="2706"/>
         <w:gridCol w:w="2708"/>
-        <w:gridCol w:w="3611"/>
+        <w:gridCol w:w="3612"/>
       </w:tblGrid>
       <w:tr>
         <w:trPr/>
         <w:tc>
           <w:tcPr>
-            <w:tcW w:w="2707" w:type="dxa"/>
+            <w:tcW w:w="2706" w:type="dxa"/>
             <w:tcBorders>
               <w:top w:val="single" w:sz="2" w:space="0" w:color="BBBBBB"/>
               <w:start w:val="single" w:sz="2" w:space="0" w:color="BBBBBB"/>
@@ -1609,7 +1594,7 @@
         </w:tc>
         <w:tc>
           <w:tcPr>
-            <w:tcW w:w="3611" w:type="dxa"/>
+            <w:tcW w:w="3612" w:type="dxa"/>
             <w:tcBorders>
               <w:top w:val="single" w:sz="2" w:space="0" w:color="BBBBBB"/>
               <w:start w:val="single" w:sz="2" w:space="0" w:color="BBBBBB"/>
@@ -1637,7 +1622,7 @@
         <w:trPr/>
         <w:tc>
           <w:tcPr>
-            <w:tcW w:w="2707" w:type="dxa"/>
+            <w:tcW w:w="2706" w:type="dxa"/>
             <w:tcBorders>
               <w:top w:val="single" w:sz="2" w:space="0" w:color="BBBBBB"/>
               <w:start w:val="single" w:sz="2" w:space="0" w:color="BBBBBB"/>
@@ -1683,7 +1668,7 @@
         </w:tc>
         <w:tc>
           <w:tcPr>
-            <w:tcW w:w="3611" w:type="dxa"/>
+            <w:tcW w:w="3612" w:type="dxa"/>
             <w:tcBorders>
               <w:top w:val="single" w:sz="2" w:space="0" w:color="BBBBBB"/>
               <w:start w:val="single" w:sz="2" w:space="0" w:color="BBBBBB"/>
@@ -1706,7 +1691,7 @@
         <w:trPr/>
         <w:tc>
           <w:tcPr>
-            <w:tcW w:w="2707" w:type="dxa"/>
+            <w:tcW w:w="2706" w:type="dxa"/>
             <w:tcBorders>
               <w:top w:val="single" w:sz="2" w:space="0" w:color="BBBBBB"/>
               <w:start w:val="single" w:sz="2" w:space="0" w:color="BBBBBB"/>
@@ -1752,7 +1737,7 @@
         </w:tc>
         <w:tc>
           <w:tcPr>
-            <w:tcW w:w="3611" w:type="dxa"/>
+            <w:tcW w:w="3612" w:type="dxa"/>
             <w:tcBorders>
               <w:top w:val="single" w:sz="2" w:space="0" w:color="BBBBBB"/>
               <w:start w:val="single" w:sz="2" w:space="0" w:color="BBBBBB"/>
@@ -1775,7 +1760,7 @@
         <w:trPr/>
         <w:tc>
           <w:tcPr>
-            <w:tcW w:w="2707" w:type="dxa"/>
+            <w:tcW w:w="2706" w:type="dxa"/>
             <w:tcBorders>
               <w:top w:val="single" w:sz="2" w:space="0" w:color="BBBBBB"/>
               <w:start w:val="single" w:sz="2" w:space="0" w:color="BBBBBB"/>
@@ -1821,7 +1806,7 @@
         </w:tc>
         <w:tc>
           <w:tcPr>
-            <w:tcW w:w="3611" w:type="dxa"/>
+            <w:tcW w:w="3612" w:type="dxa"/>
             <w:tcBorders>
               <w:top w:val="single" w:sz="2" w:space="0" w:color="BBBBBB"/>
               <w:start w:val="single" w:sz="2" w:space="0" w:color="BBBBBB"/>
@@ -1844,7 +1829,7 @@
         <w:trPr/>
         <w:tc>
           <w:tcPr>
-            <w:tcW w:w="2707" w:type="dxa"/>
+            <w:tcW w:w="2706" w:type="dxa"/>
             <w:tcBorders>
               <w:top w:val="single" w:sz="2" w:space="0" w:color="BBBBBB"/>
               <w:start w:val="single" w:sz="2" w:space="0" w:color="BBBBBB"/>
@@ -1890,7 +1875,7 @@
         </w:tc>
         <w:tc>
           <w:tcPr>
-            <w:tcW w:w="3611" w:type="dxa"/>
+            <w:tcW w:w="3612" w:type="dxa"/>
             <w:tcBorders>
               <w:top w:val="single" w:sz="2" w:space="0" w:color="BBBBBB"/>
               <w:start w:val="single" w:sz="2" w:space="0" w:color="BBBBBB"/>
@@ -1913,7 +1898,7 @@
         <w:trPr/>
         <w:tc>
           <w:tcPr>
-            <w:tcW w:w="2707" w:type="dxa"/>
+            <w:tcW w:w="2706" w:type="dxa"/>
             <w:tcBorders>
               <w:top w:val="single" w:sz="2" w:space="0" w:color="BBBBBB"/>
               <w:start w:val="single" w:sz="2" w:space="0" w:color="BBBBBB"/>
@@ -1959,7 +1944,7 @@
         </w:tc>
         <w:tc>
           <w:tcPr>
-            <w:tcW w:w="3611" w:type="dxa"/>
+            <w:tcW w:w="3612" w:type="dxa"/>
             <w:tcBorders>
               <w:top w:val="single" w:sz="2" w:space="0" w:color="BBBBBB"/>
               <w:start w:val="single" w:sz="2" w:space="0" w:color="BBBBBB"/>
@@ -1982,7 +1967,7 @@
         <w:trPr/>
         <w:tc>
           <w:tcPr>
-            <w:tcW w:w="2707" w:type="dxa"/>
+            <w:tcW w:w="2706" w:type="dxa"/>
             <w:tcBorders>
               <w:top w:val="single" w:sz="2" w:space="0" w:color="BBBBBB"/>
               <w:start w:val="single" w:sz="2" w:space="0" w:color="BBBBBB"/>
@@ -2028,7 +2013,7 @@
         </w:tc>
         <w:tc>
           <w:tcPr>
-            <w:tcW w:w="3611" w:type="dxa"/>
+            <w:tcW w:w="3612" w:type="dxa"/>
             <w:tcBorders>
               <w:top w:val="single" w:sz="2" w:space="0" w:color="BBBBBB"/>
               <w:start w:val="single" w:sz="2" w:space="0" w:color="BBBBBB"/>
@@ -2051,7 +2036,7 @@
         <w:trPr/>
         <w:tc>
           <w:tcPr>
-            <w:tcW w:w="2707" w:type="dxa"/>
+            <w:tcW w:w="2706" w:type="dxa"/>
             <w:tcBorders>
               <w:top w:val="single" w:sz="2" w:space="0" w:color="BBBBBB"/>
               <w:start w:val="single" w:sz="2" w:space="0" w:color="BBBBBB"/>
@@ -2097,7 +2082,7 @@
         </w:tc>
         <w:tc>
           <w:tcPr>
-            <w:tcW w:w="3611" w:type="dxa"/>
+            <w:tcW w:w="3612" w:type="dxa"/>
             <w:tcBorders>
               <w:top w:val="single" w:sz="2" w:space="0" w:color="BBBBBB"/>
               <w:start w:val="single" w:sz="2" w:space="0" w:color="BBBBBB"/>
@@ -2120,7 +2105,7 @@
         <w:trPr/>
         <w:tc>
           <w:tcPr>
-            <w:tcW w:w="2707" w:type="dxa"/>
+            <w:tcW w:w="2706" w:type="dxa"/>
             <w:tcBorders>
               <w:top w:val="single" w:sz="2" w:space="0" w:color="BBBBBB"/>
               <w:start w:val="single" w:sz="2" w:space="0" w:color="BBBBBB"/>
@@ -2166,7 +2151,7 @@
         </w:tc>
         <w:tc>
           <w:tcPr>
-            <w:tcW w:w="3611" w:type="dxa"/>
+            <w:tcW w:w="3612" w:type="dxa"/>
             <w:tcBorders>
               <w:top w:val="single" w:sz="2" w:space="0" w:color="BBBBBB"/>
               <w:start w:val="single" w:sz="2" w:space="0" w:color="BBBBBB"/>
@@ -2189,7 +2174,7 @@
         <w:trPr/>
         <w:tc>
           <w:tcPr>
-            <w:tcW w:w="2707" w:type="dxa"/>
+            <w:tcW w:w="2706" w:type="dxa"/>
             <w:tcBorders>
               <w:top w:val="single" w:sz="2" w:space="0" w:color="BBBBBB"/>
               <w:start w:val="single" w:sz="2" w:space="0" w:color="BBBBBB"/>
@@ -2235,7 +2220,7 @@
         </w:tc>
         <w:tc>
           <w:tcPr>
-            <w:tcW w:w="3611" w:type="dxa"/>
+            <w:tcW w:w="3612" w:type="dxa"/>
             <w:tcBorders>
               <w:top w:val="single" w:sz="2" w:space="0" w:color="BBBBBB"/>
               <w:start w:val="single" w:sz="2" w:space="0" w:color="BBBBBB"/>
@@ -2258,7 +2243,7 @@
         <w:trPr/>
         <w:tc>
           <w:tcPr>
-            <w:tcW w:w="2707" w:type="dxa"/>
+            <w:tcW w:w="2706" w:type="dxa"/>
             <w:tcBorders>
               <w:top w:val="single" w:sz="2" w:space="0" w:color="BBBBBB"/>
               <w:start w:val="single" w:sz="2" w:space="0" w:color="BBBBBB"/>
@@ -2304,7 +2289,7 @@
         </w:tc>
         <w:tc>
           <w:tcPr>
-            <w:tcW w:w="3611" w:type="dxa"/>
+            <w:tcW w:w="3612" w:type="dxa"/>
             <w:tcBorders>
               <w:top w:val="single" w:sz="2" w:space="0" w:color="BBBBBB"/>
               <w:start w:val="single" w:sz="2" w:space="0" w:color="BBBBBB"/>
@@ -2327,7 +2312,7 @@
         <w:trPr/>
         <w:tc>
           <w:tcPr>
-            <w:tcW w:w="2707" w:type="dxa"/>
+            <w:tcW w:w="2706" w:type="dxa"/>
             <w:tcBorders>
               <w:top w:val="single" w:sz="2" w:space="0" w:color="BBBBBB"/>
               <w:start w:val="single" w:sz="2" w:space="0" w:color="BBBBBB"/>
@@ -2373,7 +2358,7 @@
         </w:tc>
         <w:tc>
           <w:tcPr>
-            <w:tcW w:w="3611" w:type="dxa"/>
+            <w:tcW w:w="3612" w:type="dxa"/>
             <w:tcBorders>
               <w:top w:val="single" w:sz="2" w:space="0" w:color="BBBBBB"/>
               <w:start w:val="single" w:sz="2" w:space="0" w:color="BBBBBB"/>
@@ -2396,7 +2381,7 @@
         <w:trPr/>
         <w:tc>
           <w:tcPr>
-            <w:tcW w:w="2707" w:type="dxa"/>
+            <w:tcW w:w="2706" w:type="dxa"/>
             <w:tcBorders>
               <w:top w:val="single" w:sz="2" w:space="0" w:color="BBBBBB"/>
               <w:start w:val="single" w:sz="2" w:space="0" w:color="BBBBBB"/>
@@ -2442,7 +2427,7 @@
         </w:tc>
         <w:tc>
           <w:tcPr>
-            <w:tcW w:w="3611" w:type="dxa"/>
+            <w:tcW w:w="3612" w:type="dxa"/>
             <w:tcBorders>
               <w:top w:val="single" w:sz="2" w:space="0" w:color="BBBBBB"/>
               <w:start w:val="single" w:sz="2" w:space="0" w:color="BBBBBB"/>
@@ -2566,15 +2551,6 @@
       <w:r>
         <w:rPr/>
       </w:r>
-    </w:p>
-    <w:p>
-      <w:pPr>
-        <w:pStyle w:val="Normal"/>
-        <w:rPr/>
-      </w:pPr>
-      <w:r>
-        <w:rPr/>
-      </w:r>
       <w:r>
         <w:br w:type="page"/>
       </w:r>
@@ -2590,7 +2566,45 @@
           <w:b/>
           <w:bCs/>
         </w:rPr>
-        <w:t>4. RÉALISATIONS FRONT-END</w:t>
+        <w:t>4</w:t>
+      </w:r>
+      <w:r>
+        <w:rPr>
+          <w:b/>
+          <w:bCs/>
+        </w:rPr>
+        <w:t xml:space="preserve">. </w:t>
+      </w:r>
+      <w:r>
+        <w:rPr>
+          <w:b/>
+          <w:bCs/>
+        </w:rPr>
+        <w:t>ORGANISATION DU TRAVAIL</w:t>
+      </w:r>
+      <w:r>
+        <w:br w:type="page"/>
+      </w:r>
+    </w:p>
+    <w:p>
+      <w:pPr>
+        <w:pStyle w:val="Heading1"/>
+        <w:spacing w:before="0" w:after="200"/>
+        <w:rPr/>
+      </w:pPr>
+      <w:r>
+        <w:rPr>
+          <w:b/>
+          <w:bCs/>
+        </w:rPr>
+        <w:t>5</w:t>
+      </w:r>
+      <w:r>
+        <w:rPr>
+          <w:b/>
+          <w:bCs/>
+        </w:rPr>
+        <w:t>. RÉALISATIONS FRONT-END</w:t>
       </w:r>
     </w:p>
     <w:p>
@@ -3844,7 +3858,14 @@
           <w:b/>
           <w:bCs/>
         </w:rPr>
-        <w:t>5. RÉALISATIONS BACK-END</w:t>
+        <w:t>6</w:t>
+      </w:r>
+      <w:r>
+        <w:rPr>
+          <w:b/>
+          <w:bCs/>
+        </w:rPr>
+        <w:t>. RÉALISATIONS BACK-END</w:t>
       </w:r>
     </w:p>
     <w:p>
@@ -5304,7 +5325,14 @@
           <w:b/>
           <w:bCs/>
         </w:rPr>
-        <w:t>6. JEU D'ESSAI DE LA FONCTIONNALITÉ LA PLUS REPRÉSENTATIVE</w:t>
+        <w:t>7</w:t>
+      </w:r>
+      <w:r>
+        <w:rPr>
+          <w:b/>
+          <w:bCs/>
+        </w:rPr>
+        <w:t>. JEU D'ESSAI DE LA FONCTIONNALITÉ LA PLUS REPRÉSENTATIVE</w:t>
       </w:r>
     </w:p>
     <w:p>
@@ -5411,8 +5439,8 @@
       </w:tblPr>
       <w:tblGrid>
         <w:gridCol w:w="451"/>
-        <w:gridCol w:w="2256"/>
-        <w:gridCol w:w="2257"/>
+        <w:gridCol w:w="2255"/>
+        <w:gridCol w:w="2258"/>
         <w:gridCol w:w="2256"/>
         <w:gridCol w:w="1806"/>
       </w:tblGrid>
@@ -5445,7 +5473,7 @@
         </w:tc>
         <w:tc>
           <w:tcPr>
-            <w:tcW w:w="2256" w:type="dxa"/>
+            <w:tcW w:w="2255" w:type="dxa"/>
             <w:tcBorders>
               <w:top w:val="single" w:sz="2" w:space="0" w:color="BBBBBB"/>
               <w:start w:val="single" w:sz="2" w:space="0" w:color="BBBBBB"/>
@@ -5470,7 +5498,7 @@
         </w:tc>
         <w:tc>
           <w:tcPr>
-            <w:tcW w:w="2257" w:type="dxa"/>
+            <w:tcW w:w="2258" w:type="dxa"/>
             <w:tcBorders>
               <w:top w:val="single" w:sz="2" w:space="0" w:color="BBBBBB"/>
               <w:start w:val="single" w:sz="2" w:space="0" w:color="BBBBBB"/>
@@ -5569,7 +5597,7 @@
         </w:tc>
         <w:tc>
           <w:tcPr>
-            <w:tcW w:w="2256" w:type="dxa"/>
+            <w:tcW w:w="2255" w:type="dxa"/>
             <w:tcBorders>
               <w:top w:val="single" w:sz="2" w:space="0" w:color="BBBBBB"/>
               <w:start w:val="single" w:sz="2" w:space="0" w:color="BBBBBB"/>
@@ -5594,7 +5622,7 @@
         </w:tc>
         <w:tc>
           <w:tcPr>
-            <w:tcW w:w="2257" w:type="dxa"/>
+            <w:tcW w:w="2258" w:type="dxa"/>
             <w:tcBorders>
               <w:top w:val="single" w:sz="2" w:space="0" w:color="BBBBBB"/>
               <w:start w:val="single" w:sz="2" w:space="0" w:color="BBBBBB"/>
@@ -5701,7 +5729,7 @@
         </w:tc>
         <w:tc>
           <w:tcPr>
-            <w:tcW w:w="2256" w:type="dxa"/>
+            <w:tcW w:w="2255" w:type="dxa"/>
             <w:tcBorders>
               <w:top w:val="single" w:sz="2" w:space="0" w:color="BBBBBB"/>
               <w:start w:val="single" w:sz="2" w:space="0" w:color="BBBBBB"/>
@@ -5726,7 +5754,7 @@
         </w:tc>
         <w:tc>
           <w:tcPr>
-            <w:tcW w:w="2257" w:type="dxa"/>
+            <w:tcW w:w="2258" w:type="dxa"/>
             <w:tcBorders>
               <w:top w:val="single" w:sz="2" w:space="0" w:color="BBBBBB"/>
               <w:start w:val="single" w:sz="2" w:space="0" w:color="BBBBBB"/>
@@ -5820,7 +5848,7 @@
         </w:tc>
         <w:tc>
           <w:tcPr>
-            <w:tcW w:w="2256" w:type="dxa"/>
+            <w:tcW w:w="2255" w:type="dxa"/>
             <w:tcBorders>
               <w:top w:val="single" w:sz="2" w:space="0" w:color="BBBBBB"/>
               <w:start w:val="single" w:sz="2" w:space="0" w:color="BBBBBB"/>
@@ -5845,7 +5873,7 @@
         </w:tc>
         <w:tc>
           <w:tcPr>
-            <w:tcW w:w="2257" w:type="dxa"/>
+            <w:tcW w:w="2258" w:type="dxa"/>
             <w:tcBorders>
               <w:top w:val="single" w:sz="2" w:space="0" w:color="BBBBBB"/>
               <w:start w:val="single" w:sz="2" w:space="0" w:color="BBBBBB"/>
@@ -5939,7 +5967,7 @@
         </w:tc>
         <w:tc>
           <w:tcPr>
-            <w:tcW w:w="2256" w:type="dxa"/>
+            <w:tcW w:w="2255" w:type="dxa"/>
             <w:tcBorders>
               <w:top w:val="single" w:sz="2" w:space="0" w:color="BBBBBB"/>
               <w:start w:val="single" w:sz="2" w:space="0" w:color="BBBBBB"/>
@@ -5964,7 +5992,7 @@
         </w:tc>
         <w:tc>
           <w:tcPr>
-            <w:tcW w:w="2257" w:type="dxa"/>
+            <w:tcW w:w="2258" w:type="dxa"/>
             <w:tcBorders>
               <w:top w:val="single" w:sz="2" w:space="0" w:color="BBBBBB"/>
               <w:start w:val="single" w:sz="2" w:space="0" w:color="BBBBBB"/>
@@ -6189,7 +6217,14 @@
           <w:b/>
           <w:bCs/>
         </w:rPr>
-        <w:t>7. PRÉSENTATION DES ÉLÉMENTS DE SÉCURITÉ</w:t>
+        <w:t>8</w:t>
+      </w:r>
+      <w:r>
+        <w:rPr>
+          <w:b/>
+          <w:bCs/>
+        </w:rPr>
+        <w:t>. PRÉSENTATION DES ÉLÉMENTS DE SÉCURITÉ</w:t>
       </w:r>
     </w:p>
     <w:p>
@@ -6244,8 +6279,8 @@
       </w:tblPr>
       <w:tblGrid>
         <w:gridCol w:w="3610"/>
-        <w:gridCol w:w="3158"/>
-        <w:gridCol w:w="2258"/>
+        <w:gridCol w:w="3157"/>
+        <w:gridCol w:w="2259"/>
       </w:tblGrid>
       <w:tr>
         <w:trPr/>
@@ -6276,7 +6311,7 @@
         </w:tc>
         <w:tc>
           <w:tcPr>
-            <w:tcW w:w="3158" w:type="dxa"/>
+            <w:tcW w:w="3157" w:type="dxa"/>
             <w:tcBorders>
               <w:top w:val="single" w:sz="2" w:space="0" w:color="BBBBBB"/>
               <w:start w:val="single" w:sz="2" w:space="0" w:color="BBBBBB"/>
@@ -6301,7 +6336,7 @@
         </w:tc>
         <w:tc>
           <w:tcPr>
-            <w:tcW w:w="2258" w:type="dxa"/>
+            <w:tcW w:w="2259" w:type="dxa"/>
             <w:tcBorders>
               <w:top w:val="single" w:sz="2" w:space="0" w:color="BBBBBB"/>
               <w:start w:val="single" w:sz="2" w:space="0" w:color="BBBBBB"/>
@@ -6350,7 +6385,7 @@
         </w:tc>
         <w:tc>
           <w:tcPr>
-            <w:tcW w:w="3158" w:type="dxa"/>
+            <w:tcW w:w="3157" w:type="dxa"/>
             <w:tcBorders>
               <w:top w:val="single" w:sz="2" w:space="0" w:color="BBBBBB"/>
               <w:start w:val="single" w:sz="2" w:space="0" w:color="BBBBBB"/>
@@ -6375,7 +6410,7 @@
         </w:tc>
         <w:tc>
           <w:tcPr>
-            <w:tcW w:w="2258" w:type="dxa"/>
+            <w:tcW w:w="2259" w:type="dxa"/>
             <w:tcBorders>
               <w:top w:val="single" w:sz="2" w:space="0" w:color="BBBBBB"/>
               <w:start w:val="single" w:sz="2" w:space="0" w:color="BBBBBB"/>
@@ -6424,7 +6459,7 @@
         </w:tc>
         <w:tc>
           <w:tcPr>
-            <w:tcW w:w="3158" w:type="dxa"/>
+            <w:tcW w:w="3157" w:type="dxa"/>
             <w:tcBorders>
               <w:top w:val="single" w:sz="2" w:space="0" w:color="BBBBBB"/>
               <w:start w:val="single" w:sz="2" w:space="0" w:color="BBBBBB"/>
@@ -6449,7 +6484,7 @@
         </w:tc>
         <w:tc>
           <w:tcPr>
-            <w:tcW w:w="2258" w:type="dxa"/>
+            <w:tcW w:w="2259" w:type="dxa"/>
             <w:tcBorders>
               <w:top w:val="single" w:sz="2" w:space="0" w:color="BBBBBB"/>
               <w:start w:val="single" w:sz="2" w:space="0" w:color="BBBBBB"/>
@@ -6498,7 +6533,7 @@
         </w:tc>
         <w:tc>
           <w:tcPr>
-            <w:tcW w:w="3158" w:type="dxa"/>
+            <w:tcW w:w="3157" w:type="dxa"/>
             <w:tcBorders>
               <w:top w:val="single" w:sz="2" w:space="0" w:color="BBBBBB"/>
               <w:start w:val="single" w:sz="2" w:space="0" w:color="BBBBBB"/>
@@ -6523,7 +6558,7 @@
         </w:tc>
         <w:tc>
           <w:tcPr>
-            <w:tcW w:w="2258" w:type="dxa"/>
+            <w:tcW w:w="2259" w:type="dxa"/>
             <w:tcBorders>
               <w:top w:val="single" w:sz="2" w:space="0" w:color="BBBBBB"/>
               <w:start w:val="single" w:sz="2" w:space="0" w:color="BBBBBB"/>
@@ -6572,7 +6607,7 @@
         </w:tc>
         <w:tc>
           <w:tcPr>
-            <w:tcW w:w="3158" w:type="dxa"/>
+            <w:tcW w:w="3157" w:type="dxa"/>
             <w:tcBorders>
               <w:top w:val="single" w:sz="2" w:space="0" w:color="BBBBBB"/>
               <w:start w:val="single" w:sz="2" w:space="0" w:color="BBBBBB"/>
@@ -6597,7 +6632,7 @@
         </w:tc>
         <w:tc>
           <w:tcPr>
-            <w:tcW w:w="2258" w:type="dxa"/>
+            <w:tcW w:w="2259" w:type="dxa"/>
             <w:tcBorders>
               <w:top w:val="single" w:sz="2" w:space="0" w:color="BBBBBB"/>
               <w:start w:val="single" w:sz="2" w:space="0" w:color="BBBBBB"/>
@@ -6657,8 +6692,8 @@
       </w:tblPr>
       <w:tblGrid>
         <w:gridCol w:w="3610"/>
-        <w:gridCol w:w="3158"/>
-        <w:gridCol w:w="2258"/>
+        <w:gridCol w:w="3157"/>
+        <w:gridCol w:w="2259"/>
       </w:tblGrid>
       <w:tr>
         <w:trPr/>
@@ -6689,7 +6724,7 @@
         </w:tc>
         <w:tc>
           <w:tcPr>
-            <w:tcW w:w="3158" w:type="dxa"/>
+            <w:tcW w:w="3157" w:type="dxa"/>
             <w:tcBorders>
               <w:top w:val="single" w:sz="2" w:space="0" w:color="BBBBBB"/>
               <w:start w:val="single" w:sz="2" w:space="0" w:color="BBBBBB"/>
@@ -6714,7 +6749,7 @@
         </w:tc>
         <w:tc>
           <w:tcPr>
-            <w:tcW w:w="2258" w:type="dxa"/>
+            <w:tcW w:w="2259" w:type="dxa"/>
             <w:tcBorders>
               <w:top w:val="single" w:sz="2" w:space="0" w:color="BBBBBB"/>
               <w:start w:val="single" w:sz="2" w:space="0" w:color="BBBBBB"/>
@@ -6763,7 +6798,7 @@
         </w:tc>
         <w:tc>
           <w:tcPr>
-            <w:tcW w:w="3158" w:type="dxa"/>
+            <w:tcW w:w="3157" w:type="dxa"/>
             <w:tcBorders>
               <w:top w:val="single" w:sz="2" w:space="0" w:color="BBBBBB"/>
               <w:start w:val="single" w:sz="2" w:space="0" w:color="BBBBBB"/>
@@ -6788,7 +6823,7 @@
         </w:tc>
         <w:tc>
           <w:tcPr>
-            <w:tcW w:w="2258" w:type="dxa"/>
+            <w:tcW w:w="2259" w:type="dxa"/>
             <w:tcBorders>
               <w:top w:val="single" w:sz="2" w:space="0" w:color="BBBBBB"/>
               <w:start w:val="single" w:sz="2" w:space="0" w:color="BBBBBB"/>
@@ -6837,7 +6872,7 @@
         </w:tc>
         <w:tc>
           <w:tcPr>
-            <w:tcW w:w="3158" w:type="dxa"/>
+            <w:tcW w:w="3157" w:type="dxa"/>
             <w:tcBorders>
               <w:top w:val="single" w:sz="2" w:space="0" w:color="BBBBBB"/>
               <w:start w:val="single" w:sz="2" w:space="0" w:color="BBBBBB"/>
@@ -6862,7 +6897,7 @@
         </w:tc>
         <w:tc>
           <w:tcPr>
-            <w:tcW w:w="2258" w:type="dxa"/>
+            <w:tcW w:w="2259" w:type="dxa"/>
             <w:tcBorders>
               <w:top w:val="single" w:sz="2" w:space="0" w:color="BBBBBB"/>
               <w:start w:val="single" w:sz="2" w:space="0" w:color="BBBBBB"/>
@@ -6911,7 +6946,7 @@
         </w:tc>
         <w:tc>
           <w:tcPr>
-            <w:tcW w:w="3158" w:type="dxa"/>
+            <w:tcW w:w="3157" w:type="dxa"/>
             <w:tcBorders>
               <w:top w:val="single" w:sz="2" w:space="0" w:color="BBBBBB"/>
               <w:start w:val="single" w:sz="2" w:space="0" w:color="BBBBBB"/>
@@ -6936,7 +6971,7 @@
         </w:tc>
         <w:tc>
           <w:tcPr>
-            <w:tcW w:w="2258" w:type="dxa"/>
+            <w:tcW w:w="2259" w:type="dxa"/>
             <w:tcBorders>
               <w:top w:val="single" w:sz="2" w:space="0" w:color="BBBBBB"/>
               <w:start w:val="single" w:sz="2" w:space="0" w:color="BBBBBB"/>
@@ -6985,7 +7020,7 @@
         </w:tc>
         <w:tc>
           <w:tcPr>
-            <w:tcW w:w="3158" w:type="dxa"/>
+            <w:tcW w:w="3157" w:type="dxa"/>
             <w:tcBorders>
               <w:top w:val="single" w:sz="2" w:space="0" w:color="BBBBBB"/>
               <w:start w:val="single" w:sz="2" w:space="0" w:color="BBBBBB"/>
@@ -7010,7 +7045,7 @@
         </w:tc>
         <w:tc>
           <w:tcPr>
-            <w:tcW w:w="2258" w:type="dxa"/>
+            <w:tcW w:w="2259" w:type="dxa"/>
             <w:tcBorders>
               <w:top w:val="single" w:sz="2" w:space="0" w:color="BBBBBB"/>
               <w:start w:val="single" w:sz="2" w:space="0" w:color="BBBBBB"/>
@@ -7059,7 +7094,7 @@
         </w:tc>
         <w:tc>
           <w:tcPr>
-            <w:tcW w:w="3158" w:type="dxa"/>
+            <w:tcW w:w="3157" w:type="dxa"/>
             <w:tcBorders>
               <w:top w:val="single" w:sz="2" w:space="0" w:color="BBBBBB"/>
               <w:start w:val="single" w:sz="2" w:space="0" w:color="BBBBBB"/>
@@ -7084,7 +7119,7 @@
         </w:tc>
         <w:tc>
           <w:tcPr>
-            <w:tcW w:w="2258" w:type="dxa"/>
+            <w:tcW w:w="2259" w:type="dxa"/>
             <w:tcBorders>
               <w:top w:val="single" w:sz="2" w:space="0" w:color="BBBBBB"/>
               <w:start w:val="single" w:sz="2" w:space="0" w:color="BBBBBB"/>
@@ -7132,7 +7167,14 @@
           <w:b/>
           <w:bCs/>
         </w:rPr>
-        <w:t>8. VEILLE SUR LES VULNÉRABILITÉS DE SÉCURITÉ</w:t>
+        <w:t>9</w:t>
+      </w:r>
+      <w:r>
+        <w:rPr>
+          <w:b/>
+          <w:bCs/>
+        </w:rPr>
+        <w:t>. VEILLE SUR LES VULNÉRABILITÉS DE SÉCURITÉ</w:t>
       </w:r>
     </w:p>
     <w:p>
@@ -7192,7 +7234,7 @@
         <w:pStyle w:val="ListParagraph"/>
         <w:numPr>
           <w:ilvl w:val="0"/>
-          <w:numId w:val="2"/>
+          <w:numId w:val="5"/>
         </w:numPr>
         <w:rPr/>
       </w:pPr>
@@ -7206,7 +7248,7 @@
         <w:pStyle w:val="ListParagraph"/>
         <w:numPr>
           <w:ilvl w:val="0"/>
-          <w:numId w:val="2"/>
+          <w:numId w:val="5"/>
         </w:numPr>
         <w:rPr/>
       </w:pPr>
@@ -7220,7 +7262,7 @@
         <w:pStyle w:val="ListParagraph"/>
         <w:numPr>
           <w:ilvl w:val="0"/>
-          <w:numId w:val="2"/>
+          <w:numId w:val="5"/>
         </w:numPr>
         <w:rPr/>
       </w:pPr>
@@ -7263,15 +7305,15 @@
         </w:tblCellMar>
       </w:tblPr>
       <w:tblGrid>
-        <w:gridCol w:w="2707"/>
+        <w:gridCol w:w="2706"/>
         <w:gridCol w:w="3159"/>
-        <w:gridCol w:w="3160"/>
+        <w:gridCol w:w="3161"/>
       </w:tblGrid>
       <w:tr>
         <w:trPr/>
         <w:tc>
           <w:tcPr>
-            <w:tcW w:w="2707" w:type="dxa"/>
+            <w:tcW w:w="2706" w:type="dxa"/>
             <w:tcBorders>
               <w:top w:val="single" w:sz="2" w:space="0" w:color="BBBBBB"/>
               <w:start w:val="single" w:sz="2" w:space="0" w:color="BBBBBB"/>
@@ -7321,7 +7363,7 @@
         </w:tc>
         <w:tc>
           <w:tcPr>
-            <w:tcW w:w="3160" w:type="dxa"/>
+            <w:tcW w:w="3161" w:type="dxa"/>
             <w:tcBorders>
               <w:top w:val="single" w:sz="2" w:space="0" w:color="BBBBBB"/>
               <w:start w:val="single" w:sz="2" w:space="0" w:color="BBBBBB"/>
@@ -7349,7 +7391,7 @@
         <w:trPr/>
         <w:tc>
           <w:tcPr>
-            <w:tcW w:w="2707" w:type="dxa"/>
+            <w:tcW w:w="2706" w:type="dxa"/>
             <w:tcBorders>
               <w:top w:val="single" w:sz="2" w:space="0" w:color="BBBBBB"/>
               <w:start w:val="single" w:sz="2" w:space="0" w:color="BBBBBB"/>
@@ -7399,7 +7441,7 @@
         </w:tc>
         <w:tc>
           <w:tcPr>
-            <w:tcW w:w="3160" w:type="dxa"/>
+            <w:tcW w:w="3161" w:type="dxa"/>
             <w:tcBorders>
               <w:top w:val="single" w:sz="2" w:space="0" w:color="BBBBBB"/>
               <w:start w:val="single" w:sz="2" w:space="0" w:color="BBBBBB"/>
@@ -7427,7 +7469,7 @@
         <w:trPr/>
         <w:tc>
           <w:tcPr>
-            <w:tcW w:w="2707" w:type="dxa"/>
+            <w:tcW w:w="2706" w:type="dxa"/>
             <w:tcBorders>
               <w:top w:val="single" w:sz="2" w:space="0" w:color="BBBBBB"/>
               <w:start w:val="single" w:sz="2" w:space="0" w:color="BBBBBB"/>
@@ -7477,7 +7519,7 @@
         </w:tc>
         <w:tc>
           <w:tcPr>
-            <w:tcW w:w="3160" w:type="dxa"/>
+            <w:tcW w:w="3161" w:type="dxa"/>
             <w:tcBorders>
               <w:top w:val="single" w:sz="2" w:space="0" w:color="BBBBBB"/>
               <w:start w:val="single" w:sz="2" w:space="0" w:color="BBBBBB"/>
@@ -7587,7 +7629,14 @@
           <w:b/>
           <w:bCs/>
         </w:rPr>
-        <w:t>9. DÉMARCHE DE RÉSOLUTION DE PROBLÈME</w:t>
+        <w:t>10</w:t>
+      </w:r>
+      <w:r>
+        <w:rPr>
+          <w:b/>
+          <w:bCs/>
+        </w:rPr>
+        <w:t>. DÉMARCHE DE RÉSOLUTION DE PROBLÈME</w:t>
       </w:r>
     </w:p>
     <w:p>
@@ -8126,6 +8175,7 @@
         </w:tabs>
         <w:ind w:start="1080" w:hanging="360"/>
       </w:pPr>
+      <w:rPr/>
     </w:lvl>
     <w:lvl w:ilvl="2">
       <w:start w:val="1"/>
@@ -8138,6 +8188,7 @@
         </w:tabs>
         <w:ind w:start="1440" w:hanging="360"/>
       </w:pPr>
+      <w:rPr/>
     </w:lvl>
     <w:lvl w:ilvl="3">
       <w:start w:val="1"/>
@@ -8150,6 +8201,7 @@
         </w:tabs>
         <w:ind w:start="1800" w:hanging="360"/>
       </w:pPr>
+      <w:rPr/>
     </w:lvl>
     <w:lvl w:ilvl="4">
       <w:start w:val="1"/>
@@ -8162,6 +8214,7 @@
         </w:tabs>
         <w:ind w:start="2160" w:hanging="360"/>
       </w:pPr>
+      <w:rPr/>
     </w:lvl>
     <w:lvl w:ilvl="5">
       <w:start w:val="1"/>
@@ -8174,6 +8227,7 @@
         </w:tabs>
         <w:ind w:start="2520" w:hanging="360"/>
       </w:pPr>
+      <w:rPr/>
     </w:lvl>
     <w:lvl w:ilvl="6">
       <w:start w:val="1"/>
@@ -8186,6 +8240,7 @@
         </w:tabs>
         <w:ind w:start="2880" w:hanging="360"/>
       </w:pPr>
+      <w:rPr/>
     </w:lvl>
     <w:lvl w:ilvl="7">
       <w:start w:val="1"/>
@@ -8198,6 +8253,7 @@
         </w:tabs>
         <w:ind w:start="3240" w:hanging="360"/>
       </w:pPr>
+      <w:rPr/>
     </w:lvl>
     <w:lvl w:ilvl="8">
       <w:start w:val="1"/>
@@ -8210,6 +8266,7 @@
         </w:tabs>
         <w:ind w:start="3600" w:hanging="360"/>
       </w:pPr>
+      <w:rPr/>
     </w:lvl>
   </w:abstractNum>
   <w:abstractNum w:abstractNumId="2">
@@ -8239,6 +8296,7 @@
         </w:tabs>
         <w:ind w:start="1080" w:hanging="360"/>
       </w:pPr>
+      <w:rPr/>
     </w:lvl>
     <w:lvl w:ilvl="2">
       <w:start w:val="1"/>
@@ -8251,6 +8309,7 @@
         </w:tabs>
         <w:ind w:start="1440" w:hanging="360"/>
       </w:pPr>
+      <w:rPr/>
     </w:lvl>
     <w:lvl w:ilvl="3">
       <w:start w:val="1"/>
@@ -8263,6 +8322,7 @@
         </w:tabs>
         <w:ind w:start="1800" w:hanging="360"/>
       </w:pPr>
+      <w:rPr/>
     </w:lvl>
     <w:lvl w:ilvl="4">
       <w:start w:val="1"/>
@@ -8275,6 +8335,7 @@
         </w:tabs>
         <w:ind w:start="2160" w:hanging="360"/>
       </w:pPr>
+      <w:rPr/>
     </w:lvl>
     <w:lvl w:ilvl="5">
       <w:start w:val="1"/>
@@ -8287,6 +8348,7 @@
         </w:tabs>
         <w:ind w:start="2520" w:hanging="360"/>
       </w:pPr>
+      <w:rPr/>
     </w:lvl>
     <w:lvl w:ilvl="6">
       <w:start w:val="1"/>
@@ -8299,6 +8361,7 @@
         </w:tabs>
         <w:ind w:start="2880" w:hanging="360"/>
       </w:pPr>
+      <w:rPr/>
     </w:lvl>
     <w:lvl w:ilvl="7">
       <w:start w:val="1"/>
@@ -8311,6 +8374,7 @@
         </w:tabs>
         <w:ind w:start="3240" w:hanging="360"/>
       </w:pPr>
+      <w:rPr/>
     </w:lvl>
     <w:lvl w:ilvl="8">
       <w:start w:val="1"/>
@@ -8323,6 +8387,7 @@
         </w:tabs>
         <w:ind w:start="3600" w:hanging="360"/>
       </w:pPr>
+      <w:rPr/>
     </w:lvl>
   </w:abstractNum>
   <w:abstractNum w:abstractNumId="3">
@@ -8463,6 +8528,248 @@
     </w:lvl>
   </w:abstractNum>
   <w:abstractNum w:abstractNumId="4">
+    <w:lvl w:ilvl="0">
+      <w:start w:val="1"/>
+      <w:numFmt w:val="bullet"/>
+      <w:lvlText w:val="☐"/>
+      <w:lvlJc w:val="start"/>
+      <w:pPr>
+        <w:tabs>
+          <w:tab w:val="num" w:pos="0"/>
+        </w:tabs>
+        <w:ind w:start="720" w:hanging="360"/>
+      </w:pPr>
+      <w:rPr>
+        <w:rFonts w:ascii="OpenSymbol" w:hAnsi="OpenSymbol" w:cs="OpenSymbol" w:hint="default"/>
+      </w:rPr>
+    </w:lvl>
+    <w:lvl w:ilvl="1">
+      <w:start w:val="1"/>
+      <w:numFmt w:val="decimal"/>
+      <w:lvlText w:val="%2."/>
+      <w:lvlJc w:val="start"/>
+      <w:pPr>
+        <w:tabs>
+          <w:tab w:val="num" w:pos="1080"/>
+        </w:tabs>
+        <w:ind w:start="1080" w:hanging="360"/>
+      </w:pPr>
+      <w:rPr/>
+    </w:lvl>
+    <w:lvl w:ilvl="2">
+      <w:start w:val="1"/>
+      <w:numFmt w:val="decimal"/>
+      <w:lvlText w:val="%3."/>
+      <w:lvlJc w:val="start"/>
+      <w:pPr>
+        <w:tabs>
+          <w:tab w:val="num" w:pos="1440"/>
+        </w:tabs>
+        <w:ind w:start="1440" w:hanging="360"/>
+      </w:pPr>
+      <w:rPr/>
+    </w:lvl>
+    <w:lvl w:ilvl="3">
+      <w:start w:val="1"/>
+      <w:numFmt w:val="decimal"/>
+      <w:lvlText w:val="%4."/>
+      <w:lvlJc w:val="start"/>
+      <w:pPr>
+        <w:tabs>
+          <w:tab w:val="num" w:pos="1800"/>
+        </w:tabs>
+        <w:ind w:start="1800" w:hanging="360"/>
+      </w:pPr>
+      <w:rPr/>
+    </w:lvl>
+    <w:lvl w:ilvl="4">
+      <w:start w:val="1"/>
+      <w:numFmt w:val="decimal"/>
+      <w:lvlText w:val="%5."/>
+      <w:lvlJc w:val="start"/>
+      <w:pPr>
+        <w:tabs>
+          <w:tab w:val="num" w:pos="2160"/>
+        </w:tabs>
+        <w:ind w:start="2160" w:hanging="360"/>
+      </w:pPr>
+      <w:rPr/>
+    </w:lvl>
+    <w:lvl w:ilvl="5">
+      <w:start w:val="1"/>
+      <w:numFmt w:val="decimal"/>
+      <w:lvlText w:val="%6."/>
+      <w:lvlJc w:val="start"/>
+      <w:pPr>
+        <w:tabs>
+          <w:tab w:val="num" w:pos="2520"/>
+        </w:tabs>
+        <w:ind w:start="2520" w:hanging="360"/>
+      </w:pPr>
+      <w:rPr/>
+    </w:lvl>
+    <w:lvl w:ilvl="6">
+      <w:start w:val="1"/>
+      <w:numFmt w:val="decimal"/>
+      <w:lvlText w:val="%7."/>
+      <w:lvlJc w:val="start"/>
+      <w:pPr>
+        <w:tabs>
+          <w:tab w:val="num" w:pos="2880"/>
+        </w:tabs>
+        <w:ind w:start="2880" w:hanging="360"/>
+      </w:pPr>
+      <w:rPr/>
+    </w:lvl>
+    <w:lvl w:ilvl="7">
+      <w:start w:val="1"/>
+      <w:numFmt w:val="decimal"/>
+      <w:lvlText w:val="%8."/>
+      <w:lvlJc w:val="start"/>
+      <w:pPr>
+        <w:tabs>
+          <w:tab w:val="num" w:pos="3240"/>
+        </w:tabs>
+        <w:ind w:start="3240" w:hanging="360"/>
+      </w:pPr>
+      <w:rPr/>
+    </w:lvl>
+    <w:lvl w:ilvl="8">
+      <w:start w:val="1"/>
+      <w:numFmt w:val="decimal"/>
+      <w:lvlText w:val="%9."/>
+      <w:lvlJc w:val="start"/>
+      <w:pPr>
+        <w:tabs>
+          <w:tab w:val="num" w:pos="3600"/>
+        </w:tabs>
+        <w:ind w:start="3600" w:hanging="360"/>
+      </w:pPr>
+      <w:rPr/>
+    </w:lvl>
+  </w:abstractNum>
+  <w:abstractNum w:abstractNumId="5">
+    <w:lvl w:ilvl="0">
+      <w:start w:val="1"/>
+      <w:numFmt w:val="bullet"/>
+      <w:lvlText w:val=""/>
+      <w:lvlJc w:val="start"/>
+      <w:pPr>
+        <w:tabs>
+          <w:tab w:val="num" w:pos="0"/>
+        </w:tabs>
+        <w:ind w:start="720" w:hanging="360"/>
+      </w:pPr>
+      <w:rPr>
+        <w:rFonts w:ascii="Symbol" w:hAnsi="Symbol" w:cs="Symbol" w:hint="default"/>
+      </w:rPr>
+    </w:lvl>
+    <w:lvl w:ilvl="1">
+      <w:start w:val="1"/>
+      <w:numFmt w:val="decimal"/>
+      <w:lvlText w:val="%2."/>
+      <w:lvlJc w:val="start"/>
+      <w:pPr>
+        <w:tabs>
+          <w:tab w:val="num" w:pos="1080"/>
+        </w:tabs>
+        <w:ind w:start="1080" w:hanging="360"/>
+      </w:pPr>
+      <w:rPr/>
+    </w:lvl>
+    <w:lvl w:ilvl="2">
+      <w:start w:val="1"/>
+      <w:numFmt w:val="decimal"/>
+      <w:lvlText w:val="%3."/>
+      <w:lvlJc w:val="start"/>
+      <w:pPr>
+        <w:tabs>
+          <w:tab w:val="num" w:pos="1440"/>
+        </w:tabs>
+        <w:ind w:start="1440" w:hanging="360"/>
+      </w:pPr>
+      <w:rPr/>
+    </w:lvl>
+    <w:lvl w:ilvl="3">
+      <w:start w:val="1"/>
+      <w:numFmt w:val="decimal"/>
+      <w:lvlText w:val="%4."/>
+      <w:lvlJc w:val="start"/>
+      <w:pPr>
+        <w:tabs>
+          <w:tab w:val="num" w:pos="1800"/>
+        </w:tabs>
+        <w:ind w:start="1800" w:hanging="360"/>
+      </w:pPr>
+      <w:rPr/>
+    </w:lvl>
+    <w:lvl w:ilvl="4">
+      <w:start w:val="1"/>
+      <w:numFmt w:val="decimal"/>
+      <w:lvlText w:val="%5."/>
+      <w:lvlJc w:val="start"/>
+      <w:pPr>
+        <w:tabs>
+          <w:tab w:val="num" w:pos="2160"/>
+        </w:tabs>
+        <w:ind w:start="2160" w:hanging="360"/>
+      </w:pPr>
+      <w:rPr/>
+    </w:lvl>
+    <w:lvl w:ilvl="5">
+      <w:start w:val="1"/>
+      <w:numFmt w:val="decimal"/>
+      <w:lvlText w:val="%6."/>
+      <w:lvlJc w:val="start"/>
+      <w:pPr>
+        <w:tabs>
+          <w:tab w:val="num" w:pos="2520"/>
+        </w:tabs>
+        <w:ind w:start="2520" w:hanging="360"/>
+      </w:pPr>
+      <w:rPr/>
+    </w:lvl>
+    <w:lvl w:ilvl="6">
+      <w:start w:val="1"/>
+      <w:numFmt w:val="decimal"/>
+      <w:lvlText w:val="%7."/>
+      <w:lvlJc w:val="start"/>
+      <w:pPr>
+        <w:tabs>
+          <w:tab w:val="num" w:pos="2880"/>
+        </w:tabs>
+        <w:ind w:start="2880" w:hanging="360"/>
+      </w:pPr>
+      <w:rPr/>
+    </w:lvl>
+    <w:lvl w:ilvl="7">
+      <w:start w:val="1"/>
+      <w:numFmt w:val="decimal"/>
+      <w:lvlText w:val="%8."/>
+      <w:lvlJc w:val="start"/>
+      <w:pPr>
+        <w:tabs>
+          <w:tab w:val="num" w:pos="3240"/>
+        </w:tabs>
+        <w:ind w:start="3240" w:hanging="360"/>
+      </w:pPr>
+      <w:rPr/>
+    </w:lvl>
+    <w:lvl w:ilvl="8">
+      <w:start w:val="1"/>
+      <w:numFmt w:val="decimal"/>
+      <w:lvlText w:val="%9."/>
+      <w:lvlJc w:val="start"/>
+      <w:pPr>
+        <w:tabs>
+          <w:tab w:val="num" w:pos="3600"/>
+        </w:tabs>
+        <w:ind w:start="3600" w:hanging="360"/>
+      </w:pPr>
+      <w:rPr/>
+    </w:lvl>
+  </w:abstractNum>
+  <w:abstractNum w:abstractNumId="6">
     <w:lvl w:ilvl="0">
       <w:start w:val="1"/>
       <w:numFmt w:val="none"/>
@@ -8594,13 +8901,19 @@
     <w:abstractNumId w:val="4"/>
   </w:num>
   <w:num w:numId="5">
-    <w:abstractNumId w:val="1"/>
+    <w:abstractNumId w:val="5"/>
+  </w:num>
+  <w:num w:numId="6">
+    <w:abstractNumId w:val="6"/>
+  </w:num>
+  <w:num w:numId="7">
+    <w:abstractNumId w:val="4"/>
     <w:lvlOverride w:ilvl="0">
       <w:startOverride w:val="1"/>
     </w:lvlOverride>
   </w:num>
-  <w:num w:numId="6">
-    <w:abstractNumId w:val="2"/>
+  <w:num w:numId="8">
+    <w:abstractNumId w:val="5"/>
     <w:lvlOverride w:ilvl="0">
       <w:startOverride w:val="1"/>
     </w:lvlOverride>
@@ -8630,6 +8943,7 @@
     <w:qFormat/>
     <w:pPr>
       <w:widowControl/>
+      <w:suppressAutoHyphens w:val="true"/>
       <w:bidi w:val="0"/>
       <w:spacing w:before="0" w:after="0"/>
       <w:jc w:val="start"/>
@@ -8645,7 +8959,7 @@
   </w:style>
   <w:style w:type="paragraph" w:styleId="Heading1">
     <w:name w:val="heading 1"/>
-    <w:basedOn w:val="Titre"/>
+    <w:basedOn w:val="Titreuser"/>
     <w:qFormat/>
     <w:pPr>
       <w:pBdr>
@@ -8665,7 +8979,7 @@
   </w:style>
   <w:style w:type="paragraph" w:styleId="Heading2">
     <w:name w:val="heading 2"/>
-    <w:basedOn w:val="Titre"/>
+    <w:basedOn w:val="Titreuser"/>
     <w:qFormat/>
     <w:pPr>
       <w:spacing w:before="320" w:after="120"/>
@@ -8682,7 +8996,7 @@
   </w:style>
   <w:style w:type="paragraph" w:styleId="Heading3">
     <w:name w:val="heading 3"/>
-    <w:basedOn w:val="Titre"/>
+    <w:basedOn w:val="Titreuser"/>
     <w:qFormat/>
     <w:pPr>
       <w:spacing w:before="240" w:after="80"/>
@@ -8699,7 +9013,7 @@
   </w:style>
   <w:style w:type="paragraph" w:styleId="Heading4">
     <w:name w:val="heading 4"/>
-    <w:basedOn w:val="Titre"/>
+    <w:basedOn w:val="Titreuser"/>
     <w:qFormat/>
     <w:pPr/>
     <w:rPr>
@@ -8710,7 +9024,7 @@
   </w:style>
   <w:style w:type="paragraph" w:styleId="Heading5">
     <w:name w:val="heading 5"/>
-    <w:basedOn w:val="Titre"/>
+    <w:basedOn w:val="Titreuser"/>
     <w:qFormat/>
     <w:pPr/>
     <w:rPr>
@@ -8719,7 +9033,7 @@
   </w:style>
   <w:style w:type="paragraph" w:styleId="Heading6">
     <w:name w:val="heading 6"/>
-    <w:basedOn w:val="Titre"/>
+    <w:basedOn w:val="Titreuser"/>
     <w:qFormat/>
     <w:pPr/>
     <w:rPr>
@@ -8735,11 +9049,18 @@
       <w:u w:val="single"/>
     </w:rPr>
   </w:style>
-  <w:style w:type="character" w:styleId="Caractresdenotedebasdepage">
-    <w:name w:val="Caractères de note de bas de page"/>
+  <w:style w:type="character" w:styleId="Caractresdenotedebasdepageuser">
+    <w:name w:val="Caractères de note de bas de page (user)"/>
     <w:uiPriority w:val="99"/>
     <w:semiHidden/>
     <w:unhideWhenUsed/>
+    <w:qFormat/>
+    <w:rPr>
+      <w:vertAlign w:val="superscript"/>
+    </w:rPr>
+  </w:style>
+  <w:style w:type="character" w:styleId="Caractresdenotedebasdepage">
+    <w:name w:val="Caractères de note de bas de page"/>
     <w:qFormat/>
     <w:rPr>
       <w:vertAlign w:val="superscript"/>
@@ -8762,11 +9083,18 @@
       <w:szCs w:val="20"/>
     </w:rPr>
   </w:style>
-  <w:style w:type="character" w:styleId="Caractresdenotedefin">
-    <w:name w:val="Caractères de note de fin"/>
+  <w:style w:type="character" w:styleId="Caractresdenotedefinuser">
+    <w:name w:val="Caractères de note de fin (user)"/>
     <w:uiPriority w:val="99"/>
     <w:semiHidden/>
     <w:unhideWhenUsed/>
+    <w:qFormat/>
+    <w:rPr>
+      <w:vertAlign w:val="superscript"/>
+    </w:rPr>
+  </w:style>
+  <w:style w:type="character" w:styleId="Caractresdenotedefin">
+    <w:name w:val="Caractères de note de fin"/>
     <w:qFormat/>
     <w:rPr>
       <w:vertAlign w:val="superscript"/>
@@ -8797,8 +9125,8 @@
       <w:bCs/>
     </w:rPr>
   </w:style>
-  <w:style w:type="character" w:styleId="Puces">
-    <w:name w:val="Puces"/>
+  <w:style w:type="character" w:styleId="Pucesuser">
+    <w:name w:val="Puces (user)"/>
     <w:qFormat/>
     <w:rPr>
       <w:rFonts w:ascii="OpenSymbol" w:hAnsi="OpenSymbol" w:eastAsia="OpenSymbol" w:cs="OpenSymbol"/>
@@ -8862,9 +9190,24 @@
       <w:rFonts w:cs="Lohit Devanagari"/>
     </w:rPr>
   </w:style>
+  <w:style w:type="paragraph" w:styleId="Titreuser">
+    <w:name w:val="Titre (user)"/>
+    <w:basedOn w:val="Normal"/>
+    <w:next w:val="BodyText"/>
+    <w:qFormat/>
+    <w:pPr>
+      <w:keepNext w:val="true"/>
+      <w:spacing w:before="240" w:after="120"/>
+    </w:pPr>
+    <w:rPr>
+      <w:rFonts w:ascii="Liberation Sans" w:hAnsi="Liberation Sans" w:eastAsia="Noto Sans CJK SC" w:cs="Lohit Devanagari"/>
+      <w:sz w:val="28"/>
+      <w:szCs w:val="28"/>
+    </w:rPr>
+  </w:style>
   <w:style w:type="paragraph" w:styleId="Title">
     <w:name w:val="Title"/>
-    <w:basedOn w:val="Titre"/>
+    <w:basedOn w:val="Titreuser"/>
     <w:qFormat/>
     <w:pPr/>
     <w:rPr>
@@ -8877,6 +9220,7 @@
     <w:qFormat/>
     <w:pPr>
       <w:widowControl/>
+      <w:suppressAutoHyphens w:val="true"/>
       <w:bidi w:val="0"/>
       <w:spacing w:before="0" w:after="0"/>
       <w:jc w:val="start"/>
@@ -8897,6 +9241,7 @@
     <w:qFormat/>
     <w:pPr>
       <w:widowControl/>
+      <w:suppressAutoHyphens w:val="true"/>
       <w:bidi w:val="0"/>
       <w:spacing w:before="0" w:after="0"/>
       <w:jc w:val="start"/>

--- a/module_projet/Template_DossierProjet_DWWM_hunik_academy.docx
+++ b/module_projet/Template_DossierProjet_DWWM_hunik_academy.docx
@@ -529,7 +529,7 @@
         <w:pStyle w:val="BodyText"/>
         <w:numPr>
           <w:ilvl w:val="0"/>
-          <w:numId w:val="3"/>
+          <w:numId w:val="1"/>
         </w:numPr>
         <w:rPr/>
       </w:pPr>
@@ -549,7 +549,7 @@
         <w:pStyle w:val="BodyText"/>
         <w:numPr>
           <w:ilvl w:val="0"/>
-          <w:numId w:val="3"/>
+          <w:numId w:val="1"/>
         </w:numPr>
         <w:rPr/>
       </w:pPr>
@@ -791,7 +791,7 @@
         <w:pStyle w:val="ListParagraph"/>
         <w:numPr>
           <w:ilvl w:val="0"/>
-          <w:numId w:val="7"/>
+          <w:numId w:val="15"/>
         </w:numPr>
         <w:rPr/>
       </w:pPr>
@@ -1158,7 +1158,7 @@
         <w:pStyle w:val="ListParagraph"/>
         <w:numPr>
           <w:ilvl w:val="0"/>
-          <w:numId w:val="8"/>
+          <w:numId w:val="16"/>
         </w:numPr>
         <w:rPr/>
       </w:pPr>
@@ -1482,16 +1482,20 @@
           <w:b/>
           <w:bCs/>
         </w:rPr>
-        <w:t>3. ENVIRONNEMENT TECHNIQUE</w:t>
+        <w:t>3</w:t>
+      </w:r>
+      <w:r>
+        <w:rPr>
+          <w:b/>
+          <w:bCs/>
+        </w:rPr>
+        <w:t>. ORGANISATION DU TRAVAIL</w:t>
       </w:r>
     </w:p>
     <w:p>
       <w:pPr>
         <w:pStyle w:val="Normal"/>
         <w:spacing w:before="80" w:after="200"/>
-        <w:rPr/>
-      </w:pPr>
-      <w:r>
         <w:rPr>
           <w:i/>
           <w:iCs/>
@@ -1499,8 +1503,7 @@
           <w:sz w:val="20"/>
           <w:szCs w:val="20"/>
         </w:rPr>
-        <w:t xml:space="preserve">💡 </w:t>
-      </w:r>
+      </w:pPr>
       <w:r>
         <w:rPr>
           <w:i/>
@@ -1509,6 +1512,438 @@
           <w:sz w:val="20"/>
           <w:szCs w:val="20"/>
         </w:rPr>
+        <w:t xml:space="preserve">💡 </w:t>
+      </w:r>
+      <w:r>
+        <w:rPr>
+          <w:i/>
+          <w:iCs/>
+          <w:color w:val="666666"/>
+          <w:sz w:val="20"/>
+          <w:szCs w:val="20"/>
+        </w:rPr>
+        <w:t xml:space="preserve">Montrer en quoi une organisation réfléchie dès le début est essentielle pour assurer la réussite d’un projet. </w:t>
+      </w:r>
+    </w:p>
+    <w:p>
+      <w:pPr>
+        <w:pStyle w:val="Heading2"/>
+        <w:rPr/>
+      </w:pPr>
+      <w:r>
+        <w:rPr/>
+        <w:t>3</w:t>
+      </w:r>
+      <w:r>
+        <w:rPr/>
+        <w:t>.</w:t>
+      </w:r>
+      <w:r>
+        <w:rPr/>
+        <w:t>1</w:t>
+      </w:r>
+      <w:r>
+        <w:rPr/>
+        <w:t xml:space="preserve"> </w:t>
+      </w:r>
+      <w:r>
+        <w:rPr/>
+        <w:t xml:space="preserve">Méthode de gestion de </w:t>
+      </w:r>
+      <w:r>
+        <w:rPr/>
+        <w:t>projet</w:t>
+      </w:r>
+    </w:p>
+    <w:p>
+      <w:pPr>
+        <w:pStyle w:val="BodyText"/>
+        <w:widowControl/>
+        <w:numPr>
+          <w:ilvl w:val="0"/>
+          <w:numId w:val="6"/>
+        </w:numPr>
+        <w:tabs>
+          <w:tab w:val="clear" w:pos="720"/>
+          <w:tab w:val="left" w:pos="0" w:leader="none"/>
+        </w:tabs>
+        <w:suppressAutoHyphens w:val="true"/>
+        <w:bidi w:val="0"/>
+        <w:spacing w:before="0" w:after="0"/>
+        <w:ind w:hanging="283" w:start="720"/>
+        <w:jc w:val="start"/>
+        <w:rPr>
+          <w:rFonts w:ascii="Arial" w:hAnsi="Arial" w:eastAsia="Arial" w:cs="Arial"/>
+          <w:i/>
+          <w:iCs/>
+          <w:color w:val="555555"/>
+          <w:kern w:val="0"/>
+          <w:sz w:val="22"/>
+          <w:szCs w:val="22"/>
+          <w:lang w:val="fr-FR" w:eastAsia="zh-CN" w:bidi="hi-IN"/>
+        </w:rPr>
+      </w:pPr>
+      <w:r>
+        <w:rPr>
+          <w:rFonts w:eastAsia="Arial" w:cs="Arial"/>
+          <w:i/>
+          <w:iCs/>
+          <w:color w:val="555555"/>
+          <w:kern w:val="0"/>
+          <w:sz w:val="22"/>
+          <w:szCs w:val="22"/>
+          <w:lang w:val="fr-FR" w:eastAsia="zh-CN" w:bidi="hi-IN"/>
+        </w:rPr>
+        <w:t xml:space="preserve">Type de méthode utilisée (Agile, Scrum, Kanban…) </w:t>
+      </w:r>
+    </w:p>
+    <w:p>
+      <w:pPr>
+        <w:pStyle w:val="BodyText"/>
+        <w:numPr>
+          <w:ilvl w:val="0"/>
+          <w:numId w:val="6"/>
+        </w:numPr>
+        <w:tabs>
+          <w:tab w:val="clear" w:pos="720"/>
+          <w:tab w:val="left" w:pos="0" w:leader="none"/>
+        </w:tabs>
+        <w:spacing w:before="0" w:after="0"/>
+        <w:ind w:hanging="283" w:start="720"/>
+        <w:rPr>
+          <w:i/>
+          <w:iCs/>
+          <w:color w:val="555555"/>
+        </w:rPr>
+      </w:pPr>
+      <w:r>
+        <w:rPr>
+          <w:i/>
+          <w:iCs/>
+          <w:color w:val="555555"/>
+        </w:rPr>
+        <w:t xml:space="preserve">Organisation des tâches (backlog, user stories) </w:t>
+      </w:r>
+    </w:p>
+    <w:p>
+      <w:pPr>
+        <w:pStyle w:val="BodyText"/>
+        <w:numPr>
+          <w:ilvl w:val="0"/>
+          <w:numId w:val="7"/>
+        </w:numPr>
+        <w:tabs>
+          <w:tab w:val="clear" w:pos="720"/>
+          <w:tab w:val="left" w:pos="0" w:leader="none"/>
+        </w:tabs>
+        <w:spacing w:before="0" w:after="0"/>
+        <w:ind w:hanging="283" w:start="720"/>
+        <w:rPr>
+          <w:i/>
+          <w:iCs/>
+          <w:color w:val="555555"/>
+        </w:rPr>
+      </w:pPr>
+      <w:r>
+        <w:rPr>
+          <w:i/>
+          <w:iCs/>
+          <w:color w:val="555555"/>
+        </w:rPr>
+        <w:t xml:space="preserve">Planification (sprints ou étapes) </w:t>
+      </w:r>
+    </w:p>
+    <w:p>
+      <w:pPr>
+        <w:pStyle w:val="BodyText"/>
+        <w:numPr>
+          <w:ilvl w:val="0"/>
+          <w:numId w:val="8"/>
+        </w:numPr>
+        <w:tabs>
+          <w:tab w:val="clear" w:pos="720"/>
+          <w:tab w:val="left" w:pos="0" w:leader="none"/>
+        </w:tabs>
+        <w:spacing w:before="0" w:after="0"/>
+        <w:ind w:hanging="283" w:start="720"/>
+        <w:rPr>
+          <w:i/>
+          <w:iCs/>
+          <w:color w:val="555555"/>
+        </w:rPr>
+      </w:pPr>
+      <w:r>
+        <w:rPr>
+          <w:i/>
+          <w:iCs/>
+          <w:color w:val="555555"/>
+        </w:rPr>
+        <w:t xml:space="preserve">Suivi de l’avancement </w:t>
+      </w:r>
+    </w:p>
+    <w:p>
+      <w:pPr>
+        <w:pStyle w:val="BodyText"/>
+        <w:numPr>
+          <w:ilvl w:val="0"/>
+          <w:numId w:val="9"/>
+        </w:numPr>
+        <w:tabs>
+          <w:tab w:val="clear" w:pos="720"/>
+          <w:tab w:val="left" w:pos="0" w:leader="none"/>
+        </w:tabs>
+        <w:spacing w:before="0" w:after="160"/>
+        <w:ind w:hanging="283" w:start="720"/>
+        <w:rPr>
+          <w:i/>
+          <w:iCs/>
+          <w:color w:val="555555"/>
+        </w:rPr>
+      </w:pPr>
+      <w:r>
+        <w:rPr>
+          <w:i/>
+          <w:iCs/>
+          <w:color w:val="555555"/>
+        </w:rPr>
+        <w:t>Outils utilisés (Trello, Notion…)</w:t>
+      </w:r>
+    </w:p>
+    <w:p>
+      <w:pPr>
+        <w:pStyle w:val="Heading2"/>
+        <w:keepNext w:val="true"/>
+        <w:widowControl/>
+        <w:suppressAutoHyphens w:val="true"/>
+        <w:bidi w:val="0"/>
+        <w:jc w:val="start"/>
+        <w:rPr/>
+      </w:pPr>
+      <w:r>
+        <w:rPr>
+          <w:kern w:val="0"/>
+          <w:lang w:val="fr-FR" w:eastAsia="zh-CN" w:bidi="hi-IN"/>
+        </w:rPr>
+        <w:t>3.2 Versionnage du code</w:t>
+      </w:r>
+    </w:p>
+    <w:p>
+      <w:pPr>
+        <w:pStyle w:val="BodyText"/>
+        <w:widowControl/>
+        <w:numPr>
+          <w:ilvl w:val="0"/>
+          <w:numId w:val="10"/>
+        </w:numPr>
+        <w:tabs>
+          <w:tab w:val="clear" w:pos="720"/>
+          <w:tab w:val="left" w:pos="0" w:leader="none"/>
+        </w:tabs>
+        <w:suppressAutoHyphens w:val="true"/>
+        <w:bidi w:val="0"/>
+        <w:spacing w:before="0" w:after="0"/>
+        <w:ind w:hanging="283" w:start="720"/>
+        <w:jc w:val="start"/>
+        <w:rPr>
+          <w:rFonts w:ascii="Arial" w:hAnsi="Arial" w:eastAsia="Arial" w:cs="Arial"/>
+          <w:i/>
+          <w:iCs/>
+          <w:color w:val="555555"/>
+          <w:kern w:val="0"/>
+          <w:sz w:val="22"/>
+          <w:szCs w:val="22"/>
+          <w:lang w:val="fr-FR" w:eastAsia="zh-CN" w:bidi="hi-IN"/>
+        </w:rPr>
+      </w:pPr>
+      <w:r>
+        <w:rPr>
+          <w:rFonts w:eastAsia="Arial" w:cs="Arial"/>
+          <w:i/>
+          <w:iCs/>
+          <w:color w:val="555555"/>
+          <w:kern w:val="0"/>
+          <w:sz w:val="22"/>
+          <w:szCs w:val="22"/>
+          <w:lang w:val="fr-FR" w:eastAsia="zh-CN" w:bidi="hi-IN"/>
+        </w:rPr>
+        <w:t xml:space="preserve">Utilisation de Git </w:t>
+      </w:r>
+    </w:p>
+    <w:p>
+      <w:pPr>
+        <w:pStyle w:val="BodyText"/>
+        <w:numPr>
+          <w:ilvl w:val="0"/>
+          <w:numId w:val="10"/>
+        </w:numPr>
+        <w:tabs>
+          <w:tab w:val="clear" w:pos="720"/>
+          <w:tab w:val="left" w:pos="0" w:leader="none"/>
+        </w:tabs>
+        <w:spacing w:before="0" w:after="0"/>
+        <w:ind w:hanging="283" w:start="720"/>
+        <w:rPr>
+          <w:i/>
+          <w:iCs/>
+          <w:color w:val="555555"/>
+        </w:rPr>
+      </w:pPr>
+      <w:r>
+        <w:rPr>
+          <w:i/>
+          <w:iCs/>
+          <w:color w:val="555555"/>
+        </w:rPr>
+        <w:t xml:space="preserve">Gestion des branches (main, dev, feature…) </w:t>
+      </w:r>
+    </w:p>
+    <w:p>
+      <w:pPr>
+        <w:pStyle w:val="BodyText"/>
+        <w:numPr>
+          <w:ilvl w:val="0"/>
+          <w:numId w:val="11"/>
+        </w:numPr>
+        <w:tabs>
+          <w:tab w:val="clear" w:pos="720"/>
+          <w:tab w:val="left" w:pos="0" w:leader="none"/>
+        </w:tabs>
+        <w:spacing w:before="0" w:after="0"/>
+        <w:ind w:hanging="283" w:start="720"/>
+        <w:rPr>
+          <w:i/>
+          <w:iCs/>
+          <w:color w:val="555555"/>
+        </w:rPr>
+      </w:pPr>
+      <w:r>
+        <w:rPr>
+          <w:i/>
+          <w:iCs/>
+          <w:color w:val="555555"/>
+        </w:rPr>
+        <w:t xml:space="preserve">Stratégie de commits (clairs, réguliers) </w:t>
+      </w:r>
+    </w:p>
+    <w:p>
+      <w:pPr>
+        <w:pStyle w:val="BodyText"/>
+        <w:numPr>
+          <w:ilvl w:val="0"/>
+          <w:numId w:val="12"/>
+        </w:numPr>
+        <w:tabs>
+          <w:tab w:val="clear" w:pos="720"/>
+          <w:tab w:val="left" w:pos="0" w:leader="none"/>
+        </w:tabs>
+        <w:spacing w:before="0" w:after="0"/>
+        <w:ind w:hanging="283" w:start="720"/>
+        <w:rPr>
+          <w:i/>
+          <w:iCs/>
+          <w:color w:val="555555"/>
+        </w:rPr>
+      </w:pPr>
+      <w:r>
+        <w:rPr>
+          <w:i/>
+          <w:iCs/>
+          <w:color w:val="555555"/>
+        </w:rPr>
+        <w:t xml:space="preserve">Gestion des versions / sauvegarde du projet </w:t>
+      </w:r>
+    </w:p>
+    <w:p>
+      <w:pPr>
+        <w:pStyle w:val="BodyText"/>
+        <w:numPr>
+          <w:ilvl w:val="0"/>
+          <w:numId w:val="13"/>
+        </w:numPr>
+        <w:tabs>
+          <w:tab w:val="clear" w:pos="720"/>
+          <w:tab w:val="left" w:pos="0" w:leader="none"/>
+        </w:tabs>
+        <w:spacing w:before="0" w:after="160"/>
+        <w:ind w:hanging="283" w:start="720"/>
+        <w:rPr>
+          <w:i/>
+          <w:iCs/>
+          <w:color w:val="555555"/>
+        </w:rPr>
+      </w:pPr>
+      <w:r>
+        <w:rPr>
+          <w:i/>
+          <w:iCs/>
+          <w:color w:val="555555"/>
+        </w:rPr>
+        <w:t>Plateforme utilisée (GitHub, GitLab…)</w:t>
+      </w:r>
+    </w:p>
+    <w:p>
+      <w:pPr>
+        <w:pStyle w:val="Normal"/>
+        <w:rPr>
+          <w:b/>
+          <w:bCs/>
+        </w:rPr>
+      </w:pPr>
+      <w:r>
+        <w:rPr>
+          <w:b/>
+          <w:bCs/>
+        </w:rPr>
+      </w:r>
+      <w:r>
+        <w:br w:type="page"/>
+      </w:r>
+    </w:p>
+    <w:p>
+      <w:pPr>
+        <w:pStyle w:val="Heading1"/>
+        <w:spacing w:before="0" w:after="200"/>
+        <w:rPr/>
+      </w:pPr>
+      <w:r>
+        <w:rPr>
+          <w:b/>
+          <w:bCs/>
+        </w:rPr>
+        <w:t>4</w:t>
+      </w:r>
+      <w:r>
+        <w:rPr>
+          <w:b/>
+          <w:bCs/>
+        </w:rPr>
+        <w:t>. ENVIRONNEMENT TECHNIQUE</w:t>
+      </w:r>
+    </w:p>
+    <w:p>
+      <w:pPr>
+        <w:pStyle w:val="Normal"/>
+        <w:spacing w:before="80" w:after="200"/>
+        <w:rPr/>
+      </w:pPr>
+      <w:r>
+        <w:rPr>
+          <w:i/>
+          <w:iCs/>
+          <w:color w:val="666666"/>
+          <w:sz w:val="20"/>
+          <w:szCs w:val="20"/>
+        </w:rPr>
+        <w:t xml:space="preserve">💡 </w:t>
+      </w:r>
+      <w:r>
+        <w:rPr>
+          <w:i/>
+          <w:iCs/>
+          <w:color w:val="666666"/>
+          <w:sz w:val="20"/>
+          <w:szCs w:val="20"/>
+        </w:rPr>
         <w:t>Décrivez l'ensemble des outils, langages, frameworks et services utilisés dans ce projet.</w:t>
       </w:r>
     </w:p>
@@ -1519,7 +1954,11 @@
       </w:pPr>
       <w:r>
         <w:rPr/>
-        <w:t>3.1 Environnement de développement</w:t>
+        <w:t>4</w:t>
+      </w:r>
+      <w:r>
+        <w:rPr/>
+        <w:t>.1 Environnement de développement</w:t>
       </w:r>
     </w:p>
     <w:tbl>
@@ -1536,15 +1975,15 @@
         </w:tblCellMar>
       </w:tblPr>
       <w:tblGrid>
-        <w:gridCol w:w="2706"/>
+        <w:gridCol w:w="2705"/>
         <w:gridCol w:w="2708"/>
-        <w:gridCol w:w="3612"/>
+        <w:gridCol w:w="3613"/>
       </w:tblGrid>
       <w:tr>
         <w:trPr/>
         <w:tc>
           <w:tcPr>
-            <w:tcW w:w="2706" w:type="dxa"/>
+            <w:tcW w:w="2705" w:type="dxa"/>
             <w:tcBorders>
               <w:top w:val="single" w:sz="2" w:space="0" w:color="BBBBBB"/>
               <w:start w:val="single" w:sz="2" w:space="0" w:color="BBBBBB"/>
@@ -1594,7 +2033,7 @@
         </w:tc>
         <w:tc>
           <w:tcPr>
-            <w:tcW w:w="3612" w:type="dxa"/>
+            <w:tcW w:w="3613" w:type="dxa"/>
             <w:tcBorders>
               <w:top w:val="single" w:sz="2" w:space="0" w:color="BBBBBB"/>
               <w:start w:val="single" w:sz="2" w:space="0" w:color="BBBBBB"/>
@@ -1622,7 +2061,7 @@
         <w:trPr/>
         <w:tc>
           <w:tcPr>
-            <w:tcW w:w="2706" w:type="dxa"/>
+            <w:tcW w:w="2705" w:type="dxa"/>
             <w:tcBorders>
               <w:top w:val="single" w:sz="2" w:space="0" w:color="BBBBBB"/>
               <w:start w:val="single" w:sz="2" w:space="0" w:color="BBBBBB"/>
@@ -1668,7 +2107,7 @@
         </w:tc>
         <w:tc>
           <w:tcPr>
-            <w:tcW w:w="3612" w:type="dxa"/>
+            <w:tcW w:w="3613" w:type="dxa"/>
             <w:tcBorders>
               <w:top w:val="single" w:sz="2" w:space="0" w:color="BBBBBB"/>
               <w:start w:val="single" w:sz="2" w:space="0" w:color="BBBBBB"/>
@@ -1691,7 +2130,7 @@
         <w:trPr/>
         <w:tc>
           <w:tcPr>
-            <w:tcW w:w="2706" w:type="dxa"/>
+            <w:tcW w:w="2705" w:type="dxa"/>
             <w:tcBorders>
               <w:top w:val="single" w:sz="2" w:space="0" w:color="BBBBBB"/>
               <w:start w:val="single" w:sz="2" w:space="0" w:color="BBBBBB"/>
@@ -1737,7 +2176,7 @@
         </w:tc>
         <w:tc>
           <w:tcPr>
-            <w:tcW w:w="3612" w:type="dxa"/>
+            <w:tcW w:w="3613" w:type="dxa"/>
             <w:tcBorders>
               <w:top w:val="single" w:sz="2" w:space="0" w:color="BBBBBB"/>
               <w:start w:val="single" w:sz="2" w:space="0" w:color="BBBBBB"/>
@@ -1760,7 +2199,7 @@
         <w:trPr/>
         <w:tc>
           <w:tcPr>
-            <w:tcW w:w="2706" w:type="dxa"/>
+            <w:tcW w:w="2705" w:type="dxa"/>
             <w:tcBorders>
               <w:top w:val="single" w:sz="2" w:space="0" w:color="BBBBBB"/>
               <w:start w:val="single" w:sz="2" w:space="0" w:color="BBBBBB"/>
@@ -1806,7 +2245,7 @@
         </w:tc>
         <w:tc>
           <w:tcPr>
-            <w:tcW w:w="3612" w:type="dxa"/>
+            <w:tcW w:w="3613" w:type="dxa"/>
             <w:tcBorders>
               <w:top w:val="single" w:sz="2" w:space="0" w:color="BBBBBB"/>
               <w:start w:val="single" w:sz="2" w:space="0" w:color="BBBBBB"/>
@@ -1829,7 +2268,7 @@
         <w:trPr/>
         <w:tc>
           <w:tcPr>
-            <w:tcW w:w="2706" w:type="dxa"/>
+            <w:tcW w:w="2705" w:type="dxa"/>
             <w:tcBorders>
               <w:top w:val="single" w:sz="2" w:space="0" w:color="BBBBBB"/>
               <w:start w:val="single" w:sz="2" w:space="0" w:color="BBBBBB"/>
@@ -1875,7 +2314,7 @@
         </w:tc>
         <w:tc>
           <w:tcPr>
-            <w:tcW w:w="3612" w:type="dxa"/>
+            <w:tcW w:w="3613" w:type="dxa"/>
             <w:tcBorders>
               <w:top w:val="single" w:sz="2" w:space="0" w:color="BBBBBB"/>
               <w:start w:val="single" w:sz="2" w:space="0" w:color="BBBBBB"/>
@@ -1898,7 +2337,7 @@
         <w:trPr/>
         <w:tc>
           <w:tcPr>
-            <w:tcW w:w="2706" w:type="dxa"/>
+            <w:tcW w:w="2705" w:type="dxa"/>
             <w:tcBorders>
               <w:top w:val="single" w:sz="2" w:space="0" w:color="BBBBBB"/>
               <w:start w:val="single" w:sz="2" w:space="0" w:color="BBBBBB"/>
@@ -1944,7 +2383,7 @@
         </w:tc>
         <w:tc>
           <w:tcPr>
-            <w:tcW w:w="3612" w:type="dxa"/>
+            <w:tcW w:w="3613" w:type="dxa"/>
             <w:tcBorders>
               <w:top w:val="single" w:sz="2" w:space="0" w:color="BBBBBB"/>
               <w:start w:val="single" w:sz="2" w:space="0" w:color="BBBBBB"/>
@@ -1967,7 +2406,7 @@
         <w:trPr/>
         <w:tc>
           <w:tcPr>
-            <w:tcW w:w="2706" w:type="dxa"/>
+            <w:tcW w:w="2705" w:type="dxa"/>
             <w:tcBorders>
               <w:top w:val="single" w:sz="2" w:space="0" w:color="BBBBBB"/>
               <w:start w:val="single" w:sz="2" w:space="0" w:color="BBBBBB"/>
@@ -2013,7 +2452,7 @@
         </w:tc>
         <w:tc>
           <w:tcPr>
-            <w:tcW w:w="3612" w:type="dxa"/>
+            <w:tcW w:w="3613" w:type="dxa"/>
             <w:tcBorders>
               <w:top w:val="single" w:sz="2" w:space="0" w:color="BBBBBB"/>
               <w:start w:val="single" w:sz="2" w:space="0" w:color="BBBBBB"/>
@@ -2036,7 +2475,7 @@
         <w:trPr/>
         <w:tc>
           <w:tcPr>
-            <w:tcW w:w="2706" w:type="dxa"/>
+            <w:tcW w:w="2705" w:type="dxa"/>
             <w:tcBorders>
               <w:top w:val="single" w:sz="2" w:space="0" w:color="BBBBBB"/>
               <w:start w:val="single" w:sz="2" w:space="0" w:color="BBBBBB"/>
@@ -2082,7 +2521,7 @@
         </w:tc>
         <w:tc>
           <w:tcPr>
-            <w:tcW w:w="3612" w:type="dxa"/>
+            <w:tcW w:w="3613" w:type="dxa"/>
             <w:tcBorders>
               <w:top w:val="single" w:sz="2" w:space="0" w:color="BBBBBB"/>
               <w:start w:val="single" w:sz="2" w:space="0" w:color="BBBBBB"/>
@@ -2105,7 +2544,7 @@
         <w:trPr/>
         <w:tc>
           <w:tcPr>
-            <w:tcW w:w="2706" w:type="dxa"/>
+            <w:tcW w:w="2705" w:type="dxa"/>
             <w:tcBorders>
               <w:top w:val="single" w:sz="2" w:space="0" w:color="BBBBBB"/>
               <w:start w:val="single" w:sz="2" w:space="0" w:color="BBBBBB"/>
@@ -2151,7 +2590,7 @@
         </w:tc>
         <w:tc>
           <w:tcPr>
-            <w:tcW w:w="3612" w:type="dxa"/>
+            <w:tcW w:w="3613" w:type="dxa"/>
             <w:tcBorders>
               <w:top w:val="single" w:sz="2" w:space="0" w:color="BBBBBB"/>
               <w:start w:val="single" w:sz="2" w:space="0" w:color="BBBBBB"/>
@@ -2174,7 +2613,7 @@
         <w:trPr/>
         <w:tc>
           <w:tcPr>
-            <w:tcW w:w="2706" w:type="dxa"/>
+            <w:tcW w:w="2705" w:type="dxa"/>
             <w:tcBorders>
               <w:top w:val="single" w:sz="2" w:space="0" w:color="BBBBBB"/>
               <w:start w:val="single" w:sz="2" w:space="0" w:color="BBBBBB"/>
@@ -2220,7 +2659,7 @@
         </w:tc>
         <w:tc>
           <w:tcPr>
-            <w:tcW w:w="3612" w:type="dxa"/>
+            <w:tcW w:w="3613" w:type="dxa"/>
             <w:tcBorders>
               <w:top w:val="single" w:sz="2" w:space="0" w:color="BBBBBB"/>
               <w:start w:val="single" w:sz="2" w:space="0" w:color="BBBBBB"/>
@@ -2243,7 +2682,7 @@
         <w:trPr/>
         <w:tc>
           <w:tcPr>
-            <w:tcW w:w="2706" w:type="dxa"/>
+            <w:tcW w:w="2705" w:type="dxa"/>
             <w:tcBorders>
               <w:top w:val="single" w:sz="2" w:space="0" w:color="BBBBBB"/>
               <w:start w:val="single" w:sz="2" w:space="0" w:color="BBBBBB"/>
@@ -2289,7 +2728,7 @@
         </w:tc>
         <w:tc>
           <w:tcPr>
-            <w:tcW w:w="3612" w:type="dxa"/>
+            <w:tcW w:w="3613" w:type="dxa"/>
             <w:tcBorders>
               <w:top w:val="single" w:sz="2" w:space="0" w:color="BBBBBB"/>
               <w:start w:val="single" w:sz="2" w:space="0" w:color="BBBBBB"/>
@@ -2312,7 +2751,7 @@
         <w:trPr/>
         <w:tc>
           <w:tcPr>
-            <w:tcW w:w="2706" w:type="dxa"/>
+            <w:tcW w:w="2705" w:type="dxa"/>
             <w:tcBorders>
               <w:top w:val="single" w:sz="2" w:space="0" w:color="BBBBBB"/>
               <w:start w:val="single" w:sz="2" w:space="0" w:color="BBBBBB"/>
@@ -2358,7 +2797,7 @@
         </w:tc>
         <w:tc>
           <w:tcPr>
-            <w:tcW w:w="3612" w:type="dxa"/>
+            <w:tcW w:w="3613" w:type="dxa"/>
             <w:tcBorders>
               <w:top w:val="single" w:sz="2" w:space="0" w:color="BBBBBB"/>
               <w:start w:val="single" w:sz="2" w:space="0" w:color="BBBBBB"/>
@@ -2381,7 +2820,7 @@
         <w:trPr/>
         <w:tc>
           <w:tcPr>
-            <w:tcW w:w="2706" w:type="dxa"/>
+            <w:tcW w:w="2705" w:type="dxa"/>
             <w:tcBorders>
               <w:top w:val="single" w:sz="2" w:space="0" w:color="BBBBBB"/>
               <w:start w:val="single" w:sz="2" w:space="0" w:color="BBBBBB"/>
@@ -2427,7 +2866,7 @@
         </w:tc>
         <w:tc>
           <w:tcPr>
-            <w:tcW w:w="3612" w:type="dxa"/>
+            <w:tcW w:w="3613" w:type="dxa"/>
             <w:tcBorders>
               <w:top w:val="single" w:sz="2" w:space="0" w:color="BBBBBB"/>
               <w:start w:val="single" w:sz="2" w:space="0" w:color="BBBBBB"/>
@@ -2464,7 +2903,11 @@
       </w:pPr>
       <w:r>
         <w:rPr/>
-        <w:t>3.2 Architecture générale du projet</w:t>
+        <w:t>4</w:t>
+      </w:r>
+      <w:r>
+        <w:rPr/>
+        <w:t>.2 Architecture générale du projet</w:t>
       </w:r>
     </w:p>
     <w:p>
@@ -2512,47 +2955,23 @@
     <w:p>
       <w:pPr>
         <w:pStyle w:val="Heading2"/>
-        <w:rPr/>
-      </w:pPr>
-      <w:r>
-        <w:rPr/>
-        <w:t>3.3 Gestion de version et organisation du code</w:t>
-      </w:r>
-    </w:p>
-    <w:p>
-      <w:pPr>
-        <w:pStyle w:val="Normal"/>
-        <w:spacing w:before="0" w:after="160"/>
-        <w:rPr/>
-      </w:pPr>
-      <w:r>
         <w:rPr>
           <w:i/>
           <w:iCs/>
           <w:color w:val="555555"/>
         </w:rPr>
-        <w:t>Décrivez comment vous avez utilisé Git : stratégie de branches, messages de commit, hébergement du dépôt (GitHub, GitLab…).</w:t>
-      </w:r>
-    </w:p>
-    <w:p>
-      <w:pPr>
-        <w:pStyle w:val="Normal"/>
-        <w:rPr/>
-      </w:pPr>
-      <w:r>
-        <w:rPr/>
-      </w:r>
-    </w:p>
-    <w:p>
-      <w:pPr>
-        <w:pStyle w:val="Normal"/>
-        <w:rPr/>
-      </w:pPr>
-      <w:r>
-        <w:rPr/>
-      </w:r>
-      <w:r>
-        <w:br w:type="page"/>
+      </w:pPr>
+      <w:r>
+        <w:rPr/>
+      </w:r>
+    </w:p>
+    <w:p>
+      <w:pPr>
+        <w:pStyle w:val="Normal"/>
+        <w:rPr/>
+      </w:pPr>
+      <w:r>
+        <w:rPr/>
       </w:r>
     </w:p>
     <w:p>
@@ -2566,45 +2985,7 @@
           <w:b/>
           <w:bCs/>
         </w:rPr>
-        <w:t>4</w:t>
-      </w:r>
-      <w:r>
-        <w:rPr>
-          <w:b/>
-          <w:bCs/>
-        </w:rPr>
-        <w:t xml:space="preserve">. </w:t>
-      </w:r>
-      <w:r>
-        <w:rPr>
-          <w:b/>
-          <w:bCs/>
-        </w:rPr>
-        <w:t>ORGANISATION DU TRAVAIL</w:t>
-      </w:r>
-      <w:r>
-        <w:br w:type="page"/>
-      </w:r>
-    </w:p>
-    <w:p>
-      <w:pPr>
-        <w:pStyle w:val="Heading1"/>
-        <w:spacing w:before="0" w:after="200"/>
-        <w:rPr/>
-      </w:pPr>
-      <w:r>
-        <w:rPr>
-          <w:b/>
-          <w:bCs/>
-        </w:rPr>
-        <w:t>5</w:t>
-      </w:r>
-      <w:r>
-        <w:rPr>
-          <w:b/>
-          <w:bCs/>
-        </w:rPr>
-        <w:t>. RÉALISATIONS FRONT-END</w:t>
+        <w:t>5. RÉALISATIONS FRONT-END</w:t>
       </w:r>
     </w:p>
     <w:p>
@@ -2641,7 +3022,11 @@
       </w:pPr>
       <w:r>
         <w:rPr/>
-        <w:t>4.1 Installation et configuration de l'environnement de travail</w:t>
+        <w:t>5</w:t>
+      </w:r>
+      <w:r>
+        <w:rPr/>
+        <w:t>.1 Installation et configuration de l'environnement de travail</w:t>
       </w:r>
     </w:p>
     <w:p>
@@ -2693,7 +3078,11 @@
       </w:pPr>
       <w:r>
         <w:rPr/>
-        <w:t>4.2 Maquettage des interfaces utilisateur</w:t>
+        <w:t>5</w:t>
+      </w:r>
+      <w:r>
+        <w:rPr/>
+        <w:t>.2 Maquettage des interfaces utilisateur</w:t>
       </w:r>
     </w:p>
     <w:p>
@@ -2730,7 +3119,11 @@
       </w:pPr>
       <w:r>
         <w:rPr/>
-        <w:t>4.2.1 Outil de maquettage utilisé</w:t>
+        <w:t>5</w:t>
+      </w:r>
+      <w:r>
+        <w:rPr/>
+        <w:t>.2.1 Outil de maquettage utilisé</w:t>
       </w:r>
     </w:p>
     <w:p>
@@ -2773,7 +3166,11 @@
       </w:pPr>
       <w:r>
         <w:rPr/>
-        <w:t>4.2.2 Maquettes de l'application (version web)</w:t>
+        <w:t>5</w:t>
+      </w:r>
+      <w:r>
+        <w:rPr/>
+        <w:t>.2.2 Maquettes de l'application (version web)</w:t>
       </w:r>
     </w:p>
     <w:p>
@@ -2834,7 +3231,11 @@
       </w:pPr>
       <w:r>
         <w:rPr/>
-        <w:t>4.2.3 Maquettes de l'application (version mobile)</w:t>
+        <w:t>5</w:t>
+      </w:r>
+      <w:r>
+        <w:rPr/>
+        <w:t>.2.3 Maquettes de l'application (version mobile)</w:t>
       </w:r>
     </w:p>
     <w:p>
@@ -2895,7 +3296,11 @@
       </w:pPr>
       <w:r>
         <w:rPr/>
-        <w:t>4.2.4 Schéma d'enchaînement des maquettes</w:t>
+        <w:t>5</w:t>
+      </w:r>
+      <w:r>
+        <w:rPr/>
+        <w:t>.2.4 Schéma d'enchaînement des maquettes</w:t>
       </w:r>
     </w:p>
     <w:p>
@@ -2956,7 +3361,11 @@
       </w:pPr>
       <w:r>
         <w:rPr/>
-        <w:t>4.2.5 Prise en compte de l'accessibilité (RGAA)</w:t>
+        <w:t>5</w:t>
+      </w:r>
+      <w:r>
+        <w:rPr/>
+        <w:t>.2.5 Prise en compte de l'accessibilité (RGAA)</w:t>
       </w:r>
     </w:p>
     <w:p>
@@ -2999,7 +3408,11 @@
       </w:pPr>
       <w:r>
         <w:rPr/>
-        <w:t>4.2.6 Prise en compte du RGPD</w:t>
+        <w:t>5</w:t>
+      </w:r>
+      <w:r>
+        <w:rPr/>
+        <w:t>.2.6 Prise en compte du RGPD</w:t>
       </w:r>
     </w:p>
     <w:p>
@@ -3042,7 +3455,11 @@
       </w:pPr>
       <w:r>
         <w:rPr/>
-        <w:t>4.3 Réalisation des interfaces utilisateur statiques</w:t>
+        <w:t>5</w:t>
+      </w:r>
+      <w:r>
+        <w:rPr/>
+        <w:t>.3 Réalisation des interfaces utilisateur statiques</w:t>
       </w:r>
     </w:p>
     <w:p>
@@ -3079,7 +3496,11 @@
       </w:pPr>
       <w:r>
         <w:rPr/>
-        <w:t>4.3.1 Interface statique n°1 – [Nom de la page]</w:t>
+        <w:t>5</w:t>
+      </w:r>
+      <w:r>
+        <w:rPr/>
+        <w:t>.3.1 Interface statique n°1 – [Nom de la page]</w:t>
       </w:r>
     </w:p>
     <w:p>
@@ -3215,7 +3636,11 @@
       </w:pPr>
       <w:r>
         <w:rPr/>
-        <w:t>4.3.2 Interface statique n°2 – [Nom de la page]</w:t>
+        <w:t>5</w:t>
+      </w:r>
+      <w:r>
+        <w:rPr/>
+        <w:t>.3.2 Interface statique n°2 – [Nom de la page]</w:t>
       </w:r>
     </w:p>
     <w:p>
@@ -3378,7 +3803,11 @@
       </w:pPr>
       <w:r>
         <w:rPr/>
-        <w:t>4.4 Développement de la partie dynamique des interfaces</w:t>
+        <w:t>5</w:t>
+      </w:r>
+      <w:r>
+        <w:rPr/>
+        <w:t>.4 Développement de la partie dynamique des interfaces</w:t>
       </w:r>
     </w:p>
     <w:p>
@@ -3415,7 +3844,11 @@
       </w:pPr>
       <w:r>
         <w:rPr/>
-        <w:t>4.4.1 Traitement dynamique n°1 – [Description]</w:t>
+        <w:t>5</w:t>
+      </w:r>
+      <w:r>
+        <w:rPr/>
+        <w:t>.4.1 Traitement dynamique n°1 – [Description]</w:t>
       </w:r>
     </w:p>
     <w:p>
@@ -3584,7 +4017,11 @@
       </w:pPr>
       <w:r>
         <w:rPr/>
-        <w:t>4.4.2 Traitement dynamique n°2 – [Description]</w:t>
+        <w:t>5</w:t>
+      </w:r>
+      <w:r>
+        <w:rPr/>
+        <w:t>.4.2 Traitement dynamique n°2 – [Description]</w:t>
       </w:r>
     </w:p>
     <w:p>
@@ -3738,7 +4175,11 @@
       </w:pPr>
       <w:r>
         <w:rPr/>
-        <w:t>4.4.3 Utilisation d'une API REST</w:t>
+        <w:t>5</w:t>
+      </w:r>
+      <w:r>
+        <w:rPr/>
+        <w:t>.4.3 Utilisation d'une API REST</w:t>
       </w:r>
     </w:p>
     <w:p>
@@ -3790,7 +4231,11 @@
       </w:pPr>
       <w:r>
         <w:rPr/>
-        <w:t>4.4.4 Tests unitaires front-end</w:t>
+        <w:t>5</w:t>
+      </w:r>
+      <w:r>
+        <w:rPr/>
+        <w:t>.4.4 Tests unitaires front-end</w:t>
       </w:r>
     </w:p>
     <w:p>
@@ -3858,14 +4303,7 @@
           <w:b/>
           <w:bCs/>
         </w:rPr>
-        <w:t>6</w:t>
-      </w:r>
-      <w:r>
-        <w:rPr>
-          <w:b/>
-          <w:bCs/>
-        </w:rPr>
-        <w:t>. RÉALISATIONS BACK-END</w:t>
+        <w:t>6. RÉALISATIONS BACK-END</w:t>
       </w:r>
     </w:p>
     <w:p>
@@ -3902,7 +4340,11 @@
       </w:pPr>
       <w:r>
         <w:rPr/>
-        <w:t>5.1 Mise en place de la base de données relationnelle</w:t>
+        <w:t>6</w:t>
+      </w:r>
+      <w:r>
+        <w:rPr/>
+        <w:t>.1 Mise en place de la base de données relationnelle</w:t>
       </w:r>
     </w:p>
     <w:p>
@@ -3912,7 +4354,11 @@
       </w:pPr>
       <w:r>
         <w:rPr/>
-        <w:t>5.1.1 Modèle Conceptuel de Données (MCD)</w:t>
+        <w:t>6</w:t>
+      </w:r>
+      <w:r>
+        <w:rPr/>
+        <w:t>.1.1 Modèle Conceptuel de Données (MCD)</w:t>
       </w:r>
     </w:p>
     <w:p>
@@ -3950,39 +4396,32 @@
     </w:p>
     <w:p>
       <w:pPr>
-        <w:pStyle w:val="Normal"/>
-        <w:rPr/>
-      </w:pPr>
-      <w:r>
-        <w:rPr/>
-      </w:r>
-    </w:p>
-    <w:p>
-      <w:pPr>
-        <w:pStyle w:val="Normal"/>
-        <w:rPr/>
-      </w:pPr>
-      <w:r>
-        <w:rPr/>
-      </w:r>
-    </w:p>
-    <w:p>
-      <w:pPr>
-        <w:pStyle w:val="Normal"/>
-        <w:rPr/>
-      </w:pPr>
-      <w:r>
-        <w:rPr/>
-      </w:r>
-    </w:p>
-    <w:p>
-      <w:pPr>
         <w:pStyle w:val="Heading3"/>
         <w:rPr/>
       </w:pPr>
       <w:r>
         <w:rPr/>
-        <w:t>5.1.2 Modèle Physique de Données (MPD)</w:t>
+        <w:t>6</w:t>
+      </w:r>
+      <w:r>
+        <w:rPr/>
+        <w:t xml:space="preserve">.1.2 Modèle </w:t>
+      </w:r>
+      <w:r>
+        <w:rPr/>
+        <w:t>Logique</w:t>
+      </w:r>
+      <w:r>
+        <w:rPr/>
+        <w:t xml:space="preserve"> de Données (M</w:t>
+      </w:r>
+      <w:r>
+        <w:rPr/>
+        <w:t>L</w:t>
+      </w:r>
+      <w:r>
+        <w:rPr/>
+        <w:t>D)</w:t>
       </w:r>
     </w:p>
     <w:p>
@@ -3997,6 +4436,77 @@
           <w:iCs/>
           <w:color w:val="555555"/>
         </w:rPr>
+        <w:t>Insérez ici le schéma M</w:t>
+      </w:r>
+      <w:r>
+        <w:rPr>
+          <w:i/>
+          <w:iCs/>
+          <w:color w:val="555555"/>
+        </w:rPr>
+        <w:t>L</w:t>
+      </w:r>
+      <w:r>
+        <w:rPr>
+          <w:i/>
+          <w:iCs/>
+          <w:color w:val="555555"/>
+        </w:rPr>
+        <w:t>D (tables, colonnes, types, clés primaires et étrangères).</w:t>
+      </w:r>
+    </w:p>
+    <w:p>
+      <w:pPr>
+        <w:pStyle w:val="Normal"/>
+        <w:rPr/>
+      </w:pPr>
+      <w:r>
+        <w:rPr/>
+      </w:r>
+    </w:p>
+    <w:p>
+      <w:pPr>
+        <w:pStyle w:val="Normal"/>
+        <w:rPr/>
+      </w:pPr>
+      <w:r>
+        <w:rPr/>
+      </w:r>
+    </w:p>
+    <w:p>
+      <w:pPr>
+        <w:pStyle w:val="Heading3"/>
+        <w:rPr/>
+      </w:pPr>
+      <w:r>
+        <w:rPr/>
+        <w:t>6</w:t>
+      </w:r>
+      <w:r>
+        <w:rPr/>
+        <w:t>.1.</w:t>
+      </w:r>
+      <w:r>
+        <w:rPr/>
+        <w:t>3</w:t>
+      </w:r>
+      <w:r>
+        <w:rPr/>
+        <w:t xml:space="preserve"> Modèle Physique de Données (MPD)</w:t>
+      </w:r>
+    </w:p>
+    <w:p>
+      <w:pPr>
+        <w:pStyle w:val="Normal"/>
+        <w:spacing w:before="0" w:after="160"/>
+        <w:rPr/>
+      </w:pPr>
+      <w:r>
+        <w:rPr>
+          <w:i/>
+          <w:iCs/>
+          <w:color w:val="555555"/>
+        </w:rPr>
         <w:t>Insérez ici le schéma MPD (tables, colonnes, types, clés primaires et étrangères).</w:t>
       </w:r>
     </w:p>
@@ -4052,7 +4562,19 @@
       </w:pPr>
       <w:r>
         <w:rPr/>
-        <w:t>5.1.3 Script de création de la base de données</w:t>
+        <w:t>6</w:t>
+      </w:r>
+      <w:r>
+        <w:rPr/>
+        <w:t>.1.</w:t>
+      </w:r>
+      <w:r>
+        <w:rPr/>
+        <w:t>4</w:t>
+      </w:r>
+      <w:r>
+        <w:rPr/>
+        <w:t xml:space="preserve"> Script de création de la base de données</w:t>
       </w:r>
     </w:p>
     <w:p>
@@ -4113,7 +4635,19 @@
       </w:pPr>
       <w:r>
         <w:rPr/>
-        <w:t>5.1.4 Jeu d'essai et données de test</w:t>
+        <w:t>6</w:t>
+      </w:r>
+      <w:r>
+        <w:rPr/>
+        <w:t>.1.</w:t>
+      </w:r>
+      <w:r>
+        <w:rPr/>
+        <w:t>5</w:t>
+      </w:r>
+      <w:r>
+        <w:rPr/>
+        <w:t xml:space="preserve"> Jeu d'essai et données de test</w:t>
       </w:r>
     </w:p>
     <w:p>
@@ -4156,7 +4690,19 @@
       </w:pPr>
       <w:r>
         <w:rPr/>
-        <w:t>5.1.5 Gestion des utilisateurs et des droits</w:t>
+        <w:t>6</w:t>
+      </w:r>
+      <w:r>
+        <w:rPr/>
+        <w:t>.1.</w:t>
+      </w:r>
+      <w:r>
+        <w:rPr/>
+        <w:t>6</w:t>
+      </w:r>
+      <w:r>
+        <w:rPr/>
+        <w:t xml:space="preserve"> Gestion des utilisateurs et des droits</w:t>
       </w:r>
     </w:p>
     <w:p>
@@ -4199,7 +4745,19 @@
       </w:pPr>
       <w:r>
         <w:rPr/>
-        <w:t>5.1.6 Sauvegarde et restauration</w:t>
+        <w:t>6</w:t>
+      </w:r>
+      <w:r>
+        <w:rPr/>
+        <w:t>.1.</w:t>
+      </w:r>
+      <w:r>
+        <w:rPr/>
+        <w:t xml:space="preserve">7 </w:t>
+      </w:r>
+      <w:r>
+        <w:rPr/>
+        <w:t>Sauvegarde et restauration</w:t>
       </w:r>
     </w:p>
     <w:p>
@@ -4242,7 +4800,19 @@
       </w:pPr>
       <w:r>
         <w:rPr/>
-        <w:t>5.1.7 Sécurité et intégrité des données</w:t>
+        <w:t>6</w:t>
+      </w:r>
+      <w:r>
+        <w:rPr/>
+        <w:t>.1.</w:t>
+      </w:r>
+      <w:r>
+        <w:rPr/>
+        <w:t>8</w:t>
+      </w:r>
+      <w:r>
+        <w:rPr/>
+        <w:t xml:space="preserve"> Sécurité et intégrité des données</w:t>
       </w:r>
     </w:p>
     <w:p>
@@ -4285,7 +4855,11 @@
       </w:pPr>
       <w:r>
         <w:rPr/>
-        <w:t>5.2 Développement des composants d'accès aux données</w:t>
+        <w:t>6</w:t>
+      </w:r>
+      <w:r>
+        <w:rPr/>
+        <w:t>.2 Développement des composants d'accès aux données</w:t>
       </w:r>
     </w:p>
     <w:p>
@@ -4322,7 +4896,11 @@
       </w:pPr>
       <w:r>
         <w:rPr/>
-        <w:t>5.2.1 Composant d'accès aux données n°1 – [Description]</w:t>
+        <w:t>6</w:t>
+      </w:r>
+      <w:r>
+        <w:rPr/>
+        <w:t>.2.1 Composant d'accès aux données n°1 – [Description]</w:t>
       </w:r>
     </w:p>
     <w:p>
@@ -4482,7 +5060,11 @@
       </w:pPr>
       <w:r>
         <w:rPr/>
-        <w:t>5.2.2 Composant d'accès aux données n°2 – [Description]</w:t>
+        <w:t>6</w:t>
+      </w:r>
+      <w:r>
+        <w:rPr/>
+        <w:t>.2.2 Composant d'accès aux données n°2 – [Description]</w:t>
       </w:r>
     </w:p>
     <w:p>
@@ -4636,7 +5218,11 @@
       </w:pPr>
       <w:r>
         <w:rPr/>
-        <w:t>5.2.3 Accès NoSQL (si applicable)</w:t>
+        <w:t>6</w:t>
+      </w:r>
+      <w:r>
+        <w:rPr/>
+        <w:t>.2.3 Accès NoSQL (si applicable)</w:t>
       </w:r>
     </w:p>
     <w:p>
@@ -4688,7 +5274,11 @@
       </w:pPr>
       <w:r>
         <w:rPr/>
-        <w:t>5.3 Développement des composants métier côté serveur</w:t>
+        <w:t>6</w:t>
+      </w:r>
+      <w:r>
+        <w:rPr/>
+        <w:t>.3 Développement des composants métier côté serveur</w:t>
       </w:r>
     </w:p>
     <w:p>
@@ -4725,7 +5315,11 @@
       </w:pPr>
       <w:r>
         <w:rPr/>
-        <w:t>5.3.1 Architecture logicielle côté serveur</w:t>
+        <w:t>6</w:t>
+      </w:r>
+      <w:r>
+        <w:rPr/>
+        <w:t>.3.1 Architecture logicielle côté serveur</w:t>
       </w:r>
     </w:p>
     <w:p>
@@ -4777,7 +5371,11 @@
       </w:pPr>
       <w:r>
         <w:rPr/>
-        <w:t>5.3.2 Composant métier n°1 – [Description]</w:t>
+        <w:t>6</w:t>
+      </w:r>
+      <w:r>
+        <w:rPr/>
+        <w:t>.3.2 Composant métier n°1 – [Description]</w:t>
       </w:r>
     </w:p>
     <w:p>
@@ -4937,7 +5535,11 @@
       </w:pPr>
       <w:r>
         <w:rPr/>
-        <w:t>5.3.3 Composant métier n°2 – [Description]</w:t>
+        <w:t>6</w:t>
+      </w:r>
+      <w:r>
+        <w:rPr/>
+        <w:t>.3.3 Composant métier n°2 – [Description]</w:t>
       </w:r>
     </w:p>
     <w:p>
@@ -5091,7 +5693,11 @@
       </w:pPr>
       <w:r>
         <w:rPr/>
-        <w:t>5.3.4 Gestion de la sécurité côté serveur</w:t>
+        <w:t>6</w:t>
+      </w:r>
+      <w:r>
+        <w:rPr/>
+        <w:t>.3.4 Gestion de la sécurité côté serveur</w:t>
       </w:r>
     </w:p>
     <w:p>
@@ -5143,7 +5749,11 @@
       </w:pPr>
       <w:r>
         <w:rPr/>
-        <w:t>5.4 Documentation du déploiement</w:t>
+        <w:t>6</w:t>
+      </w:r>
+      <w:r>
+        <w:rPr/>
+        <w:t>.4 Documentation du déploiement</w:t>
       </w:r>
     </w:p>
     <w:p>
@@ -5153,7 +5763,11 @@
       </w:pPr>
       <w:r>
         <w:rPr/>
-        <w:t>5.4.1 Procédure de déploiement</w:t>
+        <w:t>6.</w:t>
+      </w:r>
+      <w:r>
+        <w:rPr/>
+        <w:t>4.1 Procédure de déploiement</w:t>
       </w:r>
     </w:p>
     <w:p>
@@ -5214,7 +5828,11 @@
       </w:pPr>
       <w:r>
         <w:rPr/>
-        <w:t>5.4.2 Scripts de déploiement</w:t>
+        <w:t>6</w:t>
+      </w:r>
+      <w:r>
+        <w:rPr/>
+        <w:t>.4.2 Scripts de déploiement</w:t>
       </w:r>
     </w:p>
     <w:p>
@@ -5266,7 +5884,11 @@
       </w:pPr>
       <w:r>
         <w:rPr/>
-        <w:t>5.4.3 Environnements</w:t>
+        <w:t>6</w:t>
+      </w:r>
+      <w:r>
+        <w:rPr/>
+        <w:t>.4.3 Environnements</w:t>
       </w:r>
     </w:p>
     <w:p>
@@ -5282,6 +5904,24 @@
           <w:color w:val="555555"/>
         </w:rPr>
         <w:t>Décrivez les environnements utilisés (développement, test, production) et leurs différences.</w:t>
+      </w:r>
+    </w:p>
+    <w:p>
+      <w:pPr>
+        <w:pStyle w:val="Normal"/>
+        <w:rPr/>
+      </w:pPr>
+      <w:r>
+        <w:rPr/>
+      </w:r>
+    </w:p>
+    <w:p>
+      <w:pPr>
+        <w:pStyle w:val="Normal"/>
+        <w:rPr/>
+      </w:pPr>
+      <w:r>
+        <w:rPr/>
       </w:r>
     </w:p>
     <w:p>
@@ -5332,7 +5972,7 @@
           <w:b/>
           <w:bCs/>
         </w:rPr>
-        <w:t>. JEU D'ESSAI DE LA FONCTIONNALITÉ LA PLUS REPRÉSENTATIVE</w:t>
+        <w:t>. PRÉSENTATION DES ÉLÉMENTS DE SÉCURITÉ</w:t>
       </w:r>
     </w:p>
     <w:p>
@@ -5359,7 +5999,7 @@
           <w:sz w:val="20"/>
           <w:szCs w:val="20"/>
         </w:rPr>
-        <w:t>Choisissez la fonctionnalité la plus complexe ou représentative du projet (front-end ou back-end) et documentez son test complet.</w:t>
+        <w:t>Synthétisez les mesures de sécurité mises en œuvre dans l'ensemble du projet (front-end et back-end).</w:t>
       </w:r>
     </w:p>
     <w:p>
@@ -5369,899 +6009,11 @@
       </w:pPr>
       <w:r>
         <w:rPr/>
-        <w:t>6.1 Fonctionnalité testée</w:t>
-      </w:r>
-    </w:p>
-    <w:p>
-      <w:pPr>
-        <w:pStyle w:val="Normal"/>
-        <w:spacing w:before="0" w:after="160"/>
-        <w:rPr/>
-      </w:pPr>
-      <w:r>
-        <w:rPr>
-          <w:i/>
-          <w:iCs/>
-          <w:color w:val="555555"/>
-        </w:rPr>
-        <w:t>Nommez et décrivez la fonctionnalité choisie. Pourquoi est-elle la plus représentative ?</w:t>
-      </w:r>
-    </w:p>
-    <w:p>
-      <w:pPr>
-        <w:pStyle w:val="Normal"/>
-        <w:rPr/>
-      </w:pPr>
-      <w:r>
-        <w:rPr/>
-      </w:r>
-    </w:p>
-    <w:p>
-      <w:pPr>
-        <w:pStyle w:val="Normal"/>
-        <w:rPr/>
-      </w:pPr>
-      <w:r>
-        <w:rPr/>
-      </w:r>
-    </w:p>
-    <w:p>
-      <w:pPr>
-        <w:pStyle w:val="Normal"/>
-        <w:rPr/>
-      </w:pPr>
-      <w:r>
-        <w:rPr/>
-      </w:r>
-    </w:p>
-    <w:p>
-      <w:pPr>
-        <w:pStyle w:val="Heading2"/>
-        <w:rPr/>
-      </w:pPr>
-      <w:r>
-        <w:rPr/>
-        <w:t>6.2 Description des scénarios de test</w:t>
-      </w:r>
-    </w:p>
-    <w:tbl>
-      <w:tblPr>
-        <w:tblW w:w="9026" w:type="dxa"/>
-        <w:jc w:val="start"/>
-        <w:tblInd w:w="0" w:type="dxa"/>
-        <w:tblLayout w:type="fixed"/>
-        <w:tblCellMar>
-          <w:top w:w="80" w:type="dxa"/>
-          <w:start w:w="120" w:type="dxa"/>
-          <w:bottom w:w="80" w:type="dxa"/>
-          <w:end w:w="120" w:type="dxa"/>
-        </w:tblCellMar>
-      </w:tblPr>
-      <w:tblGrid>
-        <w:gridCol w:w="451"/>
-        <w:gridCol w:w="2255"/>
-        <w:gridCol w:w="2258"/>
-        <w:gridCol w:w="2256"/>
-        <w:gridCol w:w="1806"/>
-      </w:tblGrid>
-      <w:tr>
-        <w:trPr/>
-        <w:tc>
-          <w:tcPr>
-            <w:tcW w:w="451" w:type="dxa"/>
-            <w:tcBorders>
-              <w:top w:val="single" w:sz="2" w:space="0" w:color="BBBBBB"/>
-              <w:start w:val="single" w:sz="2" w:space="0" w:color="BBBBBB"/>
-              <w:bottom w:val="single" w:sz="2" w:space="0" w:color="BBBBBB"/>
-              <w:end w:val="single" w:sz="2" w:space="0" w:color="BBBBBB"/>
-            </w:tcBorders>
-            <w:shd w:fill="EEEEEE" w:val="clear"/>
-          </w:tcPr>
-          <w:p>
-            <w:pPr>
-              <w:pStyle w:val="Normal"/>
-              <w:rPr/>
-            </w:pPr>
-            <w:r>
-              <w:rPr>
-                <w:b/>
-                <w:bCs/>
-              </w:rPr>
-              <w:t>#</w:t>
-            </w:r>
-          </w:p>
-        </w:tc>
-        <w:tc>
-          <w:tcPr>
-            <w:tcW w:w="2255" w:type="dxa"/>
-            <w:tcBorders>
-              <w:top w:val="single" w:sz="2" w:space="0" w:color="BBBBBB"/>
-              <w:start w:val="single" w:sz="2" w:space="0" w:color="BBBBBB"/>
-              <w:bottom w:val="single" w:sz="2" w:space="0" w:color="BBBBBB"/>
-              <w:end w:val="single" w:sz="2" w:space="0" w:color="BBBBBB"/>
-            </w:tcBorders>
-            <w:shd w:fill="EEEEEE" w:val="clear"/>
-          </w:tcPr>
-          <w:p>
-            <w:pPr>
-              <w:pStyle w:val="Normal"/>
-              <w:rPr/>
-            </w:pPr>
-            <w:r>
-              <w:rPr>
-                <w:b/>
-                <w:bCs/>
-              </w:rPr>
-              <w:t>Scénario</w:t>
-            </w:r>
-          </w:p>
-        </w:tc>
-        <w:tc>
-          <w:tcPr>
-            <w:tcW w:w="2258" w:type="dxa"/>
-            <w:tcBorders>
-              <w:top w:val="single" w:sz="2" w:space="0" w:color="BBBBBB"/>
-              <w:start w:val="single" w:sz="2" w:space="0" w:color="BBBBBB"/>
-              <w:bottom w:val="single" w:sz="2" w:space="0" w:color="BBBBBB"/>
-              <w:end w:val="single" w:sz="2" w:space="0" w:color="BBBBBB"/>
-            </w:tcBorders>
-            <w:shd w:fill="EEEEEE" w:val="clear"/>
-          </w:tcPr>
-          <w:p>
-            <w:pPr>
-              <w:pStyle w:val="Normal"/>
-              <w:rPr/>
-            </w:pPr>
-            <w:r>
-              <w:rPr>
-                <w:b/>
-                <w:bCs/>
-              </w:rPr>
-              <w:t>Données en entrée</w:t>
-            </w:r>
-          </w:p>
-        </w:tc>
-        <w:tc>
-          <w:tcPr>
-            <w:tcW w:w="2256" w:type="dxa"/>
-            <w:tcBorders>
-              <w:top w:val="single" w:sz="2" w:space="0" w:color="BBBBBB"/>
-              <w:start w:val="single" w:sz="2" w:space="0" w:color="BBBBBB"/>
-              <w:bottom w:val="single" w:sz="2" w:space="0" w:color="BBBBBB"/>
-              <w:end w:val="single" w:sz="2" w:space="0" w:color="BBBBBB"/>
-            </w:tcBorders>
-            <w:shd w:fill="EEEEEE" w:val="clear"/>
-          </w:tcPr>
-          <w:p>
-            <w:pPr>
-              <w:pStyle w:val="Normal"/>
-              <w:rPr/>
-            </w:pPr>
-            <w:r>
-              <w:rPr>
-                <w:b/>
-                <w:bCs/>
-              </w:rPr>
-              <w:t>Résultat attendu</w:t>
-            </w:r>
-          </w:p>
-        </w:tc>
-        <w:tc>
-          <w:tcPr>
-            <w:tcW w:w="1806" w:type="dxa"/>
-            <w:tcBorders>
-              <w:top w:val="single" w:sz="2" w:space="0" w:color="BBBBBB"/>
-              <w:start w:val="single" w:sz="2" w:space="0" w:color="BBBBBB"/>
-              <w:bottom w:val="single" w:sz="2" w:space="0" w:color="BBBBBB"/>
-              <w:end w:val="single" w:sz="2" w:space="0" w:color="BBBBBB"/>
-            </w:tcBorders>
-            <w:shd w:fill="EEEEEE" w:val="clear"/>
-          </w:tcPr>
-          <w:p>
-            <w:pPr>
-              <w:pStyle w:val="Normal"/>
-              <w:rPr/>
-            </w:pPr>
-            <w:r>
-              <w:rPr>
-                <w:b/>
-                <w:bCs/>
-              </w:rPr>
-              <w:t>Résultat obtenu</w:t>
-            </w:r>
-          </w:p>
-        </w:tc>
-      </w:tr>
-      <w:tr>
-        <w:trPr/>
-        <w:tc>
-          <w:tcPr>
-            <w:tcW w:w="451" w:type="dxa"/>
-            <w:tcBorders>
-              <w:top w:val="single" w:sz="2" w:space="0" w:color="BBBBBB"/>
-              <w:start w:val="single" w:sz="2" w:space="0" w:color="BBBBBB"/>
-              <w:bottom w:val="single" w:sz="2" w:space="0" w:color="BBBBBB"/>
-              <w:end w:val="single" w:sz="2" w:space="0" w:color="BBBBBB"/>
-            </w:tcBorders>
-          </w:tcPr>
-          <w:p>
-            <w:pPr>
-              <w:pStyle w:val="Normal"/>
-              <w:rPr/>
-            </w:pPr>
-            <w:r>
-              <w:rPr/>
-              <w:t>1</w:t>
-            </w:r>
-          </w:p>
-        </w:tc>
-        <w:tc>
-          <w:tcPr>
-            <w:tcW w:w="2255" w:type="dxa"/>
-            <w:tcBorders>
-              <w:top w:val="single" w:sz="2" w:space="0" w:color="BBBBBB"/>
-              <w:start w:val="single" w:sz="2" w:space="0" w:color="BBBBBB"/>
-              <w:bottom w:val="single" w:sz="2" w:space="0" w:color="BBBBBB"/>
-              <w:end w:val="single" w:sz="2" w:space="0" w:color="BBBBBB"/>
-            </w:tcBorders>
-          </w:tcPr>
-          <w:p>
-            <w:pPr>
-              <w:pStyle w:val="Normal"/>
-              <w:rPr/>
-            </w:pPr>
-            <w:r>
-              <w:rPr>
-                <w:i/>
-                <w:iCs/>
-                <w:color w:val="888888"/>
-              </w:rPr>
-              <w:t>Cas nominal – [description]</w:t>
-            </w:r>
-          </w:p>
-        </w:tc>
-        <w:tc>
-          <w:tcPr>
-            <w:tcW w:w="2258" w:type="dxa"/>
-            <w:tcBorders>
-              <w:top w:val="single" w:sz="2" w:space="0" w:color="BBBBBB"/>
-              <w:start w:val="single" w:sz="2" w:space="0" w:color="BBBBBB"/>
-              <w:bottom w:val="single" w:sz="2" w:space="0" w:color="BBBBBB"/>
-              <w:end w:val="single" w:sz="2" w:space="0" w:color="BBBBBB"/>
-            </w:tcBorders>
-          </w:tcPr>
-          <w:p>
-            <w:pPr>
-              <w:pStyle w:val="Normal"/>
-              <w:rPr/>
-            </w:pPr>
-            <w:r>
-              <w:rPr>
-                <w:i/>
-                <w:iCs/>
-                <w:color w:val="888888"/>
-              </w:rPr>
-              <w:t>Données valides</w:t>
-            </w:r>
-          </w:p>
-        </w:tc>
-        <w:tc>
-          <w:tcPr>
-            <w:tcW w:w="2256" w:type="dxa"/>
-            <w:tcBorders>
-              <w:top w:val="single" w:sz="2" w:space="0" w:color="BBBBBB"/>
-              <w:start w:val="single" w:sz="2" w:space="0" w:color="BBBBBB"/>
-              <w:bottom w:val="single" w:sz="2" w:space="0" w:color="BBBBBB"/>
-              <w:end w:val="single" w:sz="2" w:space="0" w:color="BBBBBB"/>
-            </w:tcBorders>
-          </w:tcPr>
-          <w:p>
-            <w:pPr>
-              <w:pStyle w:val="Normal"/>
-              <w:rPr/>
-            </w:pPr>
-            <w:r>
-              <w:rPr>
-                <w:i/>
-                <w:iCs/>
-                <w:color w:val="888888"/>
-              </w:rPr>
-              <w:t>Comportement attendu</w:t>
-            </w:r>
-          </w:p>
-        </w:tc>
-        <w:tc>
-          <w:tcPr>
-            <w:tcW w:w="1806" w:type="dxa"/>
-            <w:tcBorders>
-              <w:top w:val="single" w:sz="2" w:space="0" w:color="BBBBBB"/>
-              <w:start w:val="single" w:sz="2" w:space="0" w:color="BBBBBB"/>
-              <w:bottom w:val="single" w:sz="2" w:space="0" w:color="BBBBBB"/>
-              <w:end w:val="single" w:sz="2" w:space="0" w:color="BBBBBB"/>
-            </w:tcBorders>
-          </w:tcPr>
-          <w:p>
-            <w:pPr>
-              <w:pStyle w:val="Normal"/>
-              <w:rPr/>
-            </w:pPr>
-            <w:r>
-              <w:rPr>
-                <w:i/>
-                <w:iCs/>
-                <w:color w:val="888888"/>
-              </w:rPr>
-              <w:t xml:space="preserve">✅ </w:t>
-            </w:r>
-            <w:r>
-              <w:rPr>
-                <w:i/>
-                <w:iCs/>
-                <w:color w:val="888888"/>
-              </w:rPr>
-              <w:t>Conforme</w:t>
-            </w:r>
-          </w:p>
-        </w:tc>
-      </w:tr>
-      <w:tr>
-        <w:trPr/>
-        <w:tc>
-          <w:tcPr>
-            <w:tcW w:w="451" w:type="dxa"/>
-            <w:tcBorders>
-              <w:top w:val="single" w:sz="2" w:space="0" w:color="BBBBBB"/>
-              <w:start w:val="single" w:sz="2" w:space="0" w:color="BBBBBB"/>
-              <w:bottom w:val="single" w:sz="2" w:space="0" w:color="BBBBBB"/>
-              <w:end w:val="single" w:sz="2" w:space="0" w:color="BBBBBB"/>
-            </w:tcBorders>
-          </w:tcPr>
-          <w:p>
-            <w:pPr>
-              <w:pStyle w:val="Normal"/>
-              <w:rPr/>
-            </w:pPr>
-            <w:r>
-              <w:rPr/>
-              <w:t>2</w:t>
-            </w:r>
-          </w:p>
-        </w:tc>
-        <w:tc>
-          <w:tcPr>
-            <w:tcW w:w="2255" w:type="dxa"/>
-            <w:tcBorders>
-              <w:top w:val="single" w:sz="2" w:space="0" w:color="BBBBBB"/>
-              <w:start w:val="single" w:sz="2" w:space="0" w:color="BBBBBB"/>
-              <w:bottom w:val="single" w:sz="2" w:space="0" w:color="BBBBBB"/>
-              <w:end w:val="single" w:sz="2" w:space="0" w:color="BBBBBB"/>
-            </w:tcBorders>
-          </w:tcPr>
-          <w:p>
-            <w:pPr>
-              <w:pStyle w:val="Normal"/>
-              <w:rPr/>
-            </w:pPr>
-            <w:r>
-              <w:rPr>
-                <w:i/>
-                <w:iCs/>
-                <w:color w:val="888888"/>
-              </w:rPr>
-              <w:t>Cas limite – [description]</w:t>
-            </w:r>
-          </w:p>
-        </w:tc>
-        <w:tc>
-          <w:tcPr>
-            <w:tcW w:w="2258" w:type="dxa"/>
-            <w:tcBorders>
-              <w:top w:val="single" w:sz="2" w:space="0" w:color="BBBBBB"/>
-              <w:start w:val="single" w:sz="2" w:space="0" w:color="BBBBBB"/>
-              <w:bottom w:val="single" w:sz="2" w:space="0" w:color="BBBBBB"/>
-              <w:end w:val="single" w:sz="2" w:space="0" w:color="BBBBBB"/>
-            </w:tcBorders>
-          </w:tcPr>
-          <w:p>
-            <w:pPr>
-              <w:pStyle w:val="Normal"/>
-              <w:rPr/>
-            </w:pPr>
-            <w:r>
-              <w:rPr>
-                <w:i/>
-                <w:iCs/>
-                <w:color w:val="888888"/>
-              </w:rPr>
-              <w:t>Données aux limites</w:t>
-            </w:r>
-          </w:p>
-        </w:tc>
-        <w:tc>
-          <w:tcPr>
-            <w:tcW w:w="2256" w:type="dxa"/>
-            <w:tcBorders>
-              <w:top w:val="single" w:sz="2" w:space="0" w:color="BBBBBB"/>
-              <w:start w:val="single" w:sz="2" w:space="0" w:color="BBBBBB"/>
-              <w:bottom w:val="single" w:sz="2" w:space="0" w:color="BBBBBB"/>
-              <w:end w:val="single" w:sz="2" w:space="0" w:color="BBBBBB"/>
-            </w:tcBorders>
-          </w:tcPr>
-          <w:p>
-            <w:pPr>
-              <w:pStyle w:val="Normal"/>
-              <w:rPr/>
-            </w:pPr>
-            <w:r>
-              <w:rPr>
-                <w:i/>
-                <w:iCs/>
-                <w:color w:val="888888"/>
-              </w:rPr>
-              <w:t>Comportement attendu</w:t>
-            </w:r>
-          </w:p>
-        </w:tc>
-        <w:tc>
-          <w:tcPr>
-            <w:tcW w:w="1806" w:type="dxa"/>
-            <w:tcBorders>
-              <w:top w:val="single" w:sz="2" w:space="0" w:color="BBBBBB"/>
-              <w:start w:val="single" w:sz="2" w:space="0" w:color="BBBBBB"/>
-              <w:bottom w:val="single" w:sz="2" w:space="0" w:color="BBBBBB"/>
-              <w:end w:val="single" w:sz="2" w:space="0" w:color="BBBBBB"/>
-            </w:tcBorders>
-          </w:tcPr>
-          <w:p>
-            <w:pPr>
-              <w:pStyle w:val="Normal"/>
-              <w:rPr/>
-            </w:pPr>
-            <w:r>
-              <w:rPr/>
-            </w:r>
-          </w:p>
-        </w:tc>
-      </w:tr>
-      <w:tr>
-        <w:trPr/>
-        <w:tc>
-          <w:tcPr>
-            <w:tcW w:w="451" w:type="dxa"/>
-            <w:tcBorders>
-              <w:top w:val="single" w:sz="2" w:space="0" w:color="BBBBBB"/>
-              <w:start w:val="single" w:sz="2" w:space="0" w:color="BBBBBB"/>
-              <w:bottom w:val="single" w:sz="2" w:space="0" w:color="BBBBBB"/>
-              <w:end w:val="single" w:sz="2" w:space="0" w:color="BBBBBB"/>
-            </w:tcBorders>
-          </w:tcPr>
-          <w:p>
-            <w:pPr>
-              <w:pStyle w:val="Normal"/>
-              <w:rPr/>
-            </w:pPr>
-            <w:r>
-              <w:rPr/>
-              <w:t>3</w:t>
-            </w:r>
-          </w:p>
-        </w:tc>
-        <w:tc>
-          <w:tcPr>
-            <w:tcW w:w="2255" w:type="dxa"/>
-            <w:tcBorders>
-              <w:top w:val="single" w:sz="2" w:space="0" w:color="BBBBBB"/>
-              <w:start w:val="single" w:sz="2" w:space="0" w:color="BBBBBB"/>
-              <w:bottom w:val="single" w:sz="2" w:space="0" w:color="BBBBBB"/>
-              <w:end w:val="single" w:sz="2" w:space="0" w:color="BBBBBB"/>
-            </w:tcBorders>
-          </w:tcPr>
-          <w:p>
-            <w:pPr>
-              <w:pStyle w:val="Normal"/>
-              <w:rPr/>
-            </w:pPr>
-            <w:r>
-              <w:rPr>
-                <w:i/>
-                <w:iCs/>
-                <w:color w:val="888888"/>
-              </w:rPr>
-              <w:t>Cas d'erreur – [description]</w:t>
-            </w:r>
-          </w:p>
-        </w:tc>
-        <w:tc>
-          <w:tcPr>
-            <w:tcW w:w="2258" w:type="dxa"/>
-            <w:tcBorders>
-              <w:top w:val="single" w:sz="2" w:space="0" w:color="BBBBBB"/>
-              <w:start w:val="single" w:sz="2" w:space="0" w:color="BBBBBB"/>
-              <w:bottom w:val="single" w:sz="2" w:space="0" w:color="BBBBBB"/>
-              <w:end w:val="single" w:sz="2" w:space="0" w:color="BBBBBB"/>
-            </w:tcBorders>
-          </w:tcPr>
-          <w:p>
-            <w:pPr>
-              <w:pStyle w:val="Normal"/>
-              <w:rPr/>
-            </w:pPr>
-            <w:r>
-              <w:rPr>
-                <w:i/>
-                <w:iCs/>
-                <w:color w:val="888888"/>
-              </w:rPr>
-              <w:t>Données invalides</w:t>
-            </w:r>
-          </w:p>
-        </w:tc>
-        <w:tc>
-          <w:tcPr>
-            <w:tcW w:w="2256" w:type="dxa"/>
-            <w:tcBorders>
-              <w:top w:val="single" w:sz="2" w:space="0" w:color="BBBBBB"/>
-              <w:start w:val="single" w:sz="2" w:space="0" w:color="BBBBBB"/>
-              <w:bottom w:val="single" w:sz="2" w:space="0" w:color="BBBBBB"/>
-              <w:end w:val="single" w:sz="2" w:space="0" w:color="BBBBBB"/>
-            </w:tcBorders>
-          </w:tcPr>
-          <w:p>
-            <w:pPr>
-              <w:pStyle w:val="Normal"/>
-              <w:rPr/>
-            </w:pPr>
-            <w:r>
-              <w:rPr>
-                <w:i/>
-                <w:iCs/>
-                <w:color w:val="888888"/>
-              </w:rPr>
-              <w:t>Message d'erreur attendu</w:t>
-            </w:r>
-          </w:p>
-        </w:tc>
-        <w:tc>
-          <w:tcPr>
-            <w:tcW w:w="1806" w:type="dxa"/>
-            <w:tcBorders>
-              <w:top w:val="single" w:sz="2" w:space="0" w:color="BBBBBB"/>
-              <w:start w:val="single" w:sz="2" w:space="0" w:color="BBBBBB"/>
-              <w:bottom w:val="single" w:sz="2" w:space="0" w:color="BBBBBB"/>
-              <w:end w:val="single" w:sz="2" w:space="0" w:color="BBBBBB"/>
-            </w:tcBorders>
-          </w:tcPr>
-          <w:p>
-            <w:pPr>
-              <w:pStyle w:val="Normal"/>
-              <w:rPr/>
-            </w:pPr>
-            <w:r>
-              <w:rPr/>
-            </w:r>
-          </w:p>
-        </w:tc>
-      </w:tr>
-      <w:tr>
-        <w:trPr/>
-        <w:tc>
-          <w:tcPr>
-            <w:tcW w:w="451" w:type="dxa"/>
-            <w:tcBorders>
-              <w:top w:val="single" w:sz="2" w:space="0" w:color="BBBBBB"/>
-              <w:start w:val="single" w:sz="2" w:space="0" w:color="BBBBBB"/>
-              <w:bottom w:val="single" w:sz="2" w:space="0" w:color="BBBBBB"/>
-              <w:end w:val="single" w:sz="2" w:space="0" w:color="BBBBBB"/>
-            </w:tcBorders>
-          </w:tcPr>
-          <w:p>
-            <w:pPr>
-              <w:pStyle w:val="Normal"/>
-              <w:rPr/>
-            </w:pPr>
-            <w:r>
-              <w:rPr/>
-              <w:t>4</w:t>
-            </w:r>
-          </w:p>
-        </w:tc>
-        <w:tc>
-          <w:tcPr>
-            <w:tcW w:w="2255" w:type="dxa"/>
-            <w:tcBorders>
-              <w:top w:val="single" w:sz="2" w:space="0" w:color="BBBBBB"/>
-              <w:start w:val="single" w:sz="2" w:space="0" w:color="BBBBBB"/>
-              <w:bottom w:val="single" w:sz="2" w:space="0" w:color="BBBBBB"/>
-              <w:end w:val="single" w:sz="2" w:space="0" w:color="BBBBBB"/>
-            </w:tcBorders>
-          </w:tcPr>
-          <w:p>
-            <w:pPr>
-              <w:pStyle w:val="Normal"/>
-              <w:rPr/>
-            </w:pPr>
-            <w:r>
-              <w:rPr>
-                <w:i/>
-                <w:iCs/>
-                <w:color w:val="888888"/>
-              </w:rPr>
-              <w:t>Cas de sécurité – [description]</w:t>
-            </w:r>
-          </w:p>
-        </w:tc>
-        <w:tc>
-          <w:tcPr>
-            <w:tcW w:w="2258" w:type="dxa"/>
-            <w:tcBorders>
-              <w:top w:val="single" w:sz="2" w:space="0" w:color="BBBBBB"/>
-              <w:start w:val="single" w:sz="2" w:space="0" w:color="BBBBBB"/>
-              <w:bottom w:val="single" w:sz="2" w:space="0" w:color="BBBBBB"/>
-              <w:end w:val="single" w:sz="2" w:space="0" w:color="BBBBBB"/>
-            </w:tcBorders>
-          </w:tcPr>
-          <w:p>
-            <w:pPr>
-              <w:pStyle w:val="Normal"/>
-              <w:rPr/>
-            </w:pPr>
-            <w:r>
-              <w:rPr>
-                <w:i/>
-                <w:iCs/>
-                <w:color w:val="888888"/>
-              </w:rPr>
-              <w:t>Tentative d'injection / accès non autorisé</w:t>
-            </w:r>
-          </w:p>
-        </w:tc>
-        <w:tc>
-          <w:tcPr>
-            <w:tcW w:w="2256" w:type="dxa"/>
-            <w:tcBorders>
-              <w:top w:val="single" w:sz="2" w:space="0" w:color="BBBBBB"/>
-              <w:start w:val="single" w:sz="2" w:space="0" w:color="BBBBBB"/>
-              <w:bottom w:val="single" w:sz="2" w:space="0" w:color="BBBBBB"/>
-              <w:end w:val="single" w:sz="2" w:space="0" w:color="BBBBBB"/>
-            </w:tcBorders>
-          </w:tcPr>
-          <w:p>
-            <w:pPr>
-              <w:pStyle w:val="Normal"/>
-              <w:rPr/>
-            </w:pPr>
-            <w:r>
-              <w:rPr>
-                <w:i/>
-                <w:iCs/>
-                <w:color w:val="888888"/>
-              </w:rPr>
-              <w:t>Refus avec message adapté</w:t>
-            </w:r>
-          </w:p>
-        </w:tc>
-        <w:tc>
-          <w:tcPr>
-            <w:tcW w:w="1806" w:type="dxa"/>
-            <w:tcBorders>
-              <w:top w:val="single" w:sz="2" w:space="0" w:color="BBBBBB"/>
-              <w:start w:val="single" w:sz="2" w:space="0" w:color="BBBBBB"/>
-              <w:bottom w:val="single" w:sz="2" w:space="0" w:color="BBBBBB"/>
-              <w:end w:val="single" w:sz="2" w:space="0" w:color="BBBBBB"/>
-            </w:tcBorders>
-          </w:tcPr>
-          <w:p>
-            <w:pPr>
-              <w:pStyle w:val="Normal"/>
-              <w:rPr/>
-            </w:pPr>
-            <w:r>
-              <w:rPr/>
-            </w:r>
-          </w:p>
-        </w:tc>
-      </w:tr>
-    </w:tbl>
-    <w:p>
-      <w:pPr>
-        <w:pStyle w:val="Normal"/>
-        <w:spacing w:before="0" w:after="160"/>
-        <w:rPr/>
-      </w:pPr>
-      <w:r>
-        <w:rPr/>
-      </w:r>
-    </w:p>
-    <w:p>
-      <w:pPr>
-        <w:pStyle w:val="Heading2"/>
-        <w:rPr/>
-      </w:pPr>
-      <w:r>
-        <w:rPr/>
-        <w:t>6.3 Captures d'écran des résultats</w:t>
-      </w:r>
-    </w:p>
-    <w:p>
-      <w:pPr>
-        <w:pStyle w:val="Normal"/>
-        <w:spacing w:before="0" w:after="160"/>
-        <w:rPr/>
-      </w:pPr>
-      <w:r>
-        <w:rPr>
-          <w:i/>
-          <w:iCs/>
-          <w:color w:val="555555"/>
-        </w:rPr>
-        <w:t>Insérez ici les captures d'écran illustrant les résultats des principaux scénarios.</w:t>
-      </w:r>
-    </w:p>
-    <w:p>
-      <w:pPr>
-        <w:pStyle w:val="Normal"/>
-        <w:rPr/>
-      </w:pPr>
-      <w:r>
-        <w:rPr/>
-      </w:r>
-    </w:p>
-    <w:p>
-      <w:pPr>
-        <w:pStyle w:val="Normal"/>
-        <w:rPr/>
-      </w:pPr>
-      <w:r>
-        <w:rPr/>
-      </w:r>
-    </w:p>
-    <w:p>
-      <w:pPr>
-        <w:pStyle w:val="Normal"/>
-        <w:rPr/>
-      </w:pPr>
-      <w:r>
-        <w:rPr/>
-      </w:r>
-    </w:p>
-    <w:p>
-      <w:pPr>
-        <w:pStyle w:val="Normal"/>
-        <w:rPr/>
-      </w:pPr>
-      <w:r>
-        <w:rPr/>
-      </w:r>
-    </w:p>
-    <w:p>
-      <w:pPr>
-        <w:pStyle w:val="Normal"/>
-        <w:rPr/>
-      </w:pPr>
-      <w:r>
-        <w:rPr/>
-      </w:r>
-    </w:p>
-    <w:p>
-      <w:pPr>
-        <w:pStyle w:val="Heading2"/>
-        <w:rPr/>
-      </w:pPr>
-      <w:r>
-        <w:rPr/>
-        <w:t>6.4 Analyse des écarts</w:t>
-      </w:r>
-    </w:p>
-    <w:p>
-      <w:pPr>
-        <w:pStyle w:val="Normal"/>
-        <w:spacing w:before="0" w:after="160"/>
-        <w:rPr/>
-      </w:pPr>
-      <w:r>
-        <w:rPr>
-          <w:i/>
-          <w:iCs/>
-          <w:color w:val="555555"/>
-        </w:rPr>
-        <w:t>Y a-t-il eu des écarts entre les résultats attendus et obtenus ? Si oui, expliquez la cause et la correction apportée.</w:t>
-      </w:r>
-    </w:p>
-    <w:p>
-      <w:pPr>
-        <w:pStyle w:val="Normal"/>
-        <w:rPr/>
-      </w:pPr>
-      <w:r>
-        <w:rPr/>
-      </w:r>
-    </w:p>
-    <w:p>
-      <w:pPr>
-        <w:pStyle w:val="Normal"/>
-        <w:rPr/>
-      </w:pPr>
-      <w:r>
-        <w:rPr/>
-      </w:r>
-    </w:p>
-    <w:p>
-      <w:pPr>
-        <w:pStyle w:val="Normal"/>
-        <w:rPr/>
-      </w:pPr>
-      <w:r>
-        <w:rPr/>
-      </w:r>
-    </w:p>
-    <w:p>
-      <w:pPr>
-        <w:pStyle w:val="Normal"/>
-        <w:rPr/>
-      </w:pPr>
-      <w:r>
-        <w:rPr/>
-      </w:r>
-      <w:r>
-        <w:br w:type="page"/>
-      </w:r>
-    </w:p>
-    <w:p>
-      <w:pPr>
-        <w:pStyle w:val="Heading1"/>
-        <w:spacing w:before="0" w:after="200"/>
-        <w:rPr/>
-      </w:pPr>
-      <w:r>
-        <w:rPr>
-          <w:b/>
-          <w:bCs/>
-        </w:rPr>
-        <w:t>8</w:t>
-      </w:r>
-      <w:r>
-        <w:rPr>
-          <w:b/>
-          <w:bCs/>
-        </w:rPr>
-        <w:t>. PRÉSENTATION DES ÉLÉMENTS DE SÉCURITÉ</w:t>
-      </w:r>
-    </w:p>
-    <w:p>
-      <w:pPr>
-        <w:pStyle w:val="Normal"/>
-        <w:spacing w:before="80" w:after="200"/>
-        <w:rPr/>
-      </w:pPr>
-      <w:r>
-        <w:rPr>
-          <w:i/>
-          <w:iCs/>
-          <w:color w:val="666666"/>
-          <w:sz w:val="20"/>
-          <w:szCs w:val="20"/>
-        </w:rPr>
-        <w:t xml:space="preserve">💡 </w:t>
-      </w:r>
-      <w:r>
-        <w:rPr>
-          <w:i/>
-          <w:iCs/>
-          <w:color w:val="666666"/>
-          <w:sz w:val="20"/>
-          <w:szCs w:val="20"/>
-        </w:rPr>
-        <w:t>Synthétisez les mesures de sécurité mises en œuvre dans l'ensemble du projet (front-end et back-end).</w:t>
-      </w:r>
-    </w:p>
-    <w:p>
-      <w:pPr>
-        <w:pStyle w:val="Heading2"/>
-        <w:rPr/>
-      </w:pPr>
-      <w:r>
-        <w:rPr/>
-        <w:t>7.1 Sécurité côté front-end</w:t>
+        <w:t>7</w:t>
+      </w:r>
+      <w:r>
+        <w:rPr/>
+        <w:t>.1 Sécurité côté front-end</w:t>
       </w:r>
     </w:p>
     <w:tbl>
@@ -6279,8 +6031,8 @@
       </w:tblPr>
       <w:tblGrid>
         <w:gridCol w:w="3610"/>
-        <w:gridCol w:w="3157"/>
-        <w:gridCol w:w="2259"/>
+        <w:gridCol w:w="3156"/>
+        <w:gridCol w:w="2260"/>
       </w:tblGrid>
       <w:tr>
         <w:trPr/>
@@ -6311,7 +6063,7 @@
         </w:tc>
         <w:tc>
           <w:tcPr>
-            <w:tcW w:w="3157" w:type="dxa"/>
+            <w:tcW w:w="3156" w:type="dxa"/>
             <w:tcBorders>
               <w:top w:val="single" w:sz="2" w:space="0" w:color="BBBBBB"/>
               <w:start w:val="single" w:sz="2" w:space="0" w:color="BBBBBB"/>
@@ -6336,7 +6088,7 @@
         </w:tc>
         <w:tc>
           <w:tcPr>
-            <w:tcW w:w="2259" w:type="dxa"/>
+            <w:tcW w:w="2260" w:type="dxa"/>
             <w:tcBorders>
               <w:top w:val="single" w:sz="2" w:space="0" w:color="BBBBBB"/>
               <w:start w:val="single" w:sz="2" w:space="0" w:color="BBBBBB"/>
@@ -6385,7 +6137,7 @@
         </w:tc>
         <w:tc>
           <w:tcPr>
-            <w:tcW w:w="3157" w:type="dxa"/>
+            <w:tcW w:w="3156" w:type="dxa"/>
             <w:tcBorders>
               <w:top w:val="single" w:sz="2" w:space="0" w:color="BBBBBB"/>
               <w:start w:val="single" w:sz="2" w:space="0" w:color="BBBBBB"/>
@@ -6410,7 +6162,7 @@
         </w:tc>
         <w:tc>
           <w:tcPr>
-            <w:tcW w:w="2259" w:type="dxa"/>
+            <w:tcW w:w="2260" w:type="dxa"/>
             <w:tcBorders>
               <w:top w:val="single" w:sz="2" w:space="0" w:color="BBBBBB"/>
               <w:start w:val="single" w:sz="2" w:space="0" w:color="BBBBBB"/>
@@ -6459,7 +6211,7 @@
         </w:tc>
         <w:tc>
           <w:tcPr>
-            <w:tcW w:w="3157" w:type="dxa"/>
+            <w:tcW w:w="3156" w:type="dxa"/>
             <w:tcBorders>
               <w:top w:val="single" w:sz="2" w:space="0" w:color="BBBBBB"/>
               <w:start w:val="single" w:sz="2" w:space="0" w:color="BBBBBB"/>
@@ -6484,7 +6236,7 @@
         </w:tc>
         <w:tc>
           <w:tcPr>
-            <w:tcW w:w="2259" w:type="dxa"/>
+            <w:tcW w:w="2260" w:type="dxa"/>
             <w:tcBorders>
               <w:top w:val="single" w:sz="2" w:space="0" w:color="BBBBBB"/>
               <w:start w:val="single" w:sz="2" w:space="0" w:color="BBBBBB"/>
@@ -6533,7 +6285,7 @@
         </w:tc>
         <w:tc>
           <w:tcPr>
-            <w:tcW w:w="3157" w:type="dxa"/>
+            <w:tcW w:w="3156" w:type="dxa"/>
             <w:tcBorders>
               <w:top w:val="single" w:sz="2" w:space="0" w:color="BBBBBB"/>
               <w:start w:val="single" w:sz="2" w:space="0" w:color="BBBBBB"/>
@@ -6558,7 +6310,7 @@
         </w:tc>
         <w:tc>
           <w:tcPr>
-            <w:tcW w:w="2259" w:type="dxa"/>
+            <w:tcW w:w="2260" w:type="dxa"/>
             <w:tcBorders>
               <w:top w:val="single" w:sz="2" w:space="0" w:color="BBBBBB"/>
               <w:start w:val="single" w:sz="2" w:space="0" w:color="BBBBBB"/>
@@ -6607,7 +6359,7 @@
         </w:tc>
         <w:tc>
           <w:tcPr>
-            <w:tcW w:w="3157" w:type="dxa"/>
+            <w:tcW w:w="3156" w:type="dxa"/>
             <w:tcBorders>
               <w:top w:val="single" w:sz="2" w:space="0" w:color="BBBBBB"/>
               <w:start w:val="single" w:sz="2" w:space="0" w:color="BBBBBB"/>
@@ -6632,7 +6384,7 @@
         </w:tc>
         <w:tc>
           <w:tcPr>
-            <w:tcW w:w="2259" w:type="dxa"/>
+            <w:tcW w:w="2260" w:type="dxa"/>
             <w:tcBorders>
               <w:top w:val="single" w:sz="2" w:space="0" w:color="BBBBBB"/>
               <w:start w:val="single" w:sz="2" w:space="0" w:color="BBBBBB"/>
@@ -6674,7 +6426,11 @@
       </w:pPr>
       <w:r>
         <w:rPr/>
-        <w:t>7.2 Sécurité côté back-end</w:t>
+        <w:t>7</w:t>
+      </w:r>
+      <w:r>
+        <w:rPr/>
+        <w:t>.2 Sécurité côté back-end</w:t>
       </w:r>
     </w:p>
     <w:tbl>
@@ -6692,8 +6448,8 @@
       </w:tblPr>
       <w:tblGrid>
         <w:gridCol w:w="3610"/>
-        <w:gridCol w:w="3157"/>
-        <w:gridCol w:w="2259"/>
+        <w:gridCol w:w="3156"/>
+        <w:gridCol w:w="2260"/>
       </w:tblGrid>
       <w:tr>
         <w:trPr/>
@@ -6724,7 +6480,7 @@
         </w:tc>
         <w:tc>
           <w:tcPr>
-            <w:tcW w:w="3157" w:type="dxa"/>
+            <w:tcW w:w="3156" w:type="dxa"/>
             <w:tcBorders>
               <w:top w:val="single" w:sz="2" w:space="0" w:color="BBBBBB"/>
               <w:start w:val="single" w:sz="2" w:space="0" w:color="BBBBBB"/>
@@ -6749,7 +6505,7 @@
         </w:tc>
         <w:tc>
           <w:tcPr>
-            <w:tcW w:w="2259" w:type="dxa"/>
+            <w:tcW w:w="2260" w:type="dxa"/>
             <w:tcBorders>
               <w:top w:val="single" w:sz="2" w:space="0" w:color="BBBBBB"/>
               <w:start w:val="single" w:sz="2" w:space="0" w:color="BBBBBB"/>
@@ -6798,7 +6554,7 @@
         </w:tc>
         <w:tc>
           <w:tcPr>
-            <w:tcW w:w="3157" w:type="dxa"/>
+            <w:tcW w:w="3156" w:type="dxa"/>
             <w:tcBorders>
               <w:top w:val="single" w:sz="2" w:space="0" w:color="BBBBBB"/>
               <w:start w:val="single" w:sz="2" w:space="0" w:color="BBBBBB"/>
@@ -6823,7 +6579,7 @@
         </w:tc>
         <w:tc>
           <w:tcPr>
-            <w:tcW w:w="2259" w:type="dxa"/>
+            <w:tcW w:w="2260" w:type="dxa"/>
             <w:tcBorders>
               <w:top w:val="single" w:sz="2" w:space="0" w:color="BBBBBB"/>
               <w:start w:val="single" w:sz="2" w:space="0" w:color="BBBBBB"/>
@@ -6872,7 +6628,7 @@
         </w:tc>
         <w:tc>
           <w:tcPr>
-            <w:tcW w:w="3157" w:type="dxa"/>
+            <w:tcW w:w="3156" w:type="dxa"/>
             <w:tcBorders>
               <w:top w:val="single" w:sz="2" w:space="0" w:color="BBBBBB"/>
               <w:start w:val="single" w:sz="2" w:space="0" w:color="BBBBBB"/>
@@ -6897,7 +6653,7 @@
         </w:tc>
         <w:tc>
           <w:tcPr>
-            <w:tcW w:w="2259" w:type="dxa"/>
+            <w:tcW w:w="2260" w:type="dxa"/>
             <w:tcBorders>
               <w:top w:val="single" w:sz="2" w:space="0" w:color="BBBBBB"/>
               <w:start w:val="single" w:sz="2" w:space="0" w:color="BBBBBB"/>
@@ -6946,7 +6702,7 @@
         </w:tc>
         <w:tc>
           <w:tcPr>
-            <w:tcW w:w="3157" w:type="dxa"/>
+            <w:tcW w:w="3156" w:type="dxa"/>
             <w:tcBorders>
               <w:top w:val="single" w:sz="2" w:space="0" w:color="BBBBBB"/>
               <w:start w:val="single" w:sz="2" w:space="0" w:color="BBBBBB"/>
@@ -6971,7 +6727,7 @@
         </w:tc>
         <w:tc>
           <w:tcPr>
-            <w:tcW w:w="2259" w:type="dxa"/>
+            <w:tcW w:w="2260" w:type="dxa"/>
             <w:tcBorders>
               <w:top w:val="single" w:sz="2" w:space="0" w:color="BBBBBB"/>
               <w:start w:val="single" w:sz="2" w:space="0" w:color="BBBBBB"/>
@@ -7020,7 +6776,7 @@
         </w:tc>
         <w:tc>
           <w:tcPr>
-            <w:tcW w:w="3157" w:type="dxa"/>
+            <w:tcW w:w="3156" w:type="dxa"/>
             <w:tcBorders>
               <w:top w:val="single" w:sz="2" w:space="0" w:color="BBBBBB"/>
               <w:start w:val="single" w:sz="2" w:space="0" w:color="BBBBBB"/>
@@ -7045,7 +6801,7 @@
         </w:tc>
         <w:tc>
           <w:tcPr>
-            <w:tcW w:w="2259" w:type="dxa"/>
+            <w:tcW w:w="2260" w:type="dxa"/>
             <w:tcBorders>
               <w:top w:val="single" w:sz="2" w:space="0" w:color="BBBBBB"/>
               <w:start w:val="single" w:sz="2" w:space="0" w:color="BBBBBB"/>
@@ -7094,7 +6850,7 @@
         </w:tc>
         <w:tc>
           <w:tcPr>
-            <w:tcW w:w="3157" w:type="dxa"/>
+            <w:tcW w:w="3156" w:type="dxa"/>
             <w:tcBorders>
               <w:top w:val="single" w:sz="2" w:space="0" w:color="BBBBBB"/>
               <w:start w:val="single" w:sz="2" w:space="0" w:color="BBBBBB"/>
@@ -7119,7 +6875,7 @@
         </w:tc>
         <w:tc>
           <w:tcPr>
-            <w:tcW w:w="2259" w:type="dxa"/>
+            <w:tcW w:w="2260" w:type="dxa"/>
             <w:tcBorders>
               <w:top w:val="single" w:sz="2" w:space="0" w:color="BBBBBB"/>
               <w:start w:val="single" w:sz="2" w:space="0" w:color="BBBBBB"/>
@@ -7167,14 +6923,21 @@
           <w:b/>
           <w:bCs/>
         </w:rPr>
-        <w:t>9</w:t>
+        <w:t>8</w:t>
       </w:r>
       <w:r>
         <w:rPr>
           <w:b/>
           <w:bCs/>
         </w:rPr>
-        <w:t>. VEILLE SUR LES VULNÉRABILITÉS DE SÉCURITÉ</w:t>
+        <w:t>. VEILLE T</w:t>
+      </w:r>
+      <w:r>
+        <w:rPr>
+          <w:b/>
+          <w:bCs/>
+        </w:rPr>
+        <w:t>ECHNOLOGIQUE</w:t>
       </w:r>
     </w:p>
     <w:p>
@@ -7211,7 +6974,11 @@
       </w:pPr>
       <w:r>
         <w:rPr/>
-        <w:t>8.1 Outils et sources de veille utilisés</w:t>
+        <w:t>8</w:t>
+      </w:r>
+      <w:r>
+        <w:rPr/>
+        <w:t>.1 Outils et sources de veille utilisés</w:t>
       </w:r>
     </w:p>
     <w:p>
@@ -7288,7 +7055,15 @@
       </w:pPr>
       <w:r>
         <w:rPr/>
-        <w:t>8.2 Vulnérabilités identifiées</w:t>
+        <w:t>8</w:t>
+      </w:r>
+      <w:r>
+        <w:rPr/>
+        <w:t xml:space="preserve">.2 </w:t>
+      </w:r>
+      <w:r>
+        <w:rPr/>
+        <w:t>Exemple de veille</w:t>
       </w:r>
     </w:p>
     <w:tbl>
@@ -7305,15 +7080,15 @@
         </w:tblCellMar>
       </w:tblPr>
       <w:tblGrid>
-        <w:gridCol w:w="2706"/>
-        <w:gridCol w:w="3159"/>
+        <w:gridCol w:w="2705"/>
+        <w:gridCol w:w="3160"/>
         <w:gridCol w:w="3161"/>
       </w:tblGrid>
       <w:tr>
         <w:trPr/>
         <w:tc>
           <w:tcPr>
-            <w:tcW w:w="2706" w:type="dxa"/>
+            <w:tcW w:w="2705" w:type="dxa"/>
             <w:tcBorders>
               <w:top w:val="single" w:sz="2" w:space="0" w:color="BBBBBB"/>
               <w:start w:val="single" w:sz="2" w:space="0" w:color="BBBBBB"/>
@@ -7338,7 +7113,7 @@
         </w:tc>
         <w:tc>
           <w:tcPr>
-            <w:tcW w:w="3159" w:type="dxa"/>
+            <w:tcW w:w="3160" w:type="dxa"/>
             <w:tcBorders>
               <w:top w:val="single" w:sz="2" w:space="0" w:color="BBBBBB"/>
               <w:start w:val="single" w:sz="2" w:space="0" w:color="BBBBBB"/>
@@ -7391,7 +7166,7 @@
         <w:trPr/>
         <w:tc>
           <w:tcPr>
-            <w:tcW w:w="2706" w:type="dxa"/>
+            <w:tcW w:w="2705" w:type="dxa"/>
             <w:tcBorders>
               <w:top w:val="single" w:sz="2" w:space="0" w:color="BBBBBB"/>
               <w:start w:val="single" w:sz="2" w:space="0" w:color="BBBBBB"/>
@@ -7416,7 +7191,7 @@
         </w:tc>
         <w:tc>
           <w:tcPr>
-            <w:tcW w:w="3159" w:type="dxa"/>
+            <w:tcW w:w="3160" w:type="dxa"/>
             <w:tcBorders>
               <w:top w:val="single" w:sz="2" w:space="0" w:color="BBBBBB"/>
               <w:start w:val="single" w:sz="2" w:space="0" w:color="BBBBBB"/>
@@ -7469,7 +7244,7 @@
         <w:trPr/>
         <w:tc>
           <w:tcPr>
-            <w:tcW w:w="2706" w:type="dxa"/>
+            <w:tcW w:w="2705" w:type="dxa"/>
             <w:tcBorders>
               <w:top w:val="single" w:sz="2" w:space="0" w:color="BBBBBB"/>
               <w:start w:val="single" w:sz="2" w:space="0" w:color="BBBBBB"/>
@@ -7494,7 +7269,7 @@
         </w:tc>
         <w:tc>
           <w:tcPr>
-            <w:tcW w:w="3159" w:type="dxa"/>
+            <w:tcW w:w="3160" w:type="dxa"/>
             <w:tcBorders>
               <w:top w:val="single" w:sz="2" w:space="0" w:color="BBBBBB"/>
               <w:start w:val="single" w:sz="2" w:space="0" w:color="BBBBBB"/>
@@ -7561,7 +7336,11 @@
       </w:pPr>
       <w:r>
         <w:rPr/>
-        <w:t>8.3 Synthèse de la veille</w:t>
+        <w:t>8</w:t>
+      </w:r>
+      <w:r>
+        <w:rPr/>
+        <w:t>.3 Synthèse de la veille</w:t>
       </w:r>
     </w:p>
     <w:p>
@@ -7629,7 +7408,7 @@
           <w:b/>
           <w:bCs/>
         </w:rPr>
-        <w:t>10</w:t>
+        <w:t>9</w:t>
       </w:r>
       <w:r>
         <w:rPr>
@@ -7673,7 +7452,11 @@
       </w:pPr>
       <w:r>
         <w:rPr/>
-        <w:t>9.1 Description du problème</w:t>
+        <w:t>9</w:t>
+      </w:r>
+      <w:r>
+        <w:rPr/>
+        <w:t>.1 Description du problème</w:t>
       </w:r>
     </w:p>
     <w:p>
@@ -7725,7 +7508,11 @@
       </w:pPr>
       <w:r>
         <w:rPr/>
-        <w:t>9.2 Analyse et diagnostic</w:t>
+        <w:t>9</w:t>
+      </w:r>
+      <w:r>
+        <w:rPr/>
+        <w:t>.2 Analyse et diagnostic</w:t>
       </w:r>
     </w:p>
     <w:p>
@@ -7777,7 +7564,11 @@
       </w:pPr>
       <w:r>
         <w:rPr/>
-        <w:t>9.3 Solution mise en œuvre</w:t>
+        <w:t>9</w:t>
+      </w:r>
+      <w:r>
+        <w:rPr/>
+        <w:t>.3 Solution mise en œuvre</w:t>
       </w:r>
     </w:p>
     <w:p>
@@ -7829,7 +7620,11 @@
       </w:pPr>
       <w:r>
         <w:rPr/>
-        <w:t>9.4 Vérification et résultat</w:t>
+        <w:t>9</w:t>
+      </w:r>
+      <w:r>
+        <w:rPr/>
+        <w:t>.4 Vérification et résultat</w:t>
       </w:r>
     </w:p>
     <w:p>
@@ -8011,7 +7806,7 @@
       </w:pPr>
       <w:r>
         <w:rPr/>
-        <w:t>Annexe C – Code complet des composants significatifs</w:t>
+        <w:t>Annexe C – Code des composants significatifs</w:t>
       </w:r>
     </w:p>
     <w:p>
@@ -8152,35 +7947,37 @@
     <w:lvl w:ilvl="0">
       <w:start w:val="1"/>
       <w:numFmt w:val="bullet"/>
-      <w:lvlText w:val="☐"/>
-      <w:lvlJc w:val="start"/>
-      <w:pPr>
-        <w:tabs>
-          <w:tab w:val="num" w:pos="0"/>
+      <w:lvlText w:val=""/>
+      <w:lvlJc w:val="start"/>
+      <w:pPr>
+        <w:tabs>
+          <w:tab w:val="num" w:pos="720"/>
         </w:tabs>
         <w:ind w:start="720" w:hanging="360"/>
+      </w:pPr>
+      <w:rPr>
+        <w:rFonts w:ascii="Symbol" w:hAnsi="Symbol" w:cs="Symbol" w:hint="default"/>
+      </w:rPr>
+    </w:lvl>
+    <w:lvl w:ilvl="1">
+      <w:start w:val="1"/>
+      <w:numFmt w:val="bullet"/>
+      <w:lvlText w:val="◦"/>
+      <w:lvlJc w:val="start"/>
+      <w:pPr>
+        <w:tabs>
+          <w:tab w:val="num" w:pos="1080"/>
+        </w:tabs>
+        <w:ind w:start="1080" w:hanging="360"/>
       </w:pPr>
       <w:rPr>
         <w:rFonts w:ascii="OpenSymbol" w:hAnsi="OpenSymbol" w:cs="OpenSymbol" w:hint="default"/>
       </w:rPr>
     </w:lvl>
-    <w:lvl w:ilvl="1">
-      <w:start w:val="1"/>
-      <w:numFmt w:val="decimal"/>
-      <w:lvlText w:val="%2."/>
-      <w:lvlJc w:val="start"/>
-      <w:pPr>
-        <w:tabs>
-          <w:tab w:val="num" w:pos="1080"/>
-        </w:tabs>
-        <w:ind w:start="1080" w:hanging="360"/>
-      </w:pPr>
-      <w:rPr/>
-    </w:lvl>
     <w:lvl w:ilvl="2">
       <w:start w:val="1"/>
-      <w:numFmt w:val="decimal"/>
-      <w:lvlText w:val="%3."/>
+      <w:numFmt w:val="bullet"/>
+      <w:lvlText w:val="▪"/>
       <w:lvlJc w:val="start"/>
       <w:pPr>
         <w:tabs>
@@ -8188,12 +7985,14 @@
         </w:tabs>
         <w:ind w:start="1440" w:hanging="360"/>
       </w:pPr>
-      <w:rPr/>
+      <w:rPr>
+        <w:rFonts w:ascii="OpenSymbol" w:hAnsi="OpenSymbol" w:cs="OpenSymbol" w:hint="default"/>
+      </w:rPr>
     </w:lvl>
     <w:lvl w:ilvl="3">
       <w:start w:val="1"/>
-      <w:numFmt w:val="decimal"/>
-      <w:lvlText w:val="%4."/>
+      <w:numFmt w:val="bullet"/>
+      <w:lvlText w:val=""/>
       <w:lvlJc w:val="start"/>
       <w:pPr>
         <w:tabs>
@@ -8201,12 +8000,14 @@
         </w:tabs>
         <w:ind w:start="1800" w:hanging="360"/>
       </w:pPr>
-      <w:rPr/>
+      <w:rPr>
+        <w:rFonts w:ascii="Symbol" w:hAnsi="Symbol" w:cs="Symbol" w:hint="default"/>
+      </w:rPr>
     </w:lvl>
     <w:lvl w:ilvl="4">
       <w:start w:val="1"/>
-      <w:numFmt w:val="decimal"/>
-      <w:lvlText w:val="%5."/>
+      <w:numFmt w:val="bullet"/>
+      <w:lvlText w:val="◦"/>
       <w:lvlJc w:val="start"/>
       <w:pPr>
         <w:tabs>
@@ -8214,12 +8015,14 @@
         </w:tabs>
         <w:ind w:start="2160" w:hanging="360"/>
       </w:pPr>
-      <w:rPr/>
+      <w:rPr>
+        <w:rFonts w:ascii="OpenSymbol" w:hAnsi="OpenSymbol" w:cs="OpenSymbol" w:hint="default"/>
+      </w:rPr>
     </w:lvl>
     <w:lvl w:ilvl="5">
       <w:start w:val="1"/>
-      <w:numFmt w:val="decimal"/>
-      <w:lvlText w:val="%6."/>
+      <w:numFmt w:val="bullet"/>
+      <w:lvlText w:val="▪"/>
       <w:lvlJc w:val="start"/>
       <w:pPr>
         <w:tabs>
@@ -8227,12 +8030,14 @@
         </w:tabs>
         <w:ind w:start="2520" w:hanging="360"/>
       </w:pPr>
-      <w:rPr/>
+      <w:rPr>
+        <w:rFonts w:ascii="OpenSymbol" w:hAnsi="OpenSymbol" w:cs="OpenSymbol" w:hint="default"/>
+      </w:rPr>
     </w:lvl>
     <w:lvl w:ilvl="6">
       <w:start w:val="1"/>
-      <w:numFmt w:val="decimal"/>
-      <w:lvlText w:val="%7."/>
+      <w:numFmt w:val="bullet"/>
+      <w:lvlText w:val=""/>
       <w:lvlJc w:val="start"/>
       <w:pPr>
         <w:tabs>
@@ -8240,12 +8045,14 @@
         </w:tabs>
         <w:ind w:start="2880" w:hanging="360"/>
       </w:pPr>
-      <w:rPr/>
+      <w:rPr>
+        <w:rFonts w:ascii="Symbol" w:hAnsi="Symbol" w:cs="Symbol" w:hint="default"/>
+      </w:rPr>
     </w:lvl>
     <w:lvl w:ilvl="7">
       <w:start w:val="1"/>
-      <w:numFmt w:val="decimal"/>
-      <w:lvlText w:val="%8."/>
+      <w:numFmt w:val="bullet"/>
+      <w:lvlText w:val="◦"/>
       <w:lvlJc w:val="start"/>
       <w:pPr>
         <w:tabs>
@@ -8253,12 +8060,14 @@
         </w:tabs>
         <w:ind w:start="3240" w:hanging="360"/>
       </w:pPr>
-      <w:rPr/>
+      <w:rPr>
+        <w:rFonts w:ascii="OpenSymbol" w:hAnsi="OpenSymbol" w:cs="OpenSymbol" w:hint="default"/>
+      </w:rPr>
     </w:lvl>
     <w:lvl w:ilvl="8">
       <w:start w:val="1"/>
-      <w:numFmt w:val="decimal"/>
-      <w:lvlText w:val="%9."/>
+      <w:numFmt w:val="bullet"/>
+      <w:lvlText w:val="▪"/>
       <w:lvlJc w:val="start"/>
       <w:pPr>
         <w:tabs>
@@ -8266,13 +8075,136 @@
         </w:tabs>
         <w:ind w:start="3600" w:hanging="360"/>
       </w:pPr>
-      <w:rPr/>
+      <w:rPr>
+        <w:rFonts w:ascii="OpenSymbol" w:hAnsi="OpenSymbol" w:cs="OpenSymbol" w:hint="default"/>
+      </w:rPr>
     </w:lvl>
   </w:abstractNum>
   <w:abstractNum w:abstractNumId="2">
     <w:lvl w:ilvl="0">
       <w:start w:val="1"/>
       <w:numFmt w:val="bullet"/>
+      <w:lvlText w:val="☐"/>
+      <w:lvlJc w:val="start"/>
+      <w:pPr>
+        <w:tabs>
+          <w:tab w:val="num" w:pos="0"/>
+        </w:tabs>
+        <w:ind w:start="720" w:hanging="360"/>
+      </w:pPr>
+      <w:rPr>
+        <w:rFonts w:ascii="OpenSymbol" w:hAnsi="OpenSymbol" w:cs="OpenSymbol" w:hint="default"/>
+      </w:rPr>
+    </w:lvl>
+    <w:lvl w:ilvl="1">
+      <w:start w:val="1"/>
+      <w:numFmt w:val="decimal"/>
+      <w:lvlText w:val="%2."/>
+      <w:lvlJc w:val="start"/>
+      <w:pPr>
+        <w:tabs>
+          <w:tab w:val="num" w:pos="1080"/>
+        </w:tabs>
+        <w:ind w:start="1080" w:hanging="360"/>
+      </w:pPr>
+      <w:rPr/>
+    </w:lvl>
+    <w:lvl w:ilvl="2">
+      <w:start w:val="1"/>
+      <w:numFmt w:val="decimal"/>
+      <w:lvlText w:val="%3."/>
+      <w:lvlJc w:val="start"/>
+      <w:pPr>
+        <w:tabs>
+          <w:tab w:val="num" w:pos="1440"/>
+        </w:tabs>
+        <w:ind w:start="1440" w:hanging="360"/>
+      </w:pPr>
+      <w:rPr/>
+    </w:lvl>
+    <w:lvl w:ilvl="3">
+      <w:start w:val="1"/>
+      <w:numFmt w:val="decimal"/>
+      <w:lvlText w:val="%4."/>
+      <w:lvlJc w:val="start"/>
+      <w:pPr>
+        <w:tabs>
+          <w:tab w:val="num" w:pos="1800"/>
+        </w:tabs>
+        <w:ind w:start="1800" w:hanging="360"/>
+      </w:pPr>
+      <w:rPr/>
+    </w:lvl>
+    <w:lvl w:ilvl="4">
+      <w:start w:val="1"/>
+      <w:numFmt w:val="decimal"/>
+      <w:lvlText w:val="%5."/>
+      <w:lvlJc w:val="start"/>
+      <w:pPr>
+        <w:tabs>
+          <w:tab w:val="num" w:pos="2160"/>
+        </w:tabs>
+        <w:ind w:start="2160" w:hanging="360"/>
+      </w:pPr>
+      <w:rPr/>
+    </w:lvl>
+    <w:lvl w:ilvl="5">
+      <w:start w:val="1"/>
+      <w:numFmt w:val="decimal"/>
+      <w:lvlText w:val="%6."/>
+      <w:lvlJc w:val="start"/>
+      <w:pPr>
+        <w:tabs>
+          <w:tab w:val="num" w:pos="2520"/>
+        </w:tabs>
+        <w:ind w:start="2520" w:hanging="360"/>
+      </w:pPr>
+      <w:rPr/>
+    </w:lvl>
+    <w:lvl w:ilvl="6">
+      <w:start w:val="1"/>
+      <w:numFmt w:val="decimal"/>
+      <w:lvlText w:val="%7."/>
+      <w:lvlJc w:val="start"/>
+      <w:pPr>
+        <w:tabs>
+          <w:tab w:val="num" w:pos="2880"/>
+        </w:tabs>
+        <w:ind w:start="2880" w:hanging="360"/>
+      </w:pPr>
+      <w:rPr/>
+    </w:lvl>
+    <w:lvl w:ilvl="7">
+      <w:start w:val="1"/>
+      <w:numFmt w:val="decimal"/>
+      <w:lvlText w:val="%8."/>
+      <w:lvlJc w:val="start"/>
+      <w:pPr>
+        <w:tabs>
+          <w:tab w:val="num" w:pos="3240"/>
+        </w:tabs>
+        <w:ind w:start="3240" w:hanging="360"/>
+      </w:pPr>
+      <w:rPr/>
+    </w:lvl>
+    <w:lvl w:ilvl="8">
+      <w:start w:val="1"/>
+      <w:numFmt w:val="decimal"/>
+      <w:lvlText w:val="%9."/>
+      <w:lvlJc w:val="start"/>
+      <w:pPr>
+        <w:tabs>
+          <w:tab w:val="num" w:pos="3600"/>
+        </w:tabs>
+        <w:ind w:start="3600" w:hanging="360"/>
+      </w:pPr>
+      <w:rPr/>
+    </w:lvl>
+  </w:abstractNum>
+  <w:abstractNum w:abstractNumId="3">
+    <w:lvl w:ilvl="0">
+      <w:start w:val="1"/>
+      <w:numFmt w:val="bullet"/>
       <w:lvlText w:val=""/>
       <w:lvlJc w:val="start"/>
       <w:pPr>
@@ -8390,7 +8322,128 @@
       <w:rPr/>
     </w:lvl>
   </w:abstractNum>
-  <w:abstractNum w:abstractNumId="3">
+  <w:abstractNum w:abstractNumId="4">
+    <w:lvl w:ilvl="0">
+      <w:start w:val="1"/>
+      <w:numFmt w:val="bullet"/>
+      <w:lvlText w:val="☐"/>
+      <w:lvlJc w:val="start"/>
+      <w:pPr>
+        <w:tabs>
+          <w:tab w:val="num" w:pos="0"/>
+        </w:tabs>
+        <w:ind w:start="720" w:hanging="360"/>
+      </w:pPr>
+      <w:rPr>
+        <w:rFonts w:ascii="OpenSymbol" w:hAnsi="OpenSymbol" w:cs="OpenSymbol" w:hint="default"/>
+      </w:rPr>
+    </w:lvl>
+    <w:lvl w:ilvl="1">
+      <w:start w:val="1"/>
+      <w:numFmt w:val="decimal"/>
+      <w:lvlText w:val="%2."/>
+      <w:lvlJc w:val="start"/>
+      <w:pPr>
+        <w:tabs>
+          <w:tab w:val="num" w:pos="1080"/>
+        </w:tabs>
+        <w:ind w:start="1080" w:hanging="360"/>
+      </w:pPr>
+      <w:rPr/>
+    </w:lvl>
+    <w:lvl w:ilvl="2">
+      <w:start w:val="1"/>
+      <w:numFmt w:val="decimal"/>
+      <w:lvlText w:val="%3."/>
+      <w:lvlJc w:val="start"/>
+      <w:pPr>
+        <w:tabs>
+          <w:tab w:val="num" w:pos="1440"/>
+        </w:tabs>
+        <w:ind w:start="1440" w:hanging="360"/>
+      </w:pPr>
+      <w:rPr/>
+    </w:lvl>
+    <w:lvl w:ilvl="3">
+      <w:start w:val="1"/>
+      <w:numFmt w:val="decimal"/>
+      <w:lvlText w:val="%4."/>
+      <w:lvlJc w:val="start"/>
+      <w:pPr>
+        <w:tabs>
+          <w:tab w:val="num" w:pos="1800"/>
+        </w:tabs>
+        <w:ind w:start="1800" w:hanging="360"/>
+      </w:pPr>
+      <w:rPr/>
+    </w:lvl>
+    <w:lvl w:ilvl="4">
+      <w:start w:val="1"/>
+      <w:numFmt w:val="decimal"/>
+      <w:lvlText w:val="%5."/>
+      <w:lvlJc w:val="start"/>
+      <w:pPr>
+        <w:tabs>
+          <w:tab w:val="num" w:pos="2160"/>
+        </w:tabs>
+        <w:ind w:start="2160" w:hanging="360"/>
+      </w:pPr>
+      <w:rPr/>
+    </w:lvl>
+    <w:lvl w:ilvl="5">
+      <w:start w:val="1"/>
+      <w:numFmt w:val="decimal"/>
+      <w:lvlText w:val="%6."/>
+      <w:lvlJc w:val="start"/>
+      <w:pPr>
+        <w:tabs>
+          <w:tab w:val="num" w:pos="2520"/>
+        </w:tabs>
+        <w:ind w:start="2520" w:hanging="360"/>
+      </w:pPr>
+      <w:rPr/>
+    </w:lvl>
+    <w:lvl w:ilvl="6">
+      <w:start w:val="1"/>
+      <w:numFmt w:val="decimal"/>
+      <w:lvlText w:val="%7."/>
+      <w:lvlJc w:val="start"/>
+      <w:pPr>
+        <w:tabs>
+          <w:tab w:val="num" w:pos="2880"/>
+        </w:tabs>
+        <w:ind w:start="2880" w:hanging="360"/>
+      </w:pPr>
+      <w:rPr/>
+    </w:lvl>
+    <w:lvl w:ilvl="7">
+      <w:start w:val="1"/>
+      <w:numFmt w:val="decimal"/>
+      <w:lvlText w:val="%8."/>
+      <w:lvlJc w:val="start"/>
+      <w:pPr>
+        <w:tabs>
+          <w:tab w:val="num" w:pos="3240"/>
+        </w:tabs>
+        <w:ind w:start="3240" w:hanging="360"/>
+      </w:pPr>
+      <w:rPr/>
+    </w:lvl>
+    <w:lvl w:ilvl="8">
+      <w:start w:val="1"/>
+      <w:numFmt w:val="decimal"/>
+      <w:lvlText w:val="%9."/>
+      <w:lvlJc w:val="start"/>
+      <w:pPr>
+        <w:tabs>
+          <w:tab w:val="num" w:pos="3600"/>
+        </w:tabs>
+        <w:ind w:start="3600" w:hanging="360"/>
+      </w:pPr>
+      <w:rPr/>
+    </w:lvl>
+  </w:abstractNum>
+  <w:abstractNum w:abstractNumId="5">
     <w:lvl w:ilvl="0">
       <w:start w:val="1"/>
       <w:numFmt w:val="bullet"/>
@@ -8398,7 +8451,7 @@
       <w:lvlJc w:val="start"/>
       <w:pPr>
         <w:tabs>
-          <w:tab w:val="num" w:pos="720"/>
+          <w:tab w:val="num" w:pos="0"/>
         </w:tabs>
         <w:ind w:start="720" w:hanging="360"/>
       </w:pPr>
@@ -8408,8 +8461,8 @@
     </w:lvl>
     <w:lvl w:ilvl="1">
       <w:start w:val="1"/>
-      <w:numFmt w:val="bullet"/>
-      <w:lvlText w:val="◦"/>
+      <w:numFmt w:val="decimal"/>
+      <w:lvlText w:val="%2."/>
       <w:lvlJc w:val="start"/>
       <w:pPr>
         <w:tabs>
@@ -8417,14 +8470,12 @@
         </w:tabs>
         <w:ind w:start="1080" w:hanging="360"/>
       </w:pPr>
-      <w:rPr>
-        <w:rFonts w:ascii="OpenSymbol" w:hAnsi="OpenSymbol" w:cs="OpenSymbol" w:hint="default"/>
-      </w:rPr>
+      <w:rPr/>
     </w:lvl>
     <w:lvl w:ilvl="2">
       <w:start w:val="1"/>
-      <w:numFmt w:val="bullet"/>
-      <w:lvlText w:val="▪"/>
+      <w:numFmt w:val="decimal"/>
+      <w:lvlText w:val="%3."/>
       <w:lvlJc w:val="start"/>
       <w:pPr>
         <w:tabs>
@@ -8432,29 +8483,143 @@
         </w:tabs>
         <w:ind w:start="1440" w:hanging="360"/>
       </w:pPr>
-      <w:rPr>
-        <w:rFonts w:ascii="OpenSymbol" w:hAnsi="OpenSymbol" w:cs="OpenSymbol" w:hint="default"/>
-      </w:rPr>
+      <w:rPr/>
     </w:lvl>
     <w:lvl w:ilvl="3">
+      <w:start w:val="1"/>
+      <w:numFmt w:val="decimal"/>
+      <w:lvlText w:val="%4."/>
+      <w:lvlJc w:val="start"/>
+      <w:pPr>
+        <w:tabs>
+          <w:tab w:val="num" w:pos="1800"/>
+        </w:tabs>
+        <w:ind w:start="1800" w:hanging="360"/>
+      </w:pPr>
+      <w:rPr/>
+    </w:lvl>
+    <w:lvl w:ilvl="4">
+      <w:start w:val="1"/>
+      <w:numFmt w:val="decimal"/>
+      <w:lvlText w:val="%5."/>
+      <w:lvlJc w:val="start"/>
+      <w:pPr>
+        <w:tabs>
+          <w:tab w:val="num" w:pos="2160"/>
+        </w:tabs>
+        <w:ind w:start="2160" w:hanging="360"/>
+      </w:pPr>
+      <w:rPr/>
+    </w:lvl>
+    <w:lvl w:ilvl="5">
+      <w:start w:val="1"/>
+      <w:numFmt w:val="decimal"/>
+      <w:lvlText w:val="%6."/>
+      <w:lvlJc w:val="start"/>
+      <w:pPr>
+        <w:tabs>
+          <w:tab w:val="num" w:pos="2520"/>
+        </w:tabs>
+        <w:ind w:start="2520" w:hanging="360"/>
+      </w:pPr>
+      <w:rPr/>
+    </w:lvl>
+    <w:lvl w:ilvl="6">
+      <w:start w:val="1"/>
+      <w:numFmt w:val="decimal"/>
+      <w:lvlText w:val="%7."/>
+      <w:lvlJc w:val="start"/>
+      <w:pPr>
+        <w:tabs>
+          <w:tab w:val="num" w:pos="2880"/>
+        </w:tabs>
+        <w:ind w:start="2880" w:hanging="360"/>
+      </w:pPr>
+      <w:rPr/>
+    </w:lvl>
+    <w:lvl w:ilvl="7">
+      <w:start w:val="1"/>
+      <w:numFmt w:val="decimal"/>
+      <w:lvlText w:val="%8."/>
+      <w:lvlJc w:val="start"/>
+      <w:pPr>
+        <w:tabs>
+          <w:tab w:val="num" w:pos="3240"/>
+        </w:tabs>
+        <w:ind w:start="3240" w:hanging="360"/>
+      </w:pPr>
+      <w:rPr/>
+    </w:lvl>
+    <w:lvl w:ilvl="8">
+      <w:start w:val="1"/>
+      <w:numFmt w:val="decimal"/>
+      <w:lvlText w:val="%9."/>
+      <w:lvlJc w:val="start"/>
+      <w:pPr>
+        <w:tabs>
+          <w:tab w:val="num" w:pos="3600"/>
+        </w:tabs>
+        <w:ind w:start="3600" w:hanging="360"/>
+      </w:pPr>
+      <w:rPr/>
+    </w:lvl>
+  </w:abstractNum>
+  <w:abstractNum w:abstractNumId="6">
+    <w:lvl w:ilvl="0">
       <w:start w:val="1"/>
       <w:numFmt w:val="bullet"/>
       <w:lvlText w:val=""/>
       <w:lvlJc w:val="start"/>
       <w:pPr>
         <w:tabs>
-          <w:tab w:val="num" w:pos="1800"/>
-        </w:tabs>
-        <w:ind w:start="1800" w:hanging="360"/>
+          <w:tab w:val="num" w:pos="720"/>
+        </w:tabs>
+        <w:ind w:start="720" w:hanging="283"/>
       </w:pPr>
       <w:rPr>
         <w:rFonts w:ascii="Symbol" w:hAnsi="Symbol" w:cs="Symbol" w:hint="default"/>
       </w:rPr>
     </w:lvl>
+    <w:lvl w:ilvl="1">
+      <w:start w:val="1"/>
+      <w:numFmt w:val="decimal"/>
+      <w:lvlText w:val="%2."/>
+      <w:lvlJc w:val="start"/>
+      <w:pPr>
+        <w:tabs>
+          <w:tab w:val="num" w:pos="1080"/>
+        </w:tabs>
+        <w:ind w:start="1080" w:hanging="360"/>
+      </w:pPr>
+    </w:lvl>
+    <w:lvl w:ilvl="2">
+      <w:start w:val="1"/>
+      <w:numFmt w:val="decimal"/>
+      <w:lvlText w:val="%3."/>
+      <w:lvlJc w:val="start"/>
+      <w:pPr>
+        <w:tabs>
+          <w:tab w:val="num" w:pos="1440"/>
+        </w:tabs>
+        <w:ind w:start="1440" w:hanging="360"/>
+      </w:pPr>
+    </w:lvl>
+    <w:lvl w:ilvl="3">
+      <w:start w:val="1"/>
+      <w:numFmt w:val="decimal"/>
+      <w:lvlText w:val="%4."/>
+      <w:lvlJc w:val="start"/>
+      <w:pPr>
+        <w:tabs>
+          <w:tab w:val="num" w:pos="1800"/>
+        </w:tabs>
+        <w:ind w:start="1800" w:hanging="360"/>
+      </w:pPr>
+    </w:lvl>
     <w:lvl w:ilvl="4">
       <w:start w:val="1"/>
-      <w:numFmt w:val="bullet"/>
-      <w:lvlText w:val="◦"/>
+      <w:numFmt w:val="decimal"/>
+      <w:lvlText w:val="%5."/>
       <w:lvlJc w:val="start"/>
       <w:pPr>
         <w:tabs>
@@ -8462,14 +8627,11 @@
         </w:tabs>
         <w:ind w:start="2160" w:hanging="360"/>
       </w:pPr>
-      <w:rPr>
-        <w:rFonts w:ascii="OpenSymbol" w:hAnsi="OpenSymbol" w:cs="OpenSymbol" w:hint="default"/>
-      </w:rPr>
     </w:lvl>
     <w:lvl w:ilvl="5">
       <w:start w:val="1"/>
-      <w:numFmt w:val="bullet"/>
-      <w:lvlText w:val="▪"/>
+      <w:numFmt w:val="decimal"/>
+      <w:lvlText w:val="%6."/>
       <w:lvlJc w:val="start"/>
       <w:pPr>
         <w:tabs>
@@ -8477,72 +8639,60 @@
         </w:tabs>
         <w:ind w:start="2520" w:hanging="360"/>
       </w:pPr>
-      <w:rPr>
-        <w:rFonts w:ascii="OpenSymbol" w:hAnsi="OpenSymbol" w:cs="OpenSymbol" w:hint="default"/>
-      </w:rPr>
     </w:lvl>
     <w:lvl w:ilvl="6">
+      <w:start w:val="1"/>
+      <w:numFmt w:val="decimal"/>
+      <w:lvlText w:val="%7."/>
+      <w:lvlJc w:val="start"/>
+      <w:pPr>
+        <w:tabs>
+          <w:tab w:val="num" w:pos="2880"/>
+        </w:tabs>
+        <w:ind w:start="2880" w:hanging="360"/>
+      </w:pPr>
+    </w:lvl>
+    <w:lvl w:ilvl="7">
+      <w:start w:val="1"/>
+      <w:numFmt w:val="decimal"/>
+      <w:lvlText w:val="%8."/>
+      <w:lvlJc w:val="start"/>
+      <w:pPr>
+        <w:tabs>
+          <w:tab w:val="num" w:pos="3240"/>
+        </w:tabs>
+        <w:ind w:start="3240" w:hanging="360"/>
+      </w:pPr>
+    </w:lvl>
+    <w:lvl w:ilvl="8">
+      <w:start w:val="1"/>
+      <w:numFmt w:val="decimal"/>
+      <w:lvlText w:val="%9."/>
+      <w:lvlJc w:val="start"/>
+      <w:pPr>
+        <w:tabs>
+          <w:tab w:val="num" w:pos="3600"/>
+        </w:tabs>
+        <w:ind w:start="3600" w:hanging="360"/>
+      </w:pPr>
+    </w:lvl>
+  </w:abstractNum>
+  <w:abstractNum w:abstractNumId="7">
+    <w:lvl w:ilvl="0">
       <w:start w:val="1"/>
       <w:numFmt w:val="bullet"/>
       <w:lvlText w:val=""/>
       <w:lvlJc w:val="start"/>
       <w:pPr>
         <w:tabs>
-          <w:tab w:val="num" w:pos="2880"/>
-        </w:tabs>
-        <w:ind w:start="2880" w:hanging="360"/>
+          <w:tab w:val="num" w:pos="720"/>
+        </w:tabs>
+        <w:ind w:start="720" w:hanging="283"/>
       </w:pPr>
       <w:rPr>
         <w:rFonts w:ascii="Symbol" w:hAnsi="Symbol" w:cs="Symbol" w:hint="default"/>
       </w:rPr>
     </w:lvl>
-    <w:lvl w:ilvl="7">
-      <w:start w:val="1"/>
-      <w:numFmt w:val="bullet"/>
-      <w:lvlText w:val="◦"/>
-      <w:lvlJc w:val="start"/>
-      <w:pPr>
-        <w:tabs>
-          <w:tab w:val="num" w:pos="3240"/>
-        </w:tabs>
-        <w:ind w:start="3240" w:hanging="360"/>
-      </w:pPr>
-      <w:rPr>
-        <w:rFonts w:ascii="OpenSymbol" w:hAnsi="OpenSymbol" w:cs="OpenSymbol" w:hint="default"/>
-      </w:rPr>
-    </w:lvl>
-    <w:lvl w:ilvl="8">
-      <w:start w:val="1"/>
-      <w:numFmt w:val="bullet"/>
-      <w:lvlText w:val="▪"/>
-      <w:lvlJc w:val="start"/>
-      <w:pPr>
-        <w:tabs>
-          <w:tab w:val="num" w:pos="3600"/>
-        </w:tabs>
-        <w:ind w:start="3600" w:hanging="360"/>
-      </w:pPr>
-      <w:rPr>
-        <w:rFonts w:ascii="OpenSymbol" w:hAnsi="OpenSymbol" w:cs="OpenSymbol" w:hint="default"/>
-      </w:rPr>
-    </w:lvl>
-  </w:abstractNum>
-  <w:abstractNum w:abstractNumId="4">
-    <w:lvl w:ilvl="0">
-      <w:start w:val="1"/>
-      <w:numFmt w:val="bullet"/>
-      <w:lvlText w:val="☐"/>
-      <w:lvlJc w:val="start"/>
-      <w:pPr>
-        <w:tabs>
-          <w:tab w:val="num" w:pos="0"/>
-        </w:tabs>
-        <w:ind w:start="720" w:hanging="360"/>
-      </w:pPr>
-      <w:rPr>
-        <w:rFonts w:ascii="OpenSymbol" w:hAnsi="OpenSymbol" w:cs="OpenSymbol" w:hint="default"/>
-      </w:rPr>
-    </w:lvl>
     <w:lvl w:ilvl="1">
       <w:start w:val="1"/>
       <w:numFmt w:val="decimal"/>
@@ -8554,7 +8704,6 @@
         </w:tabs>
         <w:ind w:start="1080" w:hanging="360"/>
       </w:pPr>
-      <w:rPr/>
     </w:lvl>
     <w:lvl w:ilvl="2">
       <w:start w:val="1"/>
@@ -8567,7 +8716,6 @@
         </w:tabs>
         <w:ind w:start="1440" w:hanging="360"/>
       </w:pPr>
-      <w:rPr/>
     </w:lvl>
     <w:lvl w:ilvl="3">
       <w:start w:val="1"/>
@@ -8580,7 +8728,6 @@
         </w:tabs>
         <w:ind w:start="1800" w:hanging="360"/>
       </w:pPr>
-      <w:rPr/>
     </w:lvl>
     <w:lvl w:ilvl="4">
       <w:start w:val="1"/>
@@ -8593,7 +8740,6 @@
         </w:tabs>
         <w:ind w:start="2160" w:hanging="360"/>
       </w:pPr>
-      <w:rPr/>
     </w:lvl>
     <w:lvl w:ilvl="5">
       <w:start w:val="1"/>
@@ -8606,7 +8752,6 @@
         </w:tabs>
         <w:ind w:start="2520" w:hanging="360"/>
       </w:pPr>
-      <w:rPr/>
     </w:lvl>
     <w:lvl w:ilvl="6">
       <w:start w:val="1"/>
@@ -8619,7 +8764,6 @@
         </w:tabs>
         <w:ind w:start="2880" w:hanging="360"/>
       </w:pPr>
-      <w:rPr/>
     </w:lvl>
     <w:lvl w:ilvl="7">
       <w:start w:val="1"/>
@@ -8632,7 +8776,6 @@
         </w:tabs>
         <w:ind w:start="3240" w:hanging="360"/>
       </w:pPr>
-      <w:rPr/>
     </w:lvl>
     <w:lvl w:ilvl="8">
       <w:start w:val="1"/>
@@ -8645,10 +8788,9 @@
         </w:tabs>
         <w:ind w:start="3600" w:hanging="360"/>
       </w:pPr>
-      <w:rPr/>
     </w:lvl>
   </w:abstractNum>
-  <w:abstractNum w:abstractNumId="5">
+  <w:abstractNum w:abstractNumId="8">
     <w:lvl w:ilvl="0">
       <w:start w:val="1"/>
       <w:numFmt w:val="bullet"/>
@@ -8656,9 +8798,9 @@
       <w:lvlJc w:val="start"/>
       <w:pPr>
         <w:tabs>
-          <w:tab w:val="num" w:pos="0"/>
-        </w:tabs>
-        <w:ind w:start="720" w:hanging="360"/>
+          <w:tab w:val="num" w:pos="720"/>
+        </w:tabs>
+        <w:ind w:start="720" w:hanging="283"/>
       </w:pPr>
       <w:rPr>
         <w:rFonts w:ascii="Symbol" w:hAnsi="Symbol" w:cs="Symbol" w:hint="default"/>
@@ -8675,7 +8817,6 @@
         </w:tabs>
         <w:ind w:start="1080" w:hanging="360"/>
       </w:pPr>
-      <w:rPr/>
     </w:lvl>
     <w:lvl w:ilvl="2">
       <w:start w:val="1"/>
@@ -8688,7 +8829,6 @@
         </w:tabs>
         <w:ind w:start="1440" w:hanging="360"/>
       </w:pPr>
-      <w:rPr/>
     </w:lvl>
     <w:lvl w:ilvl="3">
       <w:start w:val="1"/>
@@ -8701,7 +8841,6 @@
         </w:tabs>
         <w:ind w:start="1800" w:hanging="360"/>
       </w:pPr>
-      <w:rPr/>
     </w:lvl>
     <w:lvl w:ilvl="4">
       <w:start w:val="1"/>
@@ -8714,7 +8853,6 @@
         </w:tabs>
         <w:ind w:start="2160" w:hanging="360"/>
       </w:pPr>
-      <w:rPr/>
     </w:lvl>
     <w:lvl w:ilvl="5">
       <w:start w:val="1"/>
@@ -8727,7 +8865,6 @@
         </w:tabs>
         <w:ind w:start="2520" w:hanging="360"/>
       </w:pPr>
-      <w:rPr/>
     </w:lvl>
     <w:lvl w:ilvl="6">
       <w:start w:val="1"/>
@@ -8740,7 +8877,6 @@
         </w:tabs>
         <w:ind w:start="2880" w:hanging="360"/>
       </w:pPr>
-      <w:rPr/>
     </w:lvl>
     <w:lvl w:ilvl="7">
       <w:start w:val="1"/>
@@ -8753,7 +8889,6 @@
         </w:tabs>
         <w:ind w:start="3240" w:hanging="360"/>
       </w:pPr>
-      <w:rPr/>
     </w:lvl>
     <w:lvl w:ilvl="8">
       <w:start w:val="1"/>
@@ -8766,10 +8901,574 @@
         </w:tabs>
         <w:ind w:start="3600" w:hanging="360"/>
       </w:pPr>
-      <w:rPr/>
     </w:lvl>
   </w:abstractNum>
-  <w:abstractNum w:abstractNumId="6">
+  <w:abstractNum w:abstractNumId="9">
+    <w:lvl w:ilvl="0">
+      <w:start w:val="1"/>
+      <w:numFmt w:val="bullet"/>
+      <w:lvlText w:val=""/>
+      <w:lvlJc w:val="start"/>
+      <w:pPr>
+        <w:tabs>
+          <w:tab w:val="num" w:pos="720"/>
+        </w:tabs>
+        <w:ind w:start="720" w:hanging="283"/>
+      </w:pPr>
+      <w:rPr>
+        <w:rFonts w:ascii="Symbol" w:hAnsi="Symbol" w:cs="Symbol" w:hint="default"/>
+      </w:rPr>
+    </w:lvl>
+    <w:lvl w:ilvl="1">
+      <w:start w:val="1"/>
+      <w:numFmt w:val="decimal"/>
+      <w:lvlText w:val="%2."/>
+      <w:lvlJc w:val="start"/>
+      <w:pPr>
+        <w:tabs>
+          <w:tab w:val="num" w:pos="1080"/>
+        </w:tabs>
+        <w:ind w:start="1080" w:hanging="360"/>
+      </w:pPr>
+    </w:lvl>
+    <w:lvl w:ilvl="2">
+      <w:start w:val="1"/>
+      <w:numFmt w:val="decimal"/>
+      <w:lvlText w:val="%3."/>
+      <w:lvlJc w:val="start"/>
+      <w:pPr>
+        <w:tabs>
+          <w:tab w:val="num" w:pos="1440"/>
+        </w:tabs>
+        <w:ind w:start="1440" w:hanging="360"/>
+      </w:pPr>
+    </w:lvl>
+    <w:lvl w:ilvl="3">
+      <w:start w:val="1"/>
+      <w:numFmt w:val="decimal"/>
+      <w:lvlText w:val="%4."/>
+      <w:lvlJc w:val="start"/>
+      <w:pPr>
+        <w:tabs>
+          <w:tab w:val="num" w:pos="1800"/>
+        </w:tabs>
+        <w:ind w:start="1800" w:hanging="360"/>
+      </w:pPr>
+    </w:lvl>
+    <w:lvl w:ilvl="4">
+      <w:start w:val="1"/>
+      <w:numFmt w:val="decimal"/>
+      <w:lvlText w:val="%5."/>
+      <w:lvlJc w:val="start"/>
+      <w:pPr>
+        <w:tabs>
+          <w:tab w:val="num" w:pos="2160"/>
+        </w:tabs>
+        <w:ind w:start="2160" w:hanging="360"/>
+      </w:pPr>
+    </w:lvl>
+    <w:lvl w:ilvl="5">
+      <w:start w:val="1"/>
+      <w:numFmt w:val="decimal"/>
+      <w:lvlText w:val="%6."/>
+      <w:lvlJc w:val="start"/>
+      <w:pPr>
+        <w:tabs>
+          <w:tab w:val="num" w:pos="2520"/>
+        </w:tabs>
+        <w:ind w:start="2520" w:hanging="360"/>
+      </w:pPr>
+    </w:lvl>
+    <w:lvl w:ilvl="6">
+      <w:start w:val="1"/>
+      <w:numFmt w:val="decimal"/>
+      <w:lvlText w:val="%7."/>
+      <w:lvlJc w:val="start"/>
+      <w:pPr>
+        <w:tabs>
+          <w:tab w:val="num" w:pos="2880"/>
+        </w:tabs>
+        <w:ind w:start="2880" w:hanging="360"/>
+      </w:pPr>
+    </w:lvl>
+    <w:lvl w:ilvl="7">
+      <w:start w:val="1"/>
+      <w:numFmt w:val="decimal"/>
+      <w:lvlText w:val="%8."/>
+      <w:lvlJc w:val="start"/>
+      <w:pPr>
+        <w:tabs>
+          <w:tab w:val="num" w:pos="3240"/>
+        </w:tabs>
+        <w:ind w:start="3240" w:hanging="360"/>
+      </w:pPr>
+    </w:lvl>
+    <w:lvl w:ilvl="8">
+      <w:start w:val="1"/>
+      <w:numFmt w:val="decimal"/>
+      <w:lvlText w:val="%9."/>
+      <w:lvlJc w:val="start"/>
+      <w:pPr>
+        <w:tabs>
+          <w:tab w:val="num" w:pos="3600"/>
+        </w:tabs>
+        <w:ind w:start="3600" w:hanging="360"/>
+      </w:pPr>
+    </w:lvl>
+  </w:abstractNum>
+  <w:abstractNum w:abstractNumId="10">
+    <w:lvl w:ilvl="0">
+      <w:start w:val="1"/>
+      <w:numFmt w:val="bullet"/>
+      <w:lvlText w:val=""/>
+      <w:lvlJc w:val="start"/>
+      <w:pPr>
+        <w:tabs>
+          <w:tab w:val="num" w:pos="720"/>
+        </w:tabs>
+        <w:ind w:start="720" w:hanging="283"/>
+      </w:pPr>
+      <w:rPr>
+        <w:rFonts w:ascii="Symbol" w:hAnsi="Symbol" w:cs="Symbol" w:hint="default"/>
+      </w:rPr>
+    </w:lvl>
+    <w:lvl w:ilvl="1">
+      <w:start w:val="1"/>
+      <w:numFmt w:val="decimal"/>
+      <w:lvlText w:val="%2."/>
+      <w:lvlJc w:val="start"/>
+      <w:pPr>
+        <w:tabs>
+          <w:tab w:val="num" w:pos="1080"/>
+        </w:tabs>
+        <w:ind w:start="1080" w:hanging="360"/>
+      </w:pPr>
+    </w:lvl>
+    <w:lvl w:ilvl="2">
+      <w:start w:val="1"/>
+      <w:numFmt w:val="decimal"/>
+      <w:lvlText w:val="%3."/>
+      <w:lvlJc w:val="start"/>
+      <w:pPr>
+        <w:tabs>
+          <w:tab w:val="num" w:pos="1440"/>
+        </w:tabs>
+        <w:ind w:start="1440" w:hanging="360"/>
+      </w:pPr>
+    </w:lvl>
+    <w:lvl w:ilvl="3">
+      <w:start w:val="1"/>
+      <w:numFmt w:val="decimal"/>
+      <w:lvlText w:val="%4."/>
+      <w:lvlJc w:val="start"/>
+      <w:pPr>
+        <w:tabs>
+          <w:tab w:val="num" w:pos="1800"/>
+        </w:tabs>
+        <w:ind w:start="1800" w:hanging="360"/>
+      </w:pPr>
+    </w:lvl>
+    <w:lvl w:ilvl="4">
+      <w:start w:val="1"/>
+      <w:numFmt w:val="decimal"/>
+      <w:lvlText w:val="%5."/>
+      <w:lvlJc w:val="start"/>
+      <w:pPr>
+        <w:tabs>
+          <w:tab w:val="num" w:pos="2160"/>
+        </w:tabs>
+        <w:ind w:start="2160" w:hanging="360"/>
+      </w:pPr>
+    </w:lvl>
+    <w:lvl w:ilvl="5">
+      <w:start w:val="1"/>
+      <w:numFmt w:val="decimal"/>
+      <w:lvlText w:val="%6."/>
+      <w:lvlJc w:val="start"/>
+      <w:pPr>
+        <w:tabs>
+          <w:tab w:val="num" w:pos="2520"/>
+        </w:tabs>
+        <w:ind w:start="2520" w:hanging="360"/>
+      </w:pPr>
+    </w:lvl>
+    <w:lvl w:ilvl="6">
+      <w:start w:val="1"/>
+      <w:numFmt w:val="decimal"/>
+      <w:lvlText w:val="%7."/>
+      <w:lvlJc w:val="start"/>
+      <w:pPr>
+        <w:tabs>
+          <w:tab w:val="num" w:pos="2880"/>
+        </w:tabs>
+        <w:ind w:start="2880" w:hanging="360"/>
+      </w:pPr>
+    </w:lvl>
+    <w:lvl w:ilvl="7">
+      <w:start w:val="1"/>
+      <w:numFmt w:val="decimal"/>
+      <w:lvlText w:val="%8."/>
+      <w:lvlJc w:val="start"/>
+      <w:pPr>
+        <w:tabs>
+          <w:tab w:val="num" w:pos="3240"/>
+        </w:tabs>
+        <w:ind w:start="3240" w:hanging="360"/>
+      </w:pPr>
+    </w:lvl>
+    <w:lvl w:ilvl="8">
+      <w:start w:val="1"/>
+      <w:numFmt w:val="decimal"/>
+      <w:lvlText w:val="%9."/>
+      <w:lvlJc w:val="start"/>
+      <w:pPr>
+        <w:tabs>
+          <w:tab w:val="num" w:pos="3600"/>
+        </w:tabs>
+        <w:ind w:start="3600" w:hanging="360"/>
+      </w:pPr>
+    </w:lvl>
+  </w:abstractNum>
+  <w:abstractNum w:abstractNumId="11">
+    <w:lvl w:ilvl="0">
+      <w:start w:val="1"/>
+      <w:numFmt w:val="bullet"/>
+      <w:lvlText w:val=""/>
+      <w:lvlJc w:val="start"/>
+      <w:pPr>
+        <w:tabs>
+          <w:tab w:val="num" w:pos="720"/>
+        </w:tabs>
+        <w:ind w:start="720" w:hanging="283"/>
+      </w:pPr>
+      <w:rPr>
+        <w:rFonts w:ascii="Symbol" w:hAnsi="Symbol" w:cs="Symbol" w:hint="default"/>
+      </w:rPr>
+    </w:lvl>
+    <w:lvl w:ilvl="1">
+      <w:start w:val="1"/>
+      <w:numFmt w:val="decimal"/>
+      <w:lvlText w:val="%2."/>
+      <w:lvlJc w:val="start"/>
+      <w:pPr>
+        <w:tabs>
+          <w:tab w:val="num" w:pos="1080"/>
+        </w:tabs>
+        <w:ind w:start="1080" w:hanging="360"/>
+      </w:pPr>
+    </w:lvl>
+    <w:lvl w:ilvl="2">
+      <w:start w:val="1"/>
+      <w:numFmt w:val="decimal"/>
+      <w:lvlText w:val="%3."/>
+      <w:lvlJc w:val="start"/>
+      <w:pPr>
+        <w:tabs>
+          <w:tab w:val="num" w:pos="1440"/>
+        </w:tabs>
+        <w:ind w:start="1440" w:hanging="360"/>
+      </w:pPr>
+    </w:lvl>
+    <w:lvl w:ilvl="3">
+      <w:start w:val="1"/>
+      <w:numFmt w:val="decimal"/>
+      <w:lvlText w:val="%4."/>
+      <w:lvlJc w:val="start"/>
+      <w:pPr>
+        <w:tabs>
+          <w:tab w:val="num" w:pos="1800"/>
+        </w:tabs>
+        <w:ind w:start="1800" w:hanging="360"/>
+      </w:pPr>
+    </w:lvl>
+    <w:lvl w:ilvl="4">
+      <w:start w:val="1"/>
+      <w:numFmt w:val="decimal"/>
+      <w:lvlText w:val="%5."/>
+      <w:lvlJc w:val="start"/>
+      <w:pPr>
+        <w:tabs>
+          <w:tab w:val="num" w:pos="2160"/>
+        </w:tabs>
+        <w:ind w:start="2160" w:hanging="360"/>
+      </w:pPr>
+    </w:lvl>
+    <w:lvl w:ilvl="5">
+      <w:start w:val="1"/>
+      <w:numFmt w:val="decimal"/>
+      <w:lvlText w:val="%6."/>
+      <w:lvlJc w:val="start"/>
+      <w:pPr>
+        <w:tabs>
+          <w:tab w:val="num" w:pos="2520"/>
+        </w:tabs>
+        <w:ind w:start="2520" w:hanging="360"/>
+      </w:pPr>
+    </w:lvl>
+    <w:lvl w:ilvl="6">
+      <w:start w:val="1"/>
+      <w:numFmt w:val="decimal"/>
+      <w:lvlText w:val="%7."/>
+      <w:lvlJc w:val="start"/>
+      <w:pPr>
+        <w:tabs>
+          <w:tab w:val="num" w:pos="2880"/>
+        </w:tabs>
+        <w:ind w:start="2880" w:hanging="360"/>
+      </w:pPr>
+    </w:lvl>
+    <w:lvl w:ilvl="7">
+      <w:start w:val="1"/>
+      <w:numFmt w:val="decimal"/>
+      <w:lvlText w:val="%8."/>
+      <w:lvlJc w:val="start"/>
+      <w:pPr>
+        <w:tabs>
+          <w:tab w:val="num" w:pos="3240"/>
+        </w:tabs>
+        <w:ind w:start="3240" w:hanging="360"/>
+      </w:pPr>
+    </w:lvl>
+    <w:lvl w:ilvl="8">
+      <w:start w:val="1"/>
+      <w:numFmt w:val="decimal"/>
+      <w:lvlText w:val="%9."/>
+      <w:lvlJc w:val="start"/>
+      <w:pPr>
+        <w:tabs>
+          <w:tab w:val="num" w:pos="3600"/>
+        </w:tabs>
+        <w:ind w:start="3600" w:hanging="360"/>
+      </w:pPr>
+    </w:lvl>
+  </w:abstractNum>
+  <w:abstractNum w:abstractNumId="12">
+    <w:lvl w:ilvl="0">
+      <w:start w:val="1"/>
+      <w:numFmt w:val="bullet"/>
+      <w:lvlText w:val=""/>
+      <w:lvlJc w:val="start"/>
+      <w:pPr>
+        <w:tabs>
+          <w:tab w:val="num" w:pos="720"/>
+        </w:tabs>
+        <w:ind w:start="720" w:hanging="283"/>
+      </w:pPr>
+      <w:rPr>
+        <w:rFonts w:ascii="Symbol" w:hAnsi="Symbol" w:cs="Symbol" w:hint="default"/>
+      </w:rPr>
+    </w:lvl>
+    <w:lvl w:ilvl="1">
+      <w:start w:val="1"/>
+      <w:numFmt w:val="decimal"/>
+      <w:lvlText w:val="%2."/>
+      <w:lvlJc w:val="start"/>
+      <w:pPr>
+        <w:tabs>
+          <w:tab w:val="num" w:pos="1080"/>
+        </w:tabs>
+        <w:ind w:start="1080" w:hanging="360"/>
+      </w:pPr>
+    </w:lvl>
+    <w:lvl w:ilvl="2">
+      <w:start w:val="1"/>
+      <w:numFmt w:val="decimal"/>
+      <w:lvlText w:val="%3."/>
+      <w:lvlJc w:val="start"/>
+      <w:pPr>
+        <w:tabs>
+          <w:tab w:val="num" w:pos="1440"/>
+        </w:tabs>
+        <w:ind w:start="1440" w:hanging="360"/>
+      </w:pPr>
+    </w:lvl>
+    <w:lvl w:ilvl="3">
+      <w:start w:val="1"/>
+      <w:numFmt w:val="decimal"/>
+      <w:lvlText w:val="%4."/>
+      <w:lvlJc w:val="start"/>
+      <w:pPr>
+        <w:tabs>
+          <w:tab w:val="num" w:pos="1800"/>
+        </w:tabs>
+        <w:ind w:start="1800" w:hanging="360"/>
+      </w:pPr>
+    </w:lvl>
+    <w:lvl w:ilvl="4">
+      <w:start w:val="1"/>
+      <w:numFmt w:val="decimal"/>
+      <w:lvlText w:val="%5."/>
+      <w:lvlJc w:val="start"/>
+      <w:pPr>
+        <w:tabs>
+          <w:tab w:val="num" w:pos="2160"/>
+        </w:tabs>
+        <w:ind w:start="2160" w:hanging="360"/>
+      </w:pPr>
+    </w:lvl>
+    <w:lvl w:ilvl="5">
+      <w:start w:val="1"/>
+      <w:numFmt w:val="decimal"/>
+      <w:lvlText w:val="%6."/>
+      <w:lvlJc w:val="start"/>
+      <w:pPr>
+        <w:tabs>
+          <w:tab w:val="num" w:pos="2520"/>
+        </w:tabs>
+        <w:ind w:start="2520" w:hanging="360"/>
+      </w:pPr>
+    </w:lvl>
+    <w:lvl w:ilvl="6">
+      <w:start w:val="1"/>
+      <w:numFmt w:val="decimal"/>
+      <w:lvlText w:val="%7."/>
+      <w:lvlJc w:val="start"/>
+      <w:pPr>
+        <w:tabs>
+          <w:tab w:val="num" w:pos="2880"/>
+        </w:tabs>
+        <w:ind w:start="2880" w:hanging="360"/>
+      </w:pPr>
+    </w:lvl>
+    <w:lvl w:ilvl="7">
+      <w:start w:val="1"/>
+      <w:numFmt w:val="decimal"/>
+      <w:lvlText w:val="%8."/>
+      <w:lvlJc w:val="start"/>
+      <w:pPr>
+        <w:tabs>
+          <w:tab w:val="num" w:pos="3240"/>
+        </w:tabs>
+        <w:ind w:start="3240" w:hanging="360"/>
+      </w:pPr>
+    </w:lvl>
+    <w:lvl w:ilvl="8">
+      <w:start w:val="1"/>
+      <w:numFmt w:val="decimal"/>
+      <w:lvlText w:val="%9."/>
+      <w:lvlJc w:val="start"/>
+      <w:pPr>
+        <w:tabs>
+          <w:tab w:val="num" w:pos="3600"/>
+        </w:tabs>
+        <w:ind w:start="3600" w:hanging="360"/>
+      </w:pPr>
+    </w:lvl>
+  </w:abstractNum>
+  <w:abstractNum w:abstractNumId="13">
+    <w:lvl w:ilvl="0">
+      <w:start w:val="1"/>
+      <w:numFmt w:val="bullet"/>
+      <w:lvlText w:val=""/>
+      <w:lvlJc w:val="start"/>
+      <w:pPr>
+        <w:tabs>
+          <w:tab w:val="num" w:pos="720"/>
+        </w:tabs>
+        <w:ind w:start="720" w:hanging="283"/>
+      </w:pPr>
+      <w:rPr>
+        <w:rFonts w:ascii="Symbol" w:hAnsi="Symbol" w:cs="Symbol" w:hint="default"/>
+      </w:rPr>
+    </w:lvl>
+    <w:lvl w:ilvl="1">
+      <w:start w:val="1"/>
+      <w:numFmt w:val="decimal"/>
+      <w:lvlText w:val="%2."/>
+      <w:lvlJc w:val="start"/>
+      <w:pPr>
+        <w:tabs>
+          <w:tab w:val="num" w:pos="1080"/>
+        </w:tabs>
+        <w:ind w:start="1080" w:hanging="360"/>
+      </w:pPr>
+    </w:lvl>
+    <w:lvl w:ilvl="2">
+      <w:start w:val="1"/>
+      <w:numFmt w:val="decimal"/>
+      <w:lvlText w:val="%3."/>
+      <w:lvlJc w:val="start"/>
+      <w:pPr>
+        <w:tabs>
+          <w:tab w:val="num" w:pos="1440"/>
+        </w:tabs>
+        <w:ind w:start="1440" w:hanging="360"/>
+      </w:pPr>
+    </w:lvl>
+    <w:lvl w:ilvl="3">
+      <w:start w:val="1"/>
+      <w:numFmt w:val="decimal"/>
+      <w:lvlText w:val="%4."/>
+      <w:lvlJc w:val="start"/>
+      <w:pPr>
+        <w:tabs>
+          <w:tab w:val="num" w:pos="1800"/>
+        </w:tabs>
+        <w:ind w:start="1800" w:hanging="360"/>
+      </w:pPr>
+    </w:lvl>
+    <w:lvl w:ilvl="4">
+      <w:start w:val="1"/>
+      <w:numFmt w:val="decimal"/>
+      <w:lvlText w:val="%5."/>
+      <w:lvlJc w:val="start"/>
+      <w:pPr>
+        <w:tabs>
+          <w:tab w:val="num" w:pos="2160"/>
+        </w:tabs>
+        <w:ind w:start="2160" w:hanging="360"/>
+      </w:pPr>
+    </w:lvl>
+    <w:lvl w:ilvl="5">
+      <w:start w:val="1"/>
+      <w:numFmt w:val="decimal"/>
+      <w:lvlText w:val="%6."/>
+      <w:lvlJc w:val="start"/>
+      <w:pPr>
+        <w:tabs>
+          <w:tab w:val="num" w:pos="2520"/>
+        </w:tabs>
+        <w:ind w:start="2520" w:hanging="360"/>
+      </w:pPr>
+    </w:lvl>
+    <w:lvl w:ilvl="6">
+      <w:start w:val="1"/>
+      <w:numFmt w:val="decimal"/>
+      <w:lvlText w:val="%7."/>
+      <w:lvlJc w:val="start"/>
+      <w:pPr>
+        <w:tabs>
+          <w:tab w:val="num" w:pos="2880"/>
+        </w:tabs>
+        <w:ind w:start="2880" w:hanging="360"/>
+      </w:pPr>
+    </w:lvl>
+    <w:lvl w:ilvl="7">
+      <w:start w:val="1"/>
+      <w:numFmt w:val="decimal"/>
+      <w:lvlText w:val="%8."/>
+      <w:lvlJc w:val="start"/>
+      <w:pPr>
+        <w:tabs>
+          <w:tab w:val="num" w:pos="3240"/>
+        </w:tabs>
+        <w:ind w:start="3240" w:hanging="360"/>
+      </w:pPr>
+    </w:lvl>
+    <w:lvl w:ilvl="8">
+      <w:start w:val="1"/>
+      <w:numFmt w:val="decimal"/>
+      <w:lvlText w:val="%9."/>
+      <w:lvlJc w:val="start"/>
+      <w:pPr>
+        <w:tabs>
+          <w:tab w:val="num" w:pos="3600"/>
+        </w:tabs>
+        <w:ind w:start="3600" w:hanging="360"/>
+      </w:pPr>
+    </w:lvl>
+  </w:abstractNum>
+  <w:abstractNum w:abstractNumId="14">
     <w:lvl w:ilvl="0">
       <w:start w:val="1"/>
       <w:numFmt w:val="none"/>
@@ -8907,12 +9606,36 @@
     <w:abstractNumId w:val="6"/>
   </w:num>
   <w:num w:numId="7">
+    <w:abstractNumId w:val="7"/>
+  </w:num>
+  <w:num w:numId="8">
+    <w:abstractNumId w:val="8"/>
+  </w:num>
+  <w:num w:numId="9">
+    <w:abstractNumId w:val="9"/>
+  </w:num>
+  <w:num w:numId="10">
+    <w:abstractNumId w:val="10"/>
+  </w:num>
+  <w:num w:numId="11">
+    <w:abstractNumId w:val="11"/>
+  </w:num>
+  <w:num w:numId="12">
+    <w:abstractNumId w:val="12"/>
+  </w:num>
+  <w:num w:numId="13">
+    <w:abstractNumId w:val="13"/>
+  </w:num>
+  <w:num w:numId="14">
+    <w:abstractNumId w:val="14"/>
+  </w:num>
+  <w:num w:numId="15">
     <w:abstractNumId w:val="4"/>
     <w:lvlOverride w:ilvl="0">
       <w:startOverride w:val="1"/>
     </w:lvlOverride>
   </w:num>
-  <w:num w:numId="8">
+  <w:num w:numId="16">
     <w:abstractNumId w:val="5"/>
     <w:lvlOverride w:ilvl="0">
       <w:startOverride w:val="1"/>
@@ -8959,7 +9682,7 @@
   </w:style>
   <w:style w:type="paragraph" w:styleId="Heading1">
     <w:name w:val="heading 1"/>
-    <w:basedOn w:val="Titreuser"/>
+    <w:basedOn w:val="Titre"/>
     <w:qFormat/>
     <w:pPr>
       <w:pBdr>
@@ -8979,7 +9702,7 @@
   </w:style>
   <w:style w:type="paragraph" w:styleId="Heading2">
     <w:name w:val="heading 2"/>
-    <w:basedOn w:val="Titreuser"/>
+    <w:basedOn w:val="Titre"/>
     <w:qFormat/>
     <w:pPr>
       <w:spacing w:before="320" w:after="120"/>
@@ -8996,7 +9719,7 @@
   </w:style>
   <w:style w:type="paragraph" w:styleId="Heading3">
     <w:name w:val="heading 3"/>
-    <w:basedOn w:val="Titreuser"/>
+    <w:basedOn w:val="Titre"/>
     <w:qFormat/>
     <w:pPr>
       <w:spacing w:before="240" w:after="80"/>
@@ -9013,7 +9736,7 @@
   </w:style>
   <w:style w:type="paragraph" w:styleId="Heading4">
     <w:name w:val="heading 4"/>
-    <w:basedOn w:val="Titreuser"/>
+    <w:basedOn w:val="Titre"/>
     <w:qFormat/>
     <w:pPr/>
     <w:rPr>
@@ -9024,7 +9747,7 @@
   </w:style>
   <w:style w:type="paragraph" w:styleId="Heading5">
     <w:name w:val="heading 5"/>
-    <w:basedOn w:val="Titreuser"/>
+    <w:basedOn w:val="Titre"/>
     <w:qFormat/>
     <w:pPr/>
     <w:rPr>
@@ -9033,7 +9756,7 @@
   </w:style>
   <w:style w:type="paragraph" w:styleId="Heading6">
     <w:name w:val="heading 6"/>
-    <w:basedOn w:val="Titreuser"/>
+    <w:basedOn w:val="Titre"/>
     <w:qFormat/>
     <w:pPr/>
     <w:rPr>
@@ -9049,8 +9772,8 @@
       <w:u w:val="single"/>
     </w:rPr>
   </w:style>
-  <w:style w:type="character" w:styleId="Caractresdenotedebasdepageuser">
-    <w:name w:val="Caractères de note de bas de page (user)"/>
+  <w:style w:type="character" w:styleId="Caractresdenotedebasdepage">
+    <w:name w:val="Caractères de note de bas de page"/>
     <w:uiPriority w:val="99"/>
     <w:semiHidden/>
     <w:unhideWhenUsed/>
@@ -9059,8 +9782,8 @@
       <w:vertAlign w:val="superscript"/>
     </w:rPr>
   </w:style>
-  <w:style w:type="character" w:styleId="Caractresdenotedebasdepage">
-    <w:name w:val="Caractères de note de bas de page"/>
+  <w:style w:type="character" w:styleId="Caractresdenotedebasdepageuser">
+    <w:name w:val="Caractères de note de bas de page (user)"/>
     <w:qFormat/>
     <w:rPr>
       <w:vertAlign w:val="superscript"/>
@@ -9083,8 +9806,8 @@
       <w:szCs w:val="20"/>
     </w:rPr>
   </w:style>
-  <w:style w:type="character" w:styleId="Caractresdenotedefinuser">
-    <w:name w:val="Caractères de note de fin (user)"/>
+  <w:style w:type="character" w:styleId="Caractresdenotedefin">
+    <w:name w:val="Caractères de note de fin"/>
     <w:uiPriority w:val="99"/>
     <w:semiHidden/>
     <w:unhideWhenUsed/>
@@ -9093,8 +9816,8 @@
       <w:vertAlign w:val="superscript"/>
     </w:rPr>
   </w:style>
-  <w:style w:type="character" w:styleId="Caractresdenotedefin">
-    <w:name w:val="Caractères de note de fin"/>
+  <w:style w:type="character" w:styleId="Caractresdenotedefinuser">
+    <w:name w:val="Caractères de note de fin (user)"/>
     <w:qFormat/>
     <w:rPr>
       <w:vertAlign w:val="superscript"/>
@@ -9125,8 +9848,8 @@
       <w:bCs/>
     </w:rPr>
   </w:style>
-  <w:style w:type="character" w:styleId="Pucesuser">
-    <w:name w:val="Puces (user)"/>
+  <w:style w:type="character" w:styleId="Puces">
+    <w:name w:val="Puces"/>
     <w:qFormat/>
     <w:rPr>
       <w:rFonts w:ascii="OpenSymbol" w:hAnsi="OpenSymbol" w:eastAsia="OpenSymbol" w:cs="OpenSymbol"/>
@@ -9207,7 +9930,7 @@
   </w:style>
   <w:style w:type="paragraph" w:styleId="Title">
     <w:name w:val="Title"/>
-    <w:basedOn w:val="Titreuser"/>
+    <w:basedOn w:val="Titre"/>
     <w:qFormat/>
     <w:pPr/>
     <w:rPr>
